--- a/AI Chat Sessions/claude sonnet 4.6 (Low) - troubleshooting pypcre meson build after repo update from parent - modelcloud -25082026 .docx
+++ b/AI Chat Sessions/claude sonnet 4.6 (Low) - troubleshooting pypcre meson build after repo update from parent - modelcloud -25082026 .docx
@@ -110,8 +110,8 @@
     </w:p>
     <w:p>
       <w:r>
-        <w:pict w14:anchorId="62C02067">
-          <v:rect id="_x0000_i1365" style="width:0;height:1.5pt" o:hralign="center" o:hrstd="t" o:hr="t" fillcolor="#a0a0a0" stroked="f"/>
+        <w:pict w14:anchorId="6EBBC8FC">
+          <v:rect id="_x0000_i1401" style="width:0;height:1.5pt" o:hralign="center" o:hrstd="t" o:hr="t" fillcolor="#a0a0a0" stroked="f"/>
         </w:pict>
       </w:r>
     </w:p>
@@ -164,8 +164,8 @@
     </w:p>
     <w:p>
       <w:r>
-        <w:pict w14:anchorId="7FA809C6">
-          <v:rect id="_x0000_i1366" style="width:0;height:1.5pt" o:hralign="center" o:hrstd="t" o:hr="t" fillcolor="#a0a0a0" stroked="f"/>
+        <w:pict w14:anchorId="351A545F">
+          <v:rect id="_x0000_i1402" style="width:0;height:1.5pt" o:hralign="center" o:hrstd="t" o:hr="t" fillcolor="#a0a0a0" stroked="f"/>
         </w:pict>
       </w:r>
     </w:p>
@@ -223,8 +223,8 @@
     </w:p>
     <w:p>
       <w:r>
-        <w:pict w14:anchorId="6C8BE285">
-          <v:rect id="_x0000_i1367" style="width:0;height:1.5pt" o:hralign="center" o:hrstd="t" o:hr="t" fillcolor="#a0a0a0" stroked="f"/>
+        <w:pict w14:anchorId="4E239ED9">
+          <v:rect id="_x0000_i1403" style="width:0;height:1.5pt" o:hralign="center" o:hrstd="t" o:hr="t" fillcolor="#a0a0a0" stroked="f"/>
         </w:pict>
       </w:r>
     </w:p>
@@ -260,8 +260,8 @@
     </w:p>
     <w:p>
       <w:r>
-        <w:pict w14:anchorId="4D7DF03E">
-          <v:rect id="_x0000_i1368" style="width:0;height:1.5pt" o:hralign="center" o:hrstd="t" o:hr="t" fillcolor="#a0a0a0" stroked="f"/>
+        <w:pict w14:anchorId="4791B89C">
+          <v:rect id="_x0000_i1404" style="width:0;height:1.5pt" o:hralign="center" o:hrstd="t" o:hr="t" fillcolor="#a0a0a0" stroked="f"/>
         </w:pict>
       </w:r>
     </w:p>
@@ -352,8 +352,8 @@
     </w:p>
     <w:p>
       <w:r>
-        <w:pict w14:anchorId="737651F6">
-          <v:rect id="_x0000_i1369" style="width:0;height:1.5pt" o:hralign="center" o:hrstd="t" o:hr="t" fillcolor="#a0a0a0" stroked="f"/>
+        <w:pict w14:anchorId="3C6400FA">
+          <v:rect id="_x0000_i1405" style="width:0;height:1.5pt" o:hralign="center" o:hrstd="t" o:hr="t" fillcolor="#a0a0a0" stroked="f"/>
         </w:pict>
       </w:r>
     </w:p>
@@ -417,8 +417,8 @@
     </w:p>
     <w:p>
       <w:r>
-        <w:pict w14:anchorId="1D334999">
-          <v:rect id="_x0000_i1370" style="width:0;height:1.5pt" o:hralign="center" o:hrstd="t" o:hr="t" fillcolor="#a0a0a0" stroked="f"/>
+        <w:pict w14:anchorId="63865B86">
+          <v:rect id="_x0000_i1406" style="width:0;height:1.5pt" o:hralign="center" o:hrstd="t" o:hr="t" fillcolor="#a0a0a0" stroked="f"/>
         </w:pict>
       </w:r>
     </w:p>
@@ -612,8 +612,8 @@
     </w:p>
     <w:p>
       <w:r>
-        <w:pict w14:anchorId="539B368B">
-          <v:rect id="_x0000_i1371" style="width:0;height:1.5pt" o:hralign="center" o:hrstd="t" o:hr="t" fillcolor="#a0a0a0" stroked="f"/>
+        <w:pict w14:anchorId="34720251">
+          <v:rect id="_x0000_i1407" style="width:0;height:1.5pt" o:hralign="center" o:hrstd="t" o:hr="t" fillcolor="#a0a0a0" stroked="f"/>
         </w:pict>
       </w:r>
     </w:p>
@@ -664,8 +664,8 @@
     </w:p>
     <w:p>
       <w:r>
-        <w:pict w14:anchorId="048842AC">
-          <v:rect id="_x0000_i1372" style="width:0;height:1.5pt" o:hralign="center" o:hrstd="t" o:hr="t" fillcolor="#a0a0a0" stroked="f"/>
+        <w:pict w14:anchorId="14CFA0B7">
+          <v:rect id="_x0000_i1408" style="width:0;height:1.5pt" o:hralign="center" o:hrstd="t" o:hr="t" fillcolor="#a0a0a0" stroked="f"/>
         </w:pict>
       </w:r>
     </w:p>
@@ -899,8 +899,8 @@
     </w:p>
     <w:p>
       <w:r>
-        <w:pict w14:anchorId="7A728198">
-          <v:rect id="_x0000_i1373" style="width:0;height:1.5pt" o:hralign="center" o:hrstd="t" o:hr="t" fillcolor="#a0a0a0" stroked="f"/>
+        <w:pict w14:anchorId="7C55444C">
+          <v:rect id="_x0000_i1409" style="width:0;height:1.5pt" o:hralign="center" o:hrstd="t" o:hr="t" fillcolor="#a0a0a0" stroked="f"/>
         </w:pict>
       </w:r>
     </w:p>
@@ -936,8 +936,8 @@
     </w:p>
     <w:p>
       <w:r>
-        <w:pict w14:anchorId="15E29E81">
-          <v:rect id="_x0000_i1374" style="width:0;height:1.5pt" o:hralign="center" o:hrstd="t" o:hr="t" fillcolor="#a0a0a0" stroked="f"/>
+        <w:pict w14:anchorId="6E2A242C">
+          <v:rect id="_x0000_i1410" style="width:0;height:1.5pt" o:hralign="center" o:hrstd="t" o:hr="t" fillcolor="#a0a0a0" stroked="f"/>
         </w:pict>
       </w:r>
     </w:p>
@@ -1004,8 +1004,8 @@
     </w:p>
     <w:p>
       <w:r>
-        <w:pict w14:anchorId="31E77F20">
-          <v:rect id="_x0000_i1375" style="width:0;height:1.5pt" o:hralign="center" o:hrstd="t" o:hr="t" fillcolor="#a0a0a0" stroked="f"/>
+        <w:pict w14:anchorId="61BAA2E5">
+          <v:rect id="_x0000_i1411" style="width:0;height:1.5pt" o:hralign="center" o:hrstd="t" o:hr="t" fillcolor="#a0a0a0" stroked="f"/>
         </w:pict>
       </w:r>
     </w:p>
@@ -1046,8 +1046,8 @@
     </w:p>
     <w:p>
       <w:r>
-        <w:pict w14:anchorId="1904B450">
-          <v:rect id="_x0000_i1376" style="width:0;height:1.5pt" o:hralign="center" o:hrstd="t" o:hr="t" fillcolor="#a0a0a0" stroked="f"/>
+        <w:pict w14:anchorId="50080F38">
+          <v:rect id="_x0000_i1412" style="width:0;height:1.5pt" o:hralign="center" o:hrstd="t" o:hr="t" fillcolor="#a0a0a0" stroked="f"/>
         </w:pict>
       </w:r>
     </w:p>
@@ -1222,8 +1222,8 @@
     </w:p>
     <w:p>
       <w:r>
-        <w:pict w14:anchorId="648611B0">
-          <v:rect id="_x0000_i1377" style="width:0;height:1.5pt" o:hralign="center" o:hrstd="t" o:hr="t" fillcolor="#a0a0a0" stroked="f"/>
+        <w:pict w14:anchorId="603CC3FD">
+          <v:rect id="_x0000_i1413" style="width:0;height:1.5pt" o:hralign="center" o:hrstd="t" o:hr="t" fillcolor="#a0a0a0" stroked="f"/>
         </w:pict>
       </w:r>
     </w:p>
@@ -1254,8 +1254,8 @@
     </w:p>
     <w:p>
       <w:r>
-        <w:pict w14:anchorId="066188B9">
-          <v:rect id="_x0000_i1378" style="width:0;height:1.5pt" o:hralign="center" o:hrstd="t" o:hr="t" fillcolor="#a0a0a0" stroked="f"/>
+        <w:pict w14:anchorId="1637A94A">
+          <v:rect id="_x0000_i1414" style="width:0;height:1.5pt" o:hralign="center" o:hrstd="t" o:hr="t" fillcolor="#a0a0a0" stroked="f"/>
         </w:pict>
       </w:r>
     </w:p>
@@ -1451,8 +1451,8 @@
     </w:p>
     <w:p>
       <w:r>
-        <w:pict w14:anchorId="66C6D761">
-          <v:rect id="_x0000_i1379" style="width:0;height:1.5pt" o:hralign="center" o:hrstd="t" o:hr="t" fillcolor="#a0a0a0" stroked="f"/>
+        <w:pict w14:anchorId="70663054">
+          <v:rect id="_x0000_i1415" style="width:0;height:1.5pt" o:hralign="center" o:hrstd="t" o:hr="t" fillcolor="#a0a0a0" stroked="f"/>
         </w:pict>
       </w:r>
     </w:p>
@@ -1585,8 +1585,8 @@
     </w:p>
     <w:p>
       <w:r>
-        <w:pict w14:anchorId="75418A96">
-          <v:rect id="_x0000_i1380" style="width:0;height:1.5pt" o:hralign="center" o:hrstd="t" o:hr="t" fillcolor="#a0a0a0" stroked="f"/>
+        <w:pict w14:anchorId="1B590C6A">
+          <v:rect id="_x0000_i1416" style="width:0;height:1.5pt" o:hralign="center" o:hrstd="t" o:hr="t" fillcolor="#a0a0a0" stroked="f"/>
         </w:pict>
       </w:r>
     </w:p>
@@ -1623,8 +1623,8 @@
     </w:p>
     <w:p>
       <w:r>
-        <w:pict w14:anchorId="6E6EA156">
-          <v:rect id="_x0000_i1381" style="width:0;height:1.5pt" o:hralign="center" o:hrstd="t" o:hr="t" fillcolor="#a0a0a0" stroked="f"/>
+        <w:pict w14:anchorId="423E08C3">
+          <v:rect id="_x0000_i1417" style="width:0;height:1.5pt" o:hralign="center" o:hrstd="t" o:hr="t" fillcolor="#a0a0a0" stroked="f"/>
         </w:pict>
       </w:r>
     </w:p>
@@ -1680,8 +1680,8 @@
     </w:p>
     <w:p>
       <w:r>
-        <w:pict w14:anchorId="25306265">
-          <v:rect id="_x0000_i1382" style="width:0;height:1.5pt" o:hralign="center" o:hrstd="t" o:hr="t" fillcolor="#a0a0a0" stroked="f"/>
+        <w:pict w14:anchorId="60E2FAE7">
+          <v:rect id="_x0000_i1418" style="width:0;height:1.5pt" o:hralign="center" o:hrstd="t" o:hr="t" fillcolor="#a0a0a0" stroked="f"/>
         </w:pict>
       </w:r>
     </w:p>
@@ -1717,8 +1717,8 @@
     </w:p>
     <w:p>
       <w:r>
-        <w:pict w14:anchorId="4C3B83CC">
-          <v:rect id="_x0000_i1383" style="width:0;height:1.5pt" o:hralign="center" o:hrstd="t" o:hr="t" fillcolor="#a0a0a0" stroked="f"/>
+        <w:pict w14:anchorId="7EC0567E">
+          <v:rect id="_x0000_i1419" style="width:0;height:1.5pt" o:hralign="center" o:hrstd="t" o:hr="t" fillcolor="#a0a0a0" stroked="f"/>
         </w:pict>
       </w:r>
     </w:p>
@@ -3227,8 +3227,8 @@
     </w:p>
     <w:p>
       <w:r>
-        <w:pict w14:anchorId="223C1169">
-          <v:rect id="_x0000_i1384" style="width:0;height:1.5pt" o:hralign="center" o:hrstd="t" o:hr="t" fillcolor="#a0a0a0" stroked="f"/>
+        <w:pict w14:anchorId="33C3132A">
+          <v:rect id="_x0000_i1420" style="width:0;height:1.5pt" o:hralign="center" o:hrstd="t" o:hr="t" fillcolor="#a0a0a0" stroked="f"/>
         </w:pict>
       </w:r>
     </w:p>
@@ -3283,8 +3283,8 @@
     </w:p>
     <w:p>
       <w:r>
-        <w:pict w14:anchorId="7574BCFD">
-          <v:rect id="_x0000_i1385" style="width:0;height:1.5pt" o:hralign="center" o:hrstd="t" o:hr="t" fillcolor="#a0a0a0" stroked="f"/>
+        <w:pict w14:anchorId="5DC3019B">
+          <v:rect id="_x0000_i1421" style="width:0;height:1.5pt" o:hralign="center" o:hrstd="t" o:hr="t" fillcolor="#a0a0a0" stroked="f"/>
         </w:pict>
       </w:r>
     </w:p>
@@ -3360,8 +3360,8 @@
     </w:p>
     <w:p>
       <w:r>
-        <w:pict w14:anchorId="1A831991">
-          <v:rect id="_x0000_i1386" style="width:0;height:1.5pt" o:hralign="center" o:hrstd="t" o:hr="t" fillcolor="#a0a0a0" stroked="f"/>
+        <w:pict w14:anchorId="1D217EDD">
+          <v:rect id="_x0000_i1422" style="width:0;height:1.5pt" o:hralign="center" o:hrstd="t" o:hr="t" fillcolor="#a0a0a0" stroked="f"/>
         </w:pict>
       </w:r>
     </w:p>
@@ -3473,8 +3473,8 @@
     </w:p>
     <w:p>
       <w:r>
-        <w:pict w14:anchorId="327899A2">
-          <v:rect id="_x0000_i1387" style="width:0;height:1.5pt" o:hralign="center" o:hrstd="t" o:hr="t" fillcolor="#a0a0a0" stroked="f"/>
+        <w:pict w14:anchorId="290C98D0">
+          <v:rect id="_x0000_i1423" style="width:0;height:1.5pt" o:hralign="center" o:hrstd="t" o:hr="t" fillcolor="#a0a0a0" stroked="f"/>
         </w:pict>
       </w:r>
     </w:p>
@@ -3684,8 +3684,8 @@
     </w:p>
     <w:p>
       <w:r>
-        <w:pict w14:anchorId="57AA9A0A">
-          <v:rect id="_x0000_i1388" style="width:0;height:1.5pt" o:hralign="center" o:hrstd="t" o:hr="t" fillcolor="#a0a0a0" stroked="f"/>
+        <w:pict w14:anchorId="634F23B3">
+          <v:rect id="_x0000_i1424" style="width:0;height:1.5pt" o:hralign="center" o:hrstd="t" o:hr="t" fillcolor="#a0a0a0" stroked="f"/>
         </w:pict>
       </w:r>
     </w:p>
@@ -3880,8 +3880,8 @@
     </w:p>
     <w:p>
       <w:r>
-        <w:pict w14:anchorId="46E468B2">
-          <v:rect id="_x0000_i1389" style="width:0;height:1.5pt" o:hralign="center" o:hrstd="t" o:hr="t" fillcolor="#a0a0a0" stroked="f"/>
+        <w:pict w14:anchorId="6E197672">
+          <v:rect id="_x0000_i1425" style="width:0;height:1.5pt" o:hralign="center" o:hrstd="t" o:hr="t" fillcolor="#a0a0a0" stroked="f"/>
         </w:pict>
       </w:r>
     </w:p>
@@ -4119,8 +4119,8 @@
     </w:p>
     <w:p>
       <w:r>
-        <w:pict w14:anchorId="43914031">
-          <v:rect id="_x0000_i1390" style="width:0;height:1.5pt" o:hralign="center" o:hrstd="t" o:hr="t" fillcolor="#a0a0a0" stroked="f"/>
+        <w:pict w14:anchorId="61E1ED3F">
+          <v:rect id="_x0000_i1426" style="width:0;height:1.5pt" o:hralign="center" o:hrstd="t" o:hr="t" fillcolor="#a0a0a0" stroked="f"/>
         </w:pict>
       </w:r>
     </w:p>
@@ -4227,8 +4227,8 @@
     </w:p>
     <w:p>
       <w:r>
-        <w:pict w14:anchorId="3658753D">
-          <v:rect id="_x0000_i1391" style="width:0;height:1.5pt" o:hralign="center" o:hrstd="t" o:hr="t" fillcolor="#a0a0a0" stroked="f"/>
+        <w:pict w14:anchorId="33577137">
+          <v:rect id="_x0000_i1427" style="width:0;height:1.5pt" o:hralign="center" o:hrstd="t" o:hr="t" fillcolor="#a0a0a0" stroked="f"/>
         </w:pict>
       </w:r>
     </w:p>
@@ -4403,8 +4403,8 @@
     </w:tbl>
     <w:p>
       <w:r>
-        <w:pict w14:anchorId="7A966C0A">
-          <v:rect id="_x0000_i1392" style="width:0;height:1.5pt" o:hralign="center" o:hrstd="t" o:hr="t" fillcolor="#a0a0a0" stroked="f"/>
+        <w:pict w14:anchorId="3C9F10F7">
+          <v:rect id="_x0000_i1428" style="width:0;height:1.5pt" o:hralign="center" o:hrstd="t" o:hr="t" fillcolor="#a0a0a0" stroked="f"/>
         </w:pict>
       </w:r>
     </w:p>
@@ -4441,8 +4441,8 @@
     </w:p>
     <w:p>
       <w:r>
-        <w:pict w14:anchorId="77BBB563">
-          <v:rect id="_x0000_i1393" style="width:0;height:1.5pt" o:hralign="center" o:hrstd="t" o:hr="t" fillcolor="#a0a0a0" stroked="f"/>
+        <w:pict w14:anchorId="3D5AA03C">
+          <v:rect id="_x0000_i1429" style="width:0;height:1.5pt" o:hralign="center" o:hrstd="t" o:hr="t" fillcolor="#a0a0a0" stroked="f"/>
         </w:pict>
       </w:r>
     </w:p>
@@ -7129,8 +7129,8 @@
     </w:p>
     <w:p>
       <w:r>
-        <w:pict w14:anchorId="772A9D9C">
-          <v:rect id="_x0000_i1394" style="width:0;height:1.5pt" o:hralign="center" o:hrstd="t" o:hr="t" fillcolor="#a0a0a0" stroked="f"/>
+        <w:pict w14:anchorId="58C1E2BB">
+          <v:rect id="_x0000_i1430" style="width:0;height:1.5pt" o:hralign="center" o:hrstd="t" o:hr="t" fillcolor="#a0a0a0" stroked="f"/>
         </w:pict>
       </w:r>
     </w:p>
@@ -7222,8 +7222,8 @@
     </w:p>
     <w:p>
       <w:r>
-        <w:pict w14:anchorId="38ED533F">
-          <v:rect id="_x0000_i1395" style="width:0;height:1.5pt" o:hralign="center" o:hrstd="t" o:hr="t" fillcolor="#a0a0a0" stroked="f"/>
+        <w:pict w14:anchorId="2123FDF9">
+          <v:rect id="_x0000_i1431" style="width:0;height:1.5pt" o:hralign="center" o:hrstd="t" o:hr="t" fillcolor="#a0a0a0" stroked="f"/>
         </w:pict>
       </w:r>
     </w:p>
@@ -7344,8 +7344,8 @@
     </w:p>
     <w:p>
       <w:r>
-        <w:pict w14:anchorId="039F6F2F">
-          <v:rect id="_x0000_i1396" style="width:0;height:1.5pt" o:hralign="center" o:hrstd="t" o:hr="t" fillcolor="#a0a0a0" stroked="f"/>
+        <w:pict w14:anchorId="7CD2EB5B">
+          <v:rect id="_x0000_i1432" style="width:0;height:1.5pt" o:hralign="center" o:hrstd="t" o:hr="t" fillcolor="#a0a0a0" stroked="f"/>
         </w:pict>
       </w:r>
     </w:p>
@@ -7381,8 +7381,8 @@
     </w:p>
     <w:p>
       <w:r>
-        <w:pict w14:anchorId="167902A4">
-          <v:rect id="_x0000_i1397" style="width:0;height:1.5pt" o:hralign="center" o:hrstd="t" o:hr="t" fillcolor="#a0a0a0" stroked="f"/>
+        <w:pict w14:anchorId="429C0136">
+          <v:rect id="_x0000_i1433" style="width:0;height:1.5pt" o:hralign="center" o:hrstd="t" o:hr="t" fillcolor="#a0a0a0" stroked="f"/>
         </w:pict>
       </w:r>
     </w:p>
@@ -7490,8 +7490,8 @@
     </w:p>
     <w:p>
       <w:r>
-        <w:pict w14:anchorId="3B6719A2">
-          <v:rect id="_x0000_i1398" style="width:0;height:1.5pt" o:hralign="center" o:hrstd="t" o:hr="t" fillcolor="#a0a0a0" stroked="f"/>
+        <w:pict w14:anchorId="75E757E5">
+          <v:rect id="_x0000_i1434" style="width:0;height:1.5pt" o:hralign="center" o:hrstd="t" o:hr="t" fillcolor="#a0a0a0" stroked="f"/>
         </w:pict>
       </w:r>
     </w:p>
@@ -7567,8 +7567,8 @@
     </w:p>
     <w:p>
       <w:r>
-        <w:pict w14:anchorId="7D4F1D56">
-          <v:rect id="_x0000_i1399" style="width:0;height:1.5pt" o:hralign="center" o:hrstd="t" o:hr="t" fillcolor="#a0a0a0" stroked="f"/>
+        <w:pict w14:anchorId="4723DFE1">
+          <v:rect id="_x0000_i1435" style="width:0;height:1.5pt" o:hralign="center" o:hrstd="t" o:hr="t" fillcolor="#a0a0a0" stroked="f"/>
         </w:pict>
       </w:r>
     </w:p>
@@ -7621,8 +7621,8 @@
     </w:p>
     <w:p>
       <w:r>
-        <w:pict w14:anchorId="5F256301">
-          <v:rect id="_x0000_i1400" style="width:0;height:1.5pt" o:hralign="center" o:hrstd="t" o:hr="t" fillcolor="#a0a0a0" stroked="f"/>
+        <w:pict w14:anchorId="4650A5F6">
+          <v:rect id="_x0000_i1436" style="width:0;height:1.5pt" o:hralign="center" o:hrstd="t" o:hr="t" fillcolor="#a0a0a0" stroked="f"/>
         </w:pict>
       </w:r>
     </w:p>
@@ -9034,8 +9034,8 @@
     </w:p>
     <w:p>
       <w:r>
-        <w:pict w14:anchorId="3853F375">
-          <v:rect id="_x0000_i1401" style="width:0;height:1.5pt" o:hralign="center" o:hrstd="t" o:hr="t" fillcolor="#a0a0a0" stroked="f"/>
+        <w:pict w14:anchorId="1EFBA570">
+          <v:rect id="_x0000_i1437" style="width:0;height:1.5pt" o:hralign="center" o:hrstd="t" o:hr="t" fillcolor="#a0a0a0" stroked="f"/>
         </w:pict>
       </w:r>
     </w:p>
@@ -9107,8 +9107,8 @@
     </w:p>
     <w:p>
       <w:r>
-        <w:pict w14:anchorId="07AF9E08">
-          <v:rect id="_x0000_i1402" style="width:0;height:1.5pt" o:hralign="center" o:hrstd="t" o:hr="t" fillcolor="#a0a0a0" stroked="f"/>
+        <w:pict w14:anchorId="37066FB6">
+          <v:rect id="_x0000_i1438" style="width:0;height:1.5pt" o:hralign="center" o:hrstd="t" o:hr="t" fillcolor="#a0a0a0" stroked="f"/>
         </w:pict>
       </w:r>
     </w:p>
@@ -9169,8 +9169,8 @@
     </w:p>
     <w:p>
       <w:r>
-        <w:pict w14:anchorId="774E5A2A">
-          <v:rect id="_x0000_i1403" style="width:0;height:1.5pt" o:hralign="center" o:hrstd="t" o:hr="t" fillcolor="#a0a0a0" stroked="f"/>
+        <w:pict w14:anchorId="0CF87189">
+          <v:rect id="_x0000_i1439" style="width:0;height:1.5pt" o:hralign="center" o:hrstd="t" o:hr="t" fillcolor="#a0a0a0" stroked="f"/>
         </w:pict>
       </w:r>
     </w:p>
@@ -9724,8 +9724,8 @@
     </w:p>
     <w:p>
       <w:r>
-        <w:pict w14:anchorId="13E6057B">
-          <v:rect id="_x0000_i1404" style="width:0;height:1.5pt" o:hralign="center" o:hrstd="t" o:hr="t" fillcolor="#a0a0a0" stroked="f"/>
+        <w:pict w14:anchorId="32285522">
+          <v:rect id="_x0000_i1440" style="width:0;height:1.5pt" o:hralign="center" o:hrstd="t" o:hr="t" fillcolor="#a0a0a0" stroked="f"/>
         </w:pict>
       </w:r>
     </w:p>
@@ -9812,8 +9812,8 @@
     </w:p>
     <w:p>
       <w:r>
-        <w:pict w14:anchorId="7A6CFBD9">
-          <v:rect id="_x0000_i1405" style="width:0;height:1.5pt" o:hralign="center" o:hrstd="t" o:hr="t" fillcolor="#a0a0a0" stroked="f"/>
+        <w:pict w14:anchorId="5056D450">
+          <v:rect id="_x0000_i1441" style="width:0;height:1.5pt" o:hralign="center" o:hrstd="t" o:hr="t" fillcolor="#a0a0a0" stroked="f"/>
         </w:pict>
       </w:r>
     </w:p>
@@ -9859,8 +9859,8 @@
     </w:p>
     <w:p>
       <w:r>
-        <w:pict w14:anchorId="4206AE91">
-          <v:rect id="_x0000_i1406" style="width:0;height:1.5pt" o:hralign="center" o:hrstd="t" o:hr="t" fillcolor="#a0a0a0" stroked="f"/>
+        <w:pict w14:anchorId="2E1BEE89">
+          <v:rect id="_x0000_i1442" style="width:0;height:1.5pt" o:hralign="center" o:hrstd="t" o:hr="t" fillcolor="#a0a0a0" stroked="f"/>
         </w:pict>
       </w:r>
     </w:p>
@@ -9970,8 +9970,8 @@
     </w:p>
     <w:p>
       <w:r>
-        <w:pict w14:anchorId="1563B889">
-          <v:rect id="_x0000_i1407" style="width:0;height:1.5pt" o:hralign="center" o:hrstd="t" o:hr="t" fillcolor="#a0a0a0" stroked="f"/>
+        <w:pict w14:anchorId="009ABFB6">
+          <v:rect id="_x0000_i1443" style="width:0;height:1.5pt" o:hralign="center" o:hrstd="t" o:hr="t" fillcolor="#a0a0a0" stroked="f"/>
         </w:pict>
       </w:r>
     </w:p>
@@ -10012,8 +10012,8 @@
     </w:p>
     <w:p>
       <w:r>
-        <w:pict w14:anchorId="2DAB1AAA">
-          <v:rect id="_x0000_i1408" style="width:0;height:1.5pt" o:hralign="center" o:hrstd="t" o:hr="t" fillcolor="#a0a0a0" stroked="f"/>
+        <w:pict w14:anchorId="4BB95699">
+          <v:rect id="_x0000_i1444" style="width:0;height:1.5pt" o:hralign="center" o:hrstd="t" o:hr="t" fillcolor="#a0a0a0" stroked="f"/>
         </w:pict>
       </w:r>
     </w:p>
@@ -10054,8 +10054,8 @@
     </w:p>
     <w:p>
       <w:r>
-        <w:pict w14:anchorId="182ABCC2">
-          <v:rect id="_x0000_i1409" style="width:0;height:1.5pt" o:hralign="center" o:hrstd="t" o:hr="t" fillcolor="#a0a0a0" stroked="f"/>
+        <w:pict w14:anchorId="203C0F3D">
+          <v:rect id="_x0000_i1445" style="width:0;height:1.5pt" o:hralign="center" o:hrstd="t" o:hr="t" fillcolor="#a0a0a0" stroked="f"/>
         </w:pict>
       </w:r>
     </w:p>
@@ -10111,8 +10111,8 @@
     </w:p>
     <w:p>
       <w:r>
-        <w:pict w14:anchorId="3A981F84">
-          <v:rect id="_x0000_i1410" style="width:0;height:1.5pt" o:hralign="center" o:hrstd="t" o:hr="t" fillcolor="#a0a0a0" stroked="f"/>
+        <w:pict w14:anchorId="3B216C6E">
+          <v:rect id="_x0000_i1446" style="width:0;height:1.5pt" o:hralign="center" o:hrstd="t" o:hr="t" fillcolor="#a0a0a0" stroked="f"/>
         </w:pict>
       </w:r>
     </w:p>
@@ -10153,8 +10153,8 @@
     </w:p>
     <w:p>
       <w:r>
-        <w:pict w14:anchorId="78FDD7E7">
-          <v:rect id="_x0000_i1411" style="width:0;height:1.5pt" o:hralign="center" o:hrstd="t" o:hr="t" fillcolor="#a0a0a0" stroked="f"/>
+        <w:pict w14:anchorId="0C498690">
+          <v:rect id="_x0000_i1447" style="width:0;height:1.5pt" o:hralign="center" o:hrstd="t" o:hr="t" fillcolor="#a0a0a0" stroked="f"/>
         </w:pict>
       </w:r>
     </w:p>
@@ -10398,6 +10398,374 @@
         <w:t>All three returning clean output means all three are in sync — parent merged in, your meson changes intact, GitHub remote updated.</w:t>
       </w:r>
     </w:p>
+    <w:p>
+      <w:r>
+        <w:t>Does this mean clean fork:</w:t>
+      </w:r>
+    </w:p>
+    <w:p>
+      <w:r>
+        <w:t>PS D:\dev\PyPcre&gt; git fetch upstream</w:t>
+      </w:r>
+    </w:p>
+    <w:p>
+      <w:r>
+        <w:t>git log HEAD..upstream/main --oneline # must be empty git log upstream/main..HEAD --oneline # must show your meson commits only</w:t>
+      </w:r>
+    </w:p>
+    <w:p>
+      <w:r>
+        <w:t>4bfa967 (HEAD -&gt; main, origin/main, origin/HEAD) merge: upstream/main v0.6.2, retain meson build system 41b4c1f merge: upstream/main v0.6.1, retain meson build system 46e612c Changed Readme.MD for better visibility and understanding 55cc044 docs: comprehensive meson build README for fork b9deebd docs: add git workflow notes for future reference 69c28c9 local: add new pcre source files to meson install_sources, fix extension_module subdir 9bbeb78 local: meson build system support for Windows clang-win PS D:\dev\PyPcre&gt;</w:t>
+      </w:r>
+    </w:p>
+    <w:p>
+      <w:r>
+        <w:t>Yes, perfectly clean fork. Interpreting the output:</w:t>
+      </w:r>
+    </w:p>
+    <w:p>
+      <w:pPr>
+        <w:numPr>
+          <w:ilvl w:val="0"/>
+          <w:numId w:val="33"/>
+        </w:numPr>
+      </w:pPr>
+      <w:r>
+        <w:rPr>
+          <w:b/>
+          <w:bCs/>
+        </w:rPr>
+        <w:t>First command (empty)</w:t>
+      </w:r>
+      <w:r>
+        <w:t xml:space="preserve"> → you are missing nothing from upstream. Parent has nothing you don't have.</w:t>
+      </w:r>
+    </w:p>
+    <w:p>
+      <w:pPr>
+        <w:numPr>
+          <w:ilvl w:val="0"/>
+          <w:numId w:val="33"/>
+        </w:numPr>
+      </w:pPr>
+      <w:r>
+        <w:rPr>
+          <w:b/>
+          <w:bCs/>
+        </w:rPr>
+        <w:t>Second command (7 commits)</w:t>
+      </w:r>
+      <w:r>
+        <w:t xml:space="preserve"> → these are exclusively YOUR commits that upstream doesn't have — all meson-related, nothing accidental.</w:t>
+      </w:r>
+    </w:p>
+    <w:p>
+      <w:r>
+        <w:t>This is exactly the ideal state for a fork:</w:t>
+      </w:r>
+    </w:p>
+    <w:p>
+      <w:r>
+        <w:lastRenderedPageBreak/>
+        <w:t>upstream/main ─────────────────────────────</w:t>
+      </w:r>
+      <w:r>
+        <w:rPr>
+          <w:rFonts w:ascii="Arial" w:hAnsi="Arial" w:cs="Arial"/>
+        </w:rPr>
+        <w:t>►</w:t>
+      </w:r>
+      <w:r>
+        <w:t xml:space="preserve"> (nothing ahead of you)</w:t>
+      </w:r>
+    </w:p>
+    <w:p>
+      <w:r>
+        <w:t xml:space="preserve">                    │</w:t>
+      </w:r>
+    </w:p>
+    <w:p>
+      <w:r>
+        <w:t xml:space="preserve">                    └── your 7 meson commits ahead</w:t>
+      </w:r>
+    </w:p>
+    <w:p>
+      <w:r>
+        <w:t xml:space="preserve">                              │</w:t>
+      </w:r>
+    </w:p>
+    <w:p>
+      <w:r>
+        <w:t xml:space="preserve">                              </w:t>
+      </w:r>
+      <w:r>
+        <w:rPr>
+          <w:rFonts w:ascii="Arial" w:hAnsi="Arial" w:cs="Arial"/>
+        </w:rPr>
+        <w:t>▼</w:t>
+      </w:r>
+    </w:p>
+    <w:p>
+      <w:r>
+        <w:t xml:space="preserve">                    HEAD = origin/main = local main</w:t>
+      </w:r>
+    </w:p>
+    <w:p>
+      <w:r>
+        <w:t>Clean, intentional, and fully in sync. Nothing missing, nothing extra.</w:t>
+      </w:r>
+    </w:p>
+    <w:p>
+      <w:r>
+        <w:t>In this step -e can be removed. Elsewhere for a custom built library for me -e switch created issue - Everytime it was recompiling:</w:t>
+      </w:r>
+    </w:p>
+    <w:p>
+      <w:r>
+        <w:t>pip install -e . --no-build-isolation --no-cache-dir -Csetup-args="-Dpcre2_include_dir=D:\Programs\pcre2-clang-win\include" -Csetup-args="-Dpcre2_library=D:\Programs\pcre2-clang-win\lib\pcre2-8-static.lib"</w:t>
+      </w:r>
+    </w:p>
+    <w:p>
+      <w:r>
+        <w:t>Good point, but for PyPcre specifically -e (editable mode) is actually useful because:</w:t>
+      </w:r>
+    </w:p>
+    <w:p>
+      <w:pPr>
+        <w:numPr>
+          <w:ilvl w:val="0"/>
+          <w:numId w:val="34"/>
+        </w:numPr>
+      </w:pPr>
+      <w:r>
+        <w:t>You're working from a local fork (D:\dev\PyPcre) where you may tweak meson.build or other files</w:t>
+      </w:r>
+    </w:p>
+    <w:p>
+      <w:pPr>
+        <w:numPr>
+          <w:ilvl w:val="0"/>
+          <w:numId w:val="34"/>
+        </w:numPr>
+      </w:pPr>
+      <w:r>
+        <w:t>Without -e, pip installs a fixed wheel into site-packages and your local source changes won't reflect without reinstalling every time</w:t>
+      </w:r>
+    </w:p>
+    <w:p>
+      <w:r>
+        <w:t>The recompilation issue you saw elsewhere was likely because the editable loader detects source changes and triggers a rebuild automatically — which is the intended behaviour for development.</w:t>
+      </w:r>
+    </w:p>
+    <w:p>
+      <w:r>
+        <w:t xml:space="preserve">However if you want a </w:t>
+      </w:r>
+      <w:r>
+        <w:rPr>
+          <w:b/>
+          <w:bCs/>
+        </w:rPr>
+        <w:t>stable non-editable install</w:t>
+      </w:r>
+      <w:r>
+        <w:t xml:space="preserve"> (no automatic recompilation, treat it like a normal package):</w:t>
+      </w:r>
+    </w:p>
+    <w:p>
+      <w:r>
+        <w:t>powershell</w:t>
+      </w:r>
+    </w:p>
+    <w:p>
+      <w:r>
+        <w:t>pip install . --no-build-isolation --no-cache-dir `</w:t>
+      </w:r>
+    </w:p>
+    <w:p>
+      <w:r>
+        <w:t xml:space="preserve">  -Csetup-args="-Dpcre2_include_dir=D:\Programs\pcre2-clang-win\include" `</w:t>
+      </w:r>
+    </w:p>
+    <w:p>
+      <w:r>
+        <w:t xml:space="preserve">  -Csetup-args="-Dpcre2_library=D:\Programs\pcre2-clang-win\lib\pcre2-8-static.lib"</w:t>
+      </w:r>
+    </w:p>
+    <w:p>
+      <w:r>
+        <w:t>Just drop the -e. The wheel gets built once and installed into site-packages — no watching, no recompilation on import.</w:t>
+      </w:r>
+    </w:p>
+    <w:p>
+      <w:r>
+        <w:rPr>
+          <w:b/>
+          <w:bCs/>
+        </w:rPr>
+        <w:t>Recommendation:</w:t>
+      </w:r>
+      <w:r>
+        <w:t xml:space="preserve"> Since you're syncing from upstream regularly and rebuilding explicitly each time anyway, dropping -e makes sense here. You control when rebuilds happen (your workflow Step 6) rather than meson-python deciding for you.</w:t>
+      </w:r>
+    </w:p>
+    <w:p>
+      <w:r>
+        <w:t>So this step 6 will change: use-clang-win Remove-Item -Recurse -Force _build -ErrorAction SilentlyContinue pip uninstall pypcre -y pip install -e . --no-build-isolation --no-cache-dir -Csetup-args="-Dpcre2_include_dir=D:\Programs\pcre2-clang-win\include" -Csetup-args="-Dpcre2_library=D:\Programs\pcre2-clang-win\lib\pcre2-8-static.lib"</w:t>
+      </w:r>
+    </w:p>
+    <w:p>
+      <w:r>
+        <w:t>Yes, Step 6 becomes:</w:t>
+      </w:r>
+    </w:p>
+    <w:p>
+      <w:r>
+        <w:t>powershell</w:t>
+      </w:r>
+    </w:p>
+    <w:p>
+      <w:r>
+        <w:lastRenderedPageBreak/>
+        <w:t>use-clang-win</w:t>
+      </w:r>
+    </w:p>
+    <w:p>
+      <w:r>
+        <w:t>Remove-Item -Recurse -Force _build -ErrorAction SilentlyContinue</w:t>
+      </w:r>
+    </w:p>
+    <w:p>
+      <w:r>
+        <w:t>pip uninstall pypcre -y</w:t>
+      </w:r>
+    </w:p>
+    <w:p>
+      <w:r>
+        <w:t>pip install . --no-build-isolation --no-cache-dir `</w:t>
+      </w:r>
+    </w:p>
+    <w:p>
+      <w:r>
+        <w:t xml:space="preserve">  -Csetup-args="-Dpcre2_include_dir=D:\Programs\pcre2-clang-win\include" `</w:t>
+      </w:r>
+    </w:p>
+    <w:p>
+      <w:r>
+        <w:t xml:space="preserve">  -Csetup-args="-Dpcre2_library=D:\Programs\pcre2-clang-win\lib\pcre2-8-static.lib"</w:t>
+      </w:r>
+    </w:p>
+    <w:p>
+      <w:r>
+        <w:t>Just -e removed. Everything else stays the same. Update your git_workflow.md file accordingly:</w:t>
+      </w:r>
+    </w:p>
+    <w:p>
+      <w:r>
+        <w:t>powershell</w:t>
+      </w:r>
+    </w:p>
+    <w:p>
+      <w:r>
+        <w:t>cd D:\dev\PyPcre</w:t>
+      </w:r>
+    </w:p>
+    <w:p>
+      <w:r>
+        <w:t>gvim git_workflow.md</w:t>
+      </w:r>
+    </w:p>
+    <w:p>
+      <w:r>
+        <w:t>Then commit and push:</w:t>
+      </w:r>
+    </w:p>
+    <w:p>
+      <w:r>
+        <w:t>powershell</w:t>
+      </w:r>
+    </w:p>
+    <w:p>
+      <w:r>
+        <w:t>git add git_workflow.md</w:t>
+      </w:r>
+    </w:p>
+    <w:p>
+      <w:r>
+        <w:t>git commit -m "docs: switch to non-editable install in workflow"</w:t>
+      </w:r>
+    </w:p>
+    <w:p>
+      <w:r>
+        <w:t>git push origin main</w:t>
+      </w:r>
+    </w:p>
+    <w:p>
+      <w:r>
+        <w:t>Running that now shows:</w:t>
+      </w:r>
+    </w:p>
+    <w:p>
+      <w:r>
+        <w:t>Found existing installation: PyPcre 0.6.2 Uninstalling PyPcre-0.6.2: Successfully uninstalled PyPcre-0.6.2 Usage: pip install [options] &lt;requirement specifier&gt; [package-index-options] ... pip install [options] -r &lt;requirements file&gt; [package-index-options] ... pip install [options] [-e] &lt;vcs project url&gt; ... pip install [options] [-e] &lt;local project path&gt; ... pip install [options] &lt;archive url/path&gt; ... Arguments to -C must be of the form KEY=VAL WARNING: Skipping pypcre as it is not installed.</w:t>
+      </w:r>
+    </w:p>
+    <w:p>
+      <w:r>
+        <w:t>The backtick line continuation broke — PowerShell didn't join the lines properly. Run it as a single line instead:</w:t>
+      </w:r>
+    </w:p>
+    <w:p>
+      <w:r>
+        <w:t>powershell</w:t>
+      </w:r>
+    </w:p>
+    <w:p>
+      <w:r>
+        <w:t>pip install . --no-build-isolation --no-cache-dir -Csetup-args="-Dpcre2_include_dir=D:\Programs\pcre2-clang-win\include" -Csetup-args="-Dpcre2_library=D:\Programs\pcre2-clang-win\lib\pcre2-8-static.lib"</w:t>
+      </w:r>
+    </w:p>
+    <w:p>
+      <w:r>
+        <w:t xml:space="preserve">Or if you want to keep it multiline, make sure there is </w:t>
+      </w:r>
+      <w:r>
+        <w:rPr>
+          <w:b/>
+          <w:bCs/>
+        </w:rPr>
+        <w:t>nothing</w:t>
+      </w:r>
+      <w:r>
+        <w:t xml:space="preserve"> (no space, no comment) after each backtick:</w:t>
+      </w:r>
+    </w:p>
+    <w:p>
+      <w:r>
+        <w:t>powershell</w:t>
+      </w:r>
+    </w:p>
+    <w:p>
+      <w:r>
+        <w:t>pip install . --no-build-isolation --no-cache-dir `</w:t>
+      </w:r>
+    </w:p>
+    <w:p>
+      <w:r>
+        <w:t xml:space="preserve">  -Csetup-args="-Dpcre2_include_dir=D:\Programs\pcre2-clang-win\include" `</w:t>
+      </w:r>
+    </w:p>
+    <w:p>
+      <w:r>
+        <w:t xml:space="preserve">  -Csetup-args="-Dpcre2_library=D:\Programs\pcre2-clang-win\lib\pcre2-8-static.lib"</w:t>
+      </w:r>
+    </w:p>
+    <w:p>
+      <w:r>
+        <w:lastRenderedPageBreak/>
+        <w:t>The backtick line continuation in PowerShell fails silently if there's a trailing space after it — which is easy to accidentally introduce when copy-pasting.</w:t>
+      </w:r>
+    </w:p>
     <w:p/>
     <w:sectPr>
       <w:pgSz w:w="11906" w:h="16838"/>
@@ -10412,13 +10780,13 @@
 <file path=word/numbering.xml><?xml version="1.0" encoding="utf-8"?>
 <w:numbering xmlns:wpc="http://schemas.microsoft.com/office/word/2010/wordprocessingCanvas" xmlns:cx="http://schemas.microsoft.com/office/drawing/2014/chartex" xmlns:cx1="http://schemas.microsoft.com/office/drawing/2015/9/8/chartex" xmlns:cx2="http://schemas.microsoft.com/office/drawing/2015/10/21/chartex" xmlns:cx3="http://schemas.microsoft.com/office/drawing/2016/5/9/chartex" xmlns:cx4="http://schemas.microsoft.com/office/drawing/2016/5/10/chartex" xmlns:cx5="http://schemas.microsoft.com/office/drawing/2016/5/11/chartex" xmlns:cx6="http://schemas.microsoft.com/office/drawing/2016/5/12/chartex" xmlns:cx7="http://schemas.microsoft.com/office/drawing/2016/5/13/chartex" xmlns:cx8="http://schemas.microsoft.com/office/drawing/2016/5/14/chartex" xmlns:mc="http://schemas.openxmlformats.org/markup-compatibility/2006" xmlns:aink="http://schemas.microsoft.com/office/drawing/2016/ink" xmlns:am3d="http://schemas.microsoft.com/office/drawing/2017/model3d" xmlns:o="urn:schemas-microsoft-com:office:office" xmlns:oel="http://schemas.microsoft.com/office/2019/extlst" xmlns:r="http://schemas.openxmlformats.org/officeDocument/2006/relationships" xmlns:m="http://schemas.openxmlformats.org/officeDocument/2006/math" xmlns:v="urn:schemas-microsoft-com:vml" xmlns:wp14="http://schemas.microsoft.com/office/word/2010/wordprocessingDrawing" xmlns:wp="http://schemas.openxmlformats.org/drawingml/2006/wordprocessingDrawing" xmlns:w10="urn:schemas-microsoft-com:office:word" xmlns:w="http://schemas.openxmlformats.org/wordprocessingml/2006/main" xmlns:w14="http://schemas.microsoft.com/office/word/2010/wordml" xmlns:w15="http://schemas.microsoft.com/office/word/2012/wordml" xmlns:w16cex="http://schemas.microsoft.com/office/word/2018/wordml/cex" xmlns:w16cid="http://schemas.microsoft.com/office/word/2016/wordml/cid" xmlns:w16="http://schemas.microsoft.com/office/word/2018/wordml" xmlns:w16du="http://schemas.microsoft.com/office/word/2023/wordml/word16du" xmlns:w16sdtdh="http://schemas.microsoft.com/office/word/2020/wordml/sdtdatahash" xmlns:w16sdtfl="http://schemas.microsoft.com/office/word/2024/wordml/sdtformatlock" xmlns:w16se="http://schemas.microsoft.com/office/word/2015/wordml/symex" xmlns:wpg="http://schemas.microsoft.com/office/word/2010/wordprocessingGroup" xmlns:wpi="http://schemas.microsoft.com/office/word/2010/wordprocessingInk" xmlns:wne="http://schemas.microsoft.com/office/word/2006/wordml" xmlns:wps="http://schemas.microsoft.com/office/word/2010/wordprocessingShape" mc:Ignorable="w14 w15 w16se w16cid w16 w16cex w16sdtdh w16sdtfl w16du wp14">
   <w:abstractNum w:abstractNumId="0" w15:restartNumberingAfterBreak="0">
-    <w:nsid w:val="00E86369"/>
+    <w:nsid w:val="0044601B"/>
     <w:multiLevelType w:val="multilevel"/>
-    <w:tmpl w:val="DAF8D68A"/>
+    <w:tmpl w:val="79BA4D9C"/>
     <w:lvl w:ilvl="0">
       <w:start w:val="1"/>
-      <w:numFmt w:val="bullet"/>
-      <w:lvlText w:val=""/>
+      <w:numFmt w:val="decimal"/>
+      <w:lvlText w:val="%1."/>
       <w:lvlJc w:val="left"/>
       <w:pPr>
         <w:tabs>
@@ -10426,15 +10794,11 @@
         </w:tabs>
         <w:ind w:left="720" w:hanging="360"/>
       </w:pPr>
-      <w:rPr>
-        <w:rFonts w:ascii="Symbol" w:hAnsi="Symbol" w:hint="default"/>
-        <w:sz w:val="20"/>
-      </w:rPr>
     </w:lvl>
     <w:lvl w:ilvl="1" w:tentative="1">
       <w:start w:val="1"/>
-      <w:numFmt w:val="bullet"/>
-      <w:lvlText w:val="o"/>
+      <w:numFmt w:val="decimal"/>
+      <w:lvlText w:val="%2."/>
       <w:lvlJc w:val="left"/>
       <w:pPr>
         <w:tabs>
@@ -10442,15 +10806,11 @@
         </w:tabs>
         <w:ind w:left="1440" w:hanging="360"/>
       </w:pPr>
-      <w:rPr>
-        <w:rFonts w:ascii="Courier New" w:hAnsi="Courier New" w:hint="default"/>
-        <w:sz w:val="20"/>
-      </w:rPr>
     </w:lvl>
     <w:lvl w:ilvl="2" w:tentative="1">
       <w:start w:val="1"/>
-      <w:numFmt w:val="bullet"/>
-      <w:lvlText w:val=""/>
+      <w:numFmt w:val="decimal"/>
+      <w:lvlText w:val="%3."/>
       <w:lvlJc w:val="left"/>
       <w:pPr>
         <w:tabs>
@@ -10458,15 +10818,11 @@
         </w:tabs>
         <w:ind w:left="2160" w:hanging="360"/>
       </w:pPr>
-      <w:rPr>
-        <w:rFonts w:ascii="Wingdings" w:hAnsi="Wingdings" w:hint="default"/>
-        <w:sz w:val="20"/>
-      </w:rPr>
     </w:lvl>
     <w:lvl w:ilvl="3" w:tentative="1">
       <w:start w:val="1"/>
-      <w:numFmt w:val="bullet"/>
-      <w:lvlText w:val=""/>
+      <w:numFmt w:val="decimal"/>
+      <w:lvlText w:val="%4."/>
       <w:lvlJc w:val="left"/>
       <w:pPr>
         <w:tabs>
@@ -10474,15 +10830,11 @@
         </w:tabs>
         <w:ind w:left="2880" w:hanging="360"/>
       </w:pPr>
-      <w:rPr>
-        <w:rFonts w:ascii="Wingdings" w:hAnsi="Wingdings" w:hint="default"/>
-        <w:sz w:val="20"/>
-      </w:rPr>
     </w:lvl>
     <w:lvl w:ilvl="4" w:tentative="1">
       <w:start w:val="1"/>
-      <w:numFmt w:val="bullet"/>
-      <w:lvlText w:val=""/>
+      <w:numFmt w:val="decimal"/>
+      <w:lvlText w:val="%5."/>
       <w:lvlJc w:val="left"/>
       <w:pPr>
         <w:tabs>
@@ -10490,15 +10842,11 @@
         </w:tabs>
         <w:ind w:left="3600" w:hanging="360"/>
       </w:pPr>
-      <w:rPr>
-        <w:rFonts w:ascii="Wingdings" w:hAnsi="Wingdings" w:hint="default"/>
-        <w:sz w:val="20"/>
-      </w:rPr>
     </w:lvl>
     <w:lvl w:ilvl="5" w:tentative="1">
       <w:start w:val="1"/>
-      <w:numFmt w:val="bullet"/>
-      <w:lvlText w:val=""/>
+      <w:numFmt w:val="decimal"/>
+      <w:lvlText w:val="%6."/>
       <w:lvlJc w:val="left"/>
       <w:pPr>
         <w:tabs>
@@ -10506,15 +10854,11 @@
         </w:tabs>
         <w:ind w:left="4320" w:hanging="360"/>
       </w:pPr>
-      <w:rPr>
-        <w:rFonts w:ascii="Wingdings" w:hAnsi="Wingdings" w:hint="default"/>
-        <w:sz w:val="20"/>
-      </w:rPr>
     </w:lvl>
     <w:lvl w:ilvl="6" w:tentative="1">
       <w:start w:val="1"/>
-      <w:numFmt w:val="bullet"/>
-      <w:lvlText w:val=""/>
+      <w:numFmt w:val="decimal"/>
+      <w:lvlText w:val="%7."/>
       <w:lvlJc w:val="left"/>
       <w:pPr>
         <w:tabs>
@@ -10522,15 +10866,11 @@
         </w:tabs>
         <w:ind w:left="5040" w:hanging="360"/>
       </w:pPr>
-      <w:rPr>
-        <w:rFonts w:ascii="Wingdings" w:hAnsi="Wingdings" w:hint="default"/>
-        <w:sz w:val="20"/>
-      </w:rPr>
     </w:lvl>
     <w:lvl w:ilvl="7" w:tentative="1">
       <w:start w:val="1"/>
-      <w:numFmt w:val="bullet"/>
-      <w:lvlText w:val=""/>
+      <w:numFmt w:val="decimal"/>
+      <w:lvlText w:val="%8."/>
       <w:lvlJc w:val="left"/>
       <w:pPr>
         <w:tabs>
@@ -10538,15 +10878,11 @@
         </w:tabs>
         <w:ind w:left="5760" w:hanging="360"/>
       </w:pPr>
-      <w:rPr>
-        <w:rFonts w:ascii="Wingdings" w:hAnsi="Wingdings" w:hint="default"/>
-        <w:sz w:val="20"/>
-      </w:rPr>
     </w:lvl>
     <w:lvl w:ilvl="8" w:tentative="1">
       <w:start w:val="1"/>
-      <w:numFmt w:val="bullet"/>
-      <w:lvlText w:val=""/>
+      <w:numFmt w:val="decimal"/>
+      <w:lvlText w:val="%9."/>
       <w:lvlJc w:val="left"/>
       <w:pPr>
         <w:tabs>
@@ -10554,16 +10890,12 @@
         </w:tabs>
         <w:ind w:left="6480" w:hanging="360"/>
       </w:pPr>
-      <w:rPr>
-        <w:rFonts w:ascii="Wingdings" w:hAnsi="Wingdings" w:hint="default"/>
-        <w:sz w:val="20"/>
-      </w:rPr>
     </w:lvl>
   </w:abstractNum>
   <w:abstractNum w:abstractNumId="1" w15:restartNumberingAfterBreak="0">
-    <w:nsid w:val="0224405A"/>
+    <w:nsid w:val="01AD7796"/>
     <w:multiLevelType w:val="multilevel"/>
-    <w:tmpl w:val="09148AA2"/>
+    <w:tmpl w:val="F32C603E"/>
     <w:lvl w:ilvl="0">
       <w:start w:val="1"/>
       <w:numFmt w:val="bullet"/>
@@ -10710,9 +11042,9 @@
     </w:lvl>
   </w:abstractNum>
   <w:abstractNum w:abstractNumId="2" w15:restartNumberingAfterBreak="0">
-    <w:nsid w:val="028F4798"/>
+    <w:nsid w:val="07BF4F6C"/>
     <w:multiLevelType w:val="multilevel"/>
-    <w:tmpl w:val="B498D97C"/>
+    <w:tmpl w:val="622A42BE"/>
     <w:lvl w:ilvl="0">
       <w:start w:val="1"/>
       <w:numFmt w:val="bullet"/>
@@ -10859,13 +11191,13 @@
     </w:lvl>
   </w:abstractNum>
   <w:abstractNum w:abstractNumId="3" w15:restartNumberingAfterBreak="0">
-    <w:nsid w:val="047C33EB"/>
+    <w:nsid w:val="0FC95306"/>
     <w:multiLevelType w:val="multilevel"/>
-    <w:tmpl w:val="02AE2C6C"/>
+    <w:tmpl w:val="B1208B8C"/>
     <w:lvl w:ilvl="0">
       <w:start w:val="1"/>
-      <w:numFmt w:val="bullet"/>
-      <w:lvlText w:val=""/>
+      <w:numFmt w:val="decimal"/>
+      <w:lvlText w:val="%1."/>
       <w:lvlJc w:val="left"/>
       <w:pPr>
         <w:tabs>
@@ -10873,15 +11205,11 @@
         </w:tabs>
         <w:ind w:left="720" w:hanging="360"/>
       </w:pPr>
-      <w:rPr>
-        <w:rFonts w:ascii="Symbol" w:hAnsi="Symbol" w:hint="default"/>
-        <w:sz w:val="20"/>
-      </w:rPr>
     </w:lvl>
     <w:lvl w:ilvl="1" w:tentative="1">
       <w:start w:val="1"/>
-      <w:numFmt w:val="bullet"/>
-      <w:lvlText w:val="o"/>
+      <w:numFmt w:val="decimal"/>
+      <w:lvlText w:val="%2."/>
       <w:lvlJc w:val="left"/>
       <w:pPr>
         <w:tabs>
@@ -10889,15 +11217,11 @@
         </w:tabs>
         <w:ind w:left="1440" w:hanging="360"/>
       </w:pPr>
-      <w:rPr>
-        <w:rFonts w:ascii="Courier New" w:hAnsi="Courier New" w:hint="default"/>
-        <w:sz w:val="20"/>
-      </w:rPr>
     </w:lvl>
     <w:lvl w:ilvl="2" w:tentative="1">
       <w:start w:val="1"/>
-      <w:numFmt w:val="bullet"/>
-      <w:lvlText w:val=""/>
+      <w:numFmt w:val="decimal"/>
+      <w:lvlText w:val="%3."/>
       <w:lvlJc w:val="left"/>
       <w:pPr>
         <w:tabs>
@@ -10905,15 +11229,11 @@
         </w:tabs>
         <w:ind w:left="2160" w:hanging="360"/>
       </w:pPr>
-      <w:rPr>
-        <w:rFonts w:ascii="Wingdings" w:hAnsi="Wingdings" w:hint="default"/>
-        <w:sz w:val="20"/>
-      </w:rPr>
     </w:lvl>
     <w:lvl w:ilvl="3" w:tentative="1">
       <w:start w:val="1"/>
-      <w:numFmt w:val="bullet"/>
-      <w:lvlText w:val=""/>
+      <w:numFmt w:val="decimal"/>
+      <w:lvlText w:val="%4."/>
       <w:lvlJc w:val="left"/>
       <w:pPr>
         <w:tabs>
@@ -10921,15 +11241,11 @@
         </w:tabs>
         <w:ind w:left="2880" w:hanging="360"/>
       </w:pPr>
-      <w:rPr>
-        <w:rFonts w:ascii="Wingdings" w:hAnsi="Wingdings" w:hint="default"/>
-        <w:sz w:val="20"/>
-      </w:rPr>
     </w:lvl>
     <w:lvl w:ilvl="4" w:tentative="1">
       <w:start w:val="1"/>
-      <w:numFmt w:val="bullet"/>
-      <w:lvlText w:val=""/>
+      <w:numFmt w:val="decimal"/>
+      <w:lvlText w:val="%5."/>
       <w:lvlJc w:val="left"/>
       <w:pPr>
         <w:tabs>
@@ -10937,15 +11253,11 @@
         </w:tabs>
         <w:ind w:left="3600" w:hanging="360"/>
       </w:pPr>
-      <w:rPr>
-        <w:rFonts w:ascii="Wingdings" w:hAnsi="Wingdings" w:hint="default"/>
-        <w:sz w:val="20"/>
-      </w:rPr>
     </w:lvl>
     <w:lvl w:ilvl="5" w:tentative="1">
       <w:start w:val="1"/>
-      <w:numFmt w:val="bullet"/>
-      <w:lvlText w:val=""/>
+      <w:numFmt w:val="decimal"/>
+      <w:lvlText w:val="%6."/>
       <w:lvlJc w:val="left"/>
       <w:pPr>
         <w:tabs>
@@ -10953,15 +11265,11 @@
         </w:tabs>
         <w:ind w:left="4320" w:hanging="360"/>
       </w:pPr>
-      <w:rPr>
-        <w:rFonts w:ascii="Wingdings" w:hAnsi="Wingdings" w:hint="default"/>
-        <w:sz w:val="20"/>
-      </w:rPr>
     </w:lvl>
     <w:lvl w:ilvl="6" w:tentative="1">
       <w:start w:val="1"/>
-      <w:numFmt w:val="bullet"/>
-      <w:lvlText w:val=""/>
+      <w:numFmt w:val="decimal"/>
+      <w:lvlText w:val="%7."/>
       <w:lvlJc w:val="left"/>
       <w:pPr>
         <w:tabs>
@@ -10969,15 +11277,11 @@
         </w:tabs>
         <w:ind w:left="5040" w:hanging="360"/>
       </w:pPr>
-      <w:rPr>
-        <w:rFonts w:ascii="Wingdings" w:hAnsi="Wingdings" w:hint="default"/>
-        <w:sz w:val="20"/>
-      </w:rPr>
     </w:lvl>
     <w:lvl w:ilvl="7" w:tentative="1">
       <w:start w:val="1"/>
-      <w:numFmt w:val="bullet"/>
-      <w:lvlText w:val=""/>
+      <w:numFmt w:val="decimal"/>
+      <w:lvlText w:val="%8."/>
       <w:lvlJc w:val="left"/>
       <w:pPr>
         <w:tabs>
@@ -10985,15 +11289,11 @@
         </w:tabs>
         <w:ind w:left="5760" w:hanging="360"/>
       </w:pPr>
-      <w:rPr>
-        <w:rFonts w:ascii="Wingdings" w:hAnsi="Wingdings" w:hint="default"/>
-        <w:sz w:val="20"/>
-      </w:rPr>
     </w:lvl>
     <w:lvl w:ilvl="8" w:tentative="1">
       <w:start w:val="1"/>
-      <w:numFmt w:val="bullet"/>
-      <w:lvlText w:val=""/>
+      <w:numFmt w:val="decimal"/>
+      <w:lvlText w:val="%9."/>
       <w:lvlJc w:val="left"/>
       <w:pPr>
         <w:tabs>
@@ -11001,16 +11301,12 @@
         </w:tabs>
         <w:ind w:left="6480" w:hanging="360"/>
       </w:pPr>
-      <w:rPr>
-        <w:rFonts w:ascii="Wingdings" w:hAnsi="Wingdings" w:hint="default"/>
-        <w:sz w:val="20"/>
-      </w:rPr>
     </w:lvl>
   </w:abstractNum>
   <w:abstractNum w:abstractNumId="4" w15:restartNumberingAfterBreak="0">
-    <w:nsid w:val="0A34170A"/>
+    <w:nsid w:val="12D51691"/>
     <w:multiLevelType w:val="multilevel"/>
-    <w:tmpl w:val="1CC649D4"/>
+    <w:tmpl w:val="FACACFDA"/>
     <w:lvl w:ilvl="0">
       <w:start w:val="1"/>
       <w:numFmt w:val="bullet"/>
@@ -11157,13 +11453,13 @@
     </w:lvl>
   </w:abstractNum>
   <w:abstractNum w:abstractNumId="5" w15:restartNumberingAfterBreak="0">
-    <w:nsid w:val="113546F0"/>
+    <w:nsid w:val="13444908"/>
     <w:multiLevelType w:val="multilevel"/>
-    <w:tmpl w:val="746CEB98"/>
+    <w:tmpl w:val="197E5FA0"/>
     <w:lvl w:ilvl="0">
       <w:start w:val="1"/>
-      <w:numFmt w:val="bullet"/>
-      <w:lvlText w:val=""/>
+      <w:numFmt w:val="decimal"/>
+      <w:lvlText w:val="%1."/>
       <w:lvlJc w:val="left"/>
       <w:pPr>
         <w:tabs>
@@ -11171,15 +11467,11 @@
         </w:tabs>
         <w:ind w:left="720" w:hanging="360"/>
       </w:pPr>
-      <w:rPr>
-        <w:rFonts w:ascii="Symbol" w:hAnsi="Symbol" w:hint="default"/>
-        <w:sz w:val="20"/>
-      </w:rPr>
     </w:lvl>
     <w:lvl w:ilvl="1" w:tentative="1">
       <w:start w:val="1"/>
-      <w:numFmt w:val="bullet"/>
-      <w:lvlText w:val="o"/>
+      <w:numFmt w:val="decimal"/>
+      <w:lvlText w:val="%2."/>
       <w:lvlJc w:val="left"/>
       <w:pPr>
         <w:tabs>
@@ -11187,15 +11479,11 @@
         </w:tabs>
         <w:ind w:left="1440" w:hanging="360"/>
       </w:pPr>
-      <w:rPr>
-        <w:rFonts w:ascii="Courier New" w:hAnsi="Courier New" w:hint="default"/>
-        <w:sz w:val="20"/>
-      </w:rPr>
     </w:lvl>
     <w:lvl w:ilvl="2" w:tentative="1">
       <w:start w:val="1"/>
-      <w:numFmt w:val="bullet"/>
-      <w:lvlText w:val=""/>
+      <w:numFmt w:val="decimal"/>
+      <w:lvlText w:val="%3."/>
       <w:lvlJc w:val="left"/>
       <w:pPr>
         <w:tabs>
@@ -11203,15 +11491,11 @@
         </w:tabs>
         <w:ind w:left="2160" w:hanging="360"/>
       </w:pPr>
-      <w:rPr>
-        <w:rFonts w:ascii="Wingdings" w:hAnsi="Wingdings" w:hint="default"/>
-        <w:sz w:val="20"/>
-      </w:rPr>
     </w:lvl>
     <w:lvl w:ilvl="3" w:tentative="1">
       <w:start w:val="1"/>
-      <w:numFmt w:val="bullet"/>
-      <w:lvlText w:val=""/>
+      <w:numFmt w:val="decimal"/>
+      <w:lvlText w:val="%4."/>
       <w:lvlJc w:val="left"/>
       <w:pPr>
         <w:tabs>
@@ -11219,15 +11503,11 @@
         </w:tabs>
         <w:ind w:left="2880" w:hanging="360"/>
       </w:pPr>
-      <w:rPr>
-        <w:rFonts w:ascii="Wingdings" w:hAnsi="Wingdings" w:hint="default"/>
-        <w:sz w:val="20"/>
-      </w:rPr>
     </w:lvl>
     <w:lvl w:ilvl="4" w:tentative="1">
       <w:start w:val="1"/>
-      <w:numFmt w:val="bullet"/>
-      <w:lvlText w:val=""/>
+      <w:numFmt w:val="decimal"/>
+      <w:lvlText w:val="%5."/>
       <w:lvlJc w:val="left"/>
       <w:pPr>
         <w:tabs>
@@ -11235,15 +11515,11 @@
         </w:tabs>
         <w:ind w:left="3600" w:hanging="360"/>
       </w:pPr>
-      <w:rPr>
-        <w:rFonts w:ascii="Wingdings" w:hAnsi="Wingdings" w:hint="default"/>
-        <w:sz w:val="20"/>
-      </w:rPr>
     </w:lvl>
     <w:lvl w:ilvl="5" w:tentative="1">
       <w:start w:val="1"/>
-      <w:numFmt w:val="bullet"/>
-      <w:lvlText w:val=""/>
+      <w:numFmt w:val="decimal"/>
+      <w:lvlText w:val="%6."/>
       <w:lvlJc w:val="left"/>
       <w:pPr>
         <w:tabs>
@@ -11251,15 +11527,11 @@
         </w:tabs>
         <w:ind w:left="4320" w:hanging="360"/>
       </w:pPr>
-      <w:rPr>
-        <w:rFonts w:ascii="Wingdings" w:hAnsi="Wingdings" w:hint="default"/>
-        <w:sz w:val="20"/>
-      </w:rPr>
     </w:lvl>
     <w:lvl w:ilvl="6" w:tentative="1">
       <w:start w:val="1"/>
-      <w:numFmt w:val="bullet"/>
-      <w:lvlText w:val=""/>
+      <w:numFmt w:val="decimal"/>
+      <w:lvlText w:val="%7."/>
       <w:lvlJc w:val="left"/>
       <w:pPr>
         <w:tabs>
@@ -11267,15 +11539,11 @@
         </w:tabs>
         <w:ind w:left="5040" w:hanging="360"/>
       </w:pPr>
-      <w:rPr>
-        <w:rFonts w:ascii="Wingdings" w:hAnsi="Wingdings" w:hint="default"/>
-        <w:sz w:val="20"/>
-      </w:rPr>
     </w:lvl>
     <w:lvl w:ilvl="7" w:tentative="1">
       <w:start w:val="1"/>
-      <w:numFmt w:val="bullet"/>
-      <w:lvlText w:val=""/>
+      <w:numFmt w:val="decimal"/>
+      <w:lvlText w:val="%8."/>
       <w:lvlJc w:val="left"/>
       <w:pPr>
         <w:tabs>
@@ -11283,15 +11551,11 @@
         </w:tabs>
         <w:ind w:left="5760" w:hanging="360"/>
       </w:pPr>
-      <w:rPr>
-        <w:rFonts w:ascii="Wingdings" w:hAnsi="Wingdings" w:hint="default"/>
-        <w:sz w:val="20"/>
-      </w:rPr>
     </w:lvl>
     <w:lvl w:ilvl="8" w:tentative="1">
       <w:start w:val="1"/>
-      <w:numFmt w:val="bullet"/>
-      <w:lvlText w:val=""/>
+      <w:numFmt w:val="decimal"/>
+      <w:lvlText w:val="%9."/>
       <w:lvlJc w:val="left"/>
       <w:pPr>
         <w:tabs>
@@ -11299,16 +11563,12 @@
         </w:tabs>
         <w:ind w:left="6480" w:hanging="360"/>
       </w:pPr>
-      <w:rPr>
-        <w:rFonts w:ascii="Wingdings" w:hAnsi="Wingdings" w:hint="default"/>
-        <w:sz w:val="20"/>
-      </w:rPr>
     </w:lvl>
   </w:abstractNum>
   <w:abstractNum w:abstractNumId="6" w15:restartNumberingAfterBreak="0">
-    <w:nsid w:val="13002A36"/>
+    <w:nsid w:val="163D46F4"/>
     <w:multiLevelType w:val="multilevel"/>
-    <w:tmpl w:val="140EC86C"/>
+    <w:tmpl w:val="84401A72"/>
     <w:lvl w:ilvl="0">
       <w:start w:val="1"/>
       <w:numFmt w:val="bullet"/>
@@ -11455,9 +11715,9 @@
     </w:lvl>
   </w:abstractNum>
   <w:abstractNum w:abstractNumId="7" w15:restartNumberingAfterBreak="0">
-    <w:nsid w:val="1C5F2B29"/>
+    <w:nsid w:val="24F202C4"/>
     <w:multiLevelType w:val="multilevel"/>
-    <w:tmpl w:val="09CAEFBA"/>
+    <w:tmpl w:val="972035F4"/>
     <w:lvl w:ilvl="0">
       <w:start w:val="1"/>
       <w:numFmt w:val="bullet"/>
@@ -11604,9 +11864,9 @@
     </w:lvl>
   </w:abstractNum>
   <w:abstractNum w:abstractNumId="8" w15:restartNumberingAfterBreak="0">
-    <w:nsid w:val="1D870A03"/>
+    <w:nsid w:val="2A2A42E2"/>
     <w:multiLevelType w:val="multilevel"/>
-    <w:tmpl w:val="73DAD17E"/>
+    <w:tmpl w:val="4E5A51C2"/>
     <w:lvl w:ilvl="0">
       <w:start w:val="1"/>
       <w:numFmt w:val="bullet"/>
@@ -11753,9 +12013,9 @@
     </w:lvl>
   </w:abstractNum>
   <w:abstractNum w:abstractNumId="9" w15:restartNumberingAfterBreak="0">
-    <w:nsid w:val="2A4835D3"/>
+    <w:nsid w:val="2CC95007"/>
     <w:multiLevelType w:val="multilevel"/>
-    <w:tmpl w:val="22BA7CA0"/>
+    <w:tmpl w:val="D2EA0E32"/>
     <w:lvl w:ilvl="0">
       <w:start w:val="1"/>
       <w:numFmt w:val="bullet"/>
@@ -11902,9 +12162,1797 @@
     </w:lvl>
   </w:abstractNum>
   <w:abstractNum w:abstractNumId="10" w15:restartNumberingAfterBreak="0">
-    <w:nsid w:val="2B0D58A9"/>
+    <w:nsid w:val="308462D7"/>
     <w:multiLevelType w:val="multilevel"/>
-    <w:tmpl w:val="3370DBFA"/>
+    <w:tmpl w:val="29D8C754"/>
+    <w:lvl w:ilvl="0">
+      <w:start w:val="1"/>
+      <w:numFmt w:val="bullet"/>
+      <w:lvlText w:val=""/>
+      <w:lvlJc w:val="left"/>
+      <w:pPr>
+        <w:tabs>
+          <w:tab w:val="num" w:pos="720"/>
+        </w:tabs>
+        <w:ind w:left="720" w:hanging="360"/>
+      </w:pPr>
+      <w:rPr>
+        <w:rFonts w:ascii="Symbol" w:hAnsi="Symbol" w:hint="default"/>
+        <w:sz w:val="20"/>
+      </w:rPr>
+    </w:lvl>
+    <w:lvl w:ilvl="1" w:tentative="1">
+      <w:start w:val="1"/>
+      <w:numFmt w:val="bullet"/>
+      <w:lvlText w:val="o"/>
+      <w:lvlJc w:val="left"/>
+      <w:pPr>
+        <w:tabs>
+          <w:tab w:val="num" w:pos="1440"/>
+        </w:tabs>
+        <w:ind w:left="1440" w:hanging="360"/>
+      </w:pPr>
+      <w:rPr>
+        <w:rFonts w:ascii="Courier New" w:hAnsi="Courier New" w:hint="default"/>
+        <w:sz w:val="20"/>
+      </w:rPr>
+    </w:lvl>
+    <w:lvl w:ilvl="2" w:tentative="1">
+      <w:start w:val="1"/>
+      <w:numFmt w:val="bullet"/>
+      <w:lvlText w:val=""/>
+      <w:lvlJc w:val="left"/>
+      <w:pPr>
+        <w:tabs>
+          <w:tab w:val="num" w:pos="2160"/>
+        </w:tabs>
+        <w:ind w:left="2160" w:hanging="360"/>
+      </w:pPr>
+      <w:rPr>
+        <w:rFonts w:ascii="Wingdings" w:hAnsi="Wingdings" w:hint="default"/>
+        <w:sz w:val="20"/>
+      </w:rPr>
+    </w:lvl>
+    <w:lvl w:ilvl="3" w:tentative="1">
+      <w:start w:val="1"/>
+      <w:numFmt w:val="bullet"/>
+      <w:lvlText w:val=""/>
+      <w:lvlJc w:val="left"/>
+      <w:pPr>
+        <w:tabs>
+          <w:tab w:val="num" w:pos="2880"/>
+        </w:tabs>
+        <w:ind w:left="2880" w:hanging="360"/>
+      </w:pPr>
+      <w:rPr>
+        <w:rFonts w:ascii="Wingdings" w:hAnsi="Wingdings" w:hint="default"/>
+        <w:sz w:val="20"/>
+      </w:rPr>
+    </w:lvl>
+    <w:lvl w:ilvl="4" w:tentative="1">
+      <w:start w:val="1"/>
+      <w:numFmt w:val="bullet"/>
+      <w:lvlText w:val=""/>
+      <w:lvlJc w:val="left"/>
+      <w:pPr>
+        <w:tabs>
+          <w:tab w:val="num" w:pos="3600"/>
+        </w:tabs>
+        <w:ind w:left="3600" w:hanging="360"/>
+      </w:pPr>
+      <w:rPr>
+        <w:rFonts w:ascii="Wingdings" w:hAnsi="Wingdings" w:hint="default"/>
+        <w:sz w:val="20"/>
+      </w:rPr>
+    </w:lvl>
+    <w:lvl w:ilvl="5" w:tentative="1">
+      <w:start w:val="1"/>
+      <w:numFmt w:val="bullet"/>
+      <w:lvlText w:val=""/>
+      <w:lvlJc w:val="left"/>
+      <w:pPr>
+        <w:tabs>
+          <w:tab w:val="num" w:pos="4320"/>
+        </w:tabs>
+        <w:ind w:left="4320" w:hanging="360"/>
+      </w:pPr>
+      <w:rPr>
+        <w:rFonts w:ascii="Wingdings" w:hAnsi="Wingdings" w:hint="default"/>
+        <w:sz w:val="20"/>
+      </w:rPr>
+    </w:lvl>
+    <w:lvl w:ilvl="6" w:tentative="1">
+      <w:start w:val="1"/>
+      <w:numFmt w:val="bullet"/>
+      <w:lvlText w:val=""/>
+      <w:lvlJc w:val="left"/>
+      <w:pPr>
+        <w:tabs>
+          <w:tab w:val="num" w:pos="5040"/>
+        </w:tabs>
+        <w:ind w:left="5040" w:hanging="360"/>
+      </w:pPr>
+      <w:rPr>
+        <w:rFonts w:ascii="Wingdings" w:hAnsi="Wingdings" w:hint="default"/>
+        <w:sz w:val="20"/>
+      </w:rPr>
+    </w:lvl>
+    <w:lvl w:ilvl="7" w:tentative="1">
+      <w:start w:val="1"/>
+      <w:numFmt w:val="bullet"/>
+      <w:lvlText w:val=""/>
+      <w:lvlJc w:val="left"/>
+      <w:pPr>
+        <w:tabs>
+          <w:tab w:val="num" w:pos="5760"/>
+        </w:tabs>
+        <w:ind w:left="5760" w:hanging="360"/>
+      </w:pPr>
+      <w:rPr>
+        <w:rFonts w:ascii="Wingdings" w:hAnsi="Wingdings" w:hint="default"/>
+        <w:sz w:val="20"/>
+      </w:rPr>
+    </w:lvl>
+    <w:lvl w:ilvl="8" w:tentative="1">
+      <w:start w:val="1"/>
+      <w:numFmt w:val="bullet"/>
+      <w:lvlText w:val=""/>
+      <w:lvlJc w:val="left"/>
+      <w:pPr>
+        <w:tabs>
+          <w:tab w:val="num" w:pos="6480"/>
+        </w:tabs>
+        <w:ind w:left="6480" w:hanging="360"/>
+      </w:pPr>
+      <w:rPr>
+        <w:rFonts w:ascii="Wingdings" w:hAnsi="Wingdings" w:hint="default"/>
+        <w:sz w:val="20"/>
+      </w:rPr>
+    </w:lvl>
+  </w:abstractNum>
+  <w:abstractNum w:abstractNumId="11" w15:restartNumberingAfterBreak="0">
+    <w:nsid w:val="30CD5419"/>
+    <w:multiLevelType w:val="multilevel"/>
+    <w:tmpl w:val="367A7014"/>
+    <w:lvl w:ilvl="0">
+      <w:start w:val="1"/>
+      <w:numFmt w:val="bullet"/>
+      <w:lvlText w:val=""/>
+      <w:lvlJc w:val="left"/>
+      <w:pPr>
+        <w:tabs>
+          <w:tab w:val="num" w:pos="720"/>
+        </w:tabs>
+        <w:ind w:left="720" w:hanging="360"/>
+      </w:pPr>
+      <w:rPr>
+        <w:rFonts w:ascii="Symbol" w:hAnsi="Symbol" w:hint="default"/>
+        <w:sz w:val="20"/>
+      </w:rPr>
+    </w:lvl>
+    <w:lvl w:ilvl="1" w:tentative="1">
+      <w:start w:val="1"/>
+      <w:numFmt w:val="bullet"/>
+      <w:lvlText w:val="o"/>
+      <w:lvlJc w:val="left"/>
+      <w:pPr>
+        <w:tabs>
+          <w:tab w:val="num" w:pos="1440"/>
+        </w:tabs>
+        <w:ind w:left="1440" w:hanging="360"/>
+      </w:pPr>
+      <w:rPr>
+        <w:rFonts w:ascii="Courier New" w:hAnsi="Courier New" w:hint="default"/>
+        <w:sz w:val="20"/>
+      </w:rPr>
+    </w:lvl>
+    <w:lvl w:ilvl="2" w:tentative="1">
+      <w:start w:val="1"/>
+      <w:numFmt w:val="bullet"/>
+      <w:lvlText w:val=""/>
+      <w:lvlJc w:val="left"/>
+      <w:pPr>
+        <w:tabs>
+          <w:tab w:val="num" w:pos="2160"/>
+        </w:tabs>
+        <w:ind w:left="2160" w:hanging="360"/>
+      </w:pPr>
+      <w:rPr>
+        <w:rFonts w:ascii="Wingdings" w:hAnsi="Wingdings" w:hint="default"/>
+        <w:sz w:val="20"/>
+      </w:rPr>
+    </w:lvl>
+    <w:lvl w:ilvl="3" w:tentative="1">
+      <w:start w:val="1"/>
+      <w:numFmt w:val="bullet"/>
+      <w:lvlText w:val=""/>
+      <w:lvlJc w:val="left"/>
+      <w:pPr>
+        <w:tabs>
+          <w:tab w:val="num" w:pos="2880"/>
+        </w:tabs>
+        <w:ind w:left="2880" w:hanging="360"/>
+      </w:pPr>
+      <w:rPr>
+        <w:rFonts w:ascii="Wingdings" w:hAnsi="Wingdings" w:hint="default"/>
+        <w:sz w:val="20"/>
+      </w:rPr>
+    </w:lvl>
+    <w:lvl w:ilvl="4" w:tentative="1">
+      <w:start w:val="1"/>
+      <w:numFmt w:val="bullet"/>
+      <w:lvlText w:val=""/>
+      <w:lvlJc w:val="left"/>
+      <w:pPr>
+        <w:tabs>
+          <w:tab w:val="num" w:pos="3600"/>
+        </w:tabs>
+        <w:ind w:left="3600" w:hanging="360"/>
+      </w:pPr>
+      <w:rPr>
+        <w:rFonts w:ascii="Wingdings" w:hAnsi="Wingdings" w:hint="default"/>
+        <w:sz w:val="20"/>
+      </w:rPr>
+    </w:lvl>
+    <w:lvl w:ilvl="5" w:tentative="1">
+      <w:start w:val="1"/>
+      <w:numFmt w:val="bullet"/>
+      <w:lvlText w:val=""/>
+      <w:lvlJc w:val="left"/>
+      <w:pPr>
+        <w:tabs>
+          <w:tab w:val="num" w:pos="4320"/>
+        </w:tabs>
+        <w:ind w:left="4320" w:hanging="360"/>
+      </w:pPr>
+      <w:rPr>
+        <w:rFonts w:ascii="Wingdings" w:hAnsi="Wingdings" w:hint="default"/>
+        <w:sz w:val="20"/>
+      </w:rPr>
+    </w:lvl>
+    <w:lvl w:ilvl="6" w:tentative="1">
+      <w:start w:val="1"/>
+      <w:numFmt w:val="bullet"/>
+      <w:lvlText w:val=""/>
+      <w:lvlJc w:val="left"/>
+      <w:pPr>
+        <w:tabs>
+          <w:tab w:val="num" w:pos="5040"/>
+        </w:tabs>
+        <w:ind w:left="5040" w:hanging="360"/>
+      </w:pPr>
+      <w:rPr>
+        <w:rFonts w:ascii="Wingdings" w:hAnsi="Wingdings" w:hint="default"/>
+        <w:sz w:val="20"/>
+      </w:rPr>
+    </w:lvl>
+    <w:lvl w:ilvl="7" w:tentative="1">
+      <w:start w:val="1"/>
+      <w:numFmt w:val="bullet"/>
+      <w:lvlText w:val=""/>
+      <w:lvlJc w:val="left"/>
+      <w:pPr>
+        <w:tabs>
+          <w:tab w:val="num" w:pos="5760"/>
+        </w:tabs>
+        <w:ind w:left="5760" w:hanging="360"/>
+      </w:pPr>
+      <w:rPr>
+        <w:rFonts w:ascii="Wingdings" w:hAnsi="Wingdings" w:hint="default"/>
+        <w:sz w:val="20"/>
+      </w:rPr>
+    </w:lvl>
+    <w:lvl w:ilvl="8" w:tentative="1">
+      <w:start w:val="1"/>
+      <w:numFmt w:val="bullet"/>
+      <w:lvlText w:val=""/>
+      <w:lvlJc w:val="left"/>
+      <w:pPr>
+        <w:tabs>
+          <w:tab w:val="num" w:pos="6480"/>
+        </w:tabs>
+        <w:ind w:left="6480" w:hanging="360"/>
+      </w:pPr>
+      <w:rPr>
+        <w:rFonts w:ascii="Wingdings" w:hAnsi="Wingdings" w:hint="default"/>
+        <w:sz w:val="20"/>
+      </w:rPr>
+    </w:lvl>
+  </w:abstractNum>
+  <w:abstractNum w:abstractNumId="12" w15:restartNumberingAfterBreak="0">
+    <w:nsid w:val="379B6649"/>
+    <w:multiLevelType w:val="multilevel"/>
+    <w:tmpl w:val="A72A8B92"/>
+    <w:lvl w:ilvl="0">
+      <w:start w:val="1"/>
+      <w:numFmt w:val="bullet"/>
+      <w:lvlText w:val=""/>
+      <w:lvlJc w:val="left"/>
+      <w:pPr>
+        <w:tabs>
+          <w:tab w:val="num" w:pos="720"/>
+        </w:tabs>
+        <w:ind w:left="720" w:hanging="360"/>
+      </w:pPr>
+      <w:rPr>
+        <w:rFonts w:ascii="Symbol" w:hAnsi="Symbol" w:hint="default"/>
+        <w:sz w:val="20"/>
+      </w:rPr>
+    </w:lvl>
+    <w:lvl w:ilvl="1" w:tentative="1">
+      <w:start w:val="1"/>
+      <w:numFmt w:val="bullet"/>
+      <w:lvlText w:val="o"/>
+      <w:lvlJc w:val="left"/>
+      <w:pPr>
+        <w:tabs>
+          <w:tab w:val="num" w:pos="1440"/>
+        </w:tabs>
+        <w:ind w:left="1440" w:hanging="360"/>
+      </w:pPr>
+      <w:rPr>
+        <w:rFonts w:ascii="Courier New" w:hAnsi="Courier New" w:hint="default"/>
+        <w:sz w:val="20"/>
+      </w:rPr>
+    </w:lvl>
+    <w:lvl w:ilvl="2" w:tentative="1">
+      <w:start w:val="1"/>
+      <w:numFmt w:val="bullet"/>
+      <w:lvlText w:val=""/>
+      <w:lvlJc w:val="left"/>
+      <w:pPr>
+        <w:tabs>
+          <w:tab w:val="num" w:pos="2160"/>
+        </w:tabs>
+        <w:ind w:left="2160" w:hanging="360"/>
+      </w:pPr>
+      <w:rPr>
+        <w:rFonts w:ascii="Wingdings" w:hAnsi="Wingdings" w:hint="default"/>
+        <w:sz w:val="20"/>
+      </w:rPr>
+    </w:lvl>
+    <w:lvl w:ilvl="3" w:tentative="1">
+      <w:start w:val="1"/>
+      <w:numFmt w:val="bullet"/>
+      <w:lvlText w:val=""/>
+      <w:lvlJc w:val="left"/>
+      <w:pPr>
+        <w:tabs>
+          <w:tab w:val="num" w:pos="2880"/>
+        </w:tabs>
+        <w:ind w:left="2880" w:hanging="360"/>
+      </w:pPr>
+      <w:rPr>
+        <w:rFonts w:ascii="Wingdings" w:hAnsi="Wingdings" w:hint="default"/>
+        <w:sz w:val="20"/>
+      </w:rPr>
+    </w:lvl>
+    <w:lvl w:ilvl="4" w:tentative="1">
+      <w:start w:val="1"/>
+      <w:numFmt w:val="bullet"/>
+      <w:lvlText w:val=""/>
+      <w:lvlJc w:val="left"/>
+      <w:pPr>
+        <w:tabs>
+          <w:tab w:val="num" w:pos="3600"/>
+        </w:tabs>
+        <w:ind w:left="3600" w:hanging="360"/>
+      </w:pPr>
+      <w:rPr>
+        <w:rFonts w:ascii="Wingdings" w:hAnsi="Wingdings" w:hint="default"/>
+        <w:sz w:val="20"/>
+      </w:rPr>
+    </w:lvl>
+    <w:lvl w:ilvl="5" w:tentative="1">
+      <w:start w:val="1"/>
+      <w:numFmt w:val="bullet"/>
+      <w:lvlText w:val=""/>
+      <w:lvlJc w:val="left"/>
+      <w:pPr>
+        <w:tabs>
+          <w:tab w:val="num" w:pos="4320"/>
+        </w:tabs>
+        <w:ind w:left="4320" w:hanging="360"/>
+      </w:pPr>
+      <w:rPr>
+        <w:rFonts w:ascii="Wingdings" w:hAnsi="Wingdings" w:hint="default"/>
+        <w:sz w:val="20"/>
+      </w:rPr>
+    </w:lvl>
+    <w:lvl w:ilvl="6" w:tentative="1">
+      <w:start w:val="1"/>
+      <w:numFmt w:val="bullet"/>
+      <w:lvlText w:val=""/>
+      <w:lvlJc w:val="left"/>
+      <w:pPr>
+        <w:tabs>
+          <w:tab w:val="num" w:pos="5040"/>
+        </w:tabs>
+        <w:ind w:left="5040" w:hanging="360"/>
+      </w:pPr>
+      <w:rPr>
+        <w:rFonts w:ascii="Wingdings" w:hAnsi="Wingdings" w:hint="default"/>
+        <w:sz w:val="20"/>
+      </w:rPr>
+    </w:lvl>
+    <w:lvl w:ilvl="7" w:tentative="1">
+      <w:start w:val="1"/>
+      <w:numFmt w:val="bullet"/>
+      <w:lvlText w:val=""/>
+      <w:lvlJc w:val="left"/>
+      <w:pPr>
+        <w:tabs>
+          <w:tab w:val="num" w:pos="5760"/>
+        </w:tabs>
+        <w:ind w:left="5760" w:hanging="360"/>
+      </w:pPr>
+      <w:rPr>
+        <w:rFonts w:ascii="Wingdings" w:hAnsi="Wingdings" w:hint="default"/>
+        <w:sz w:val="20"/>
+      </w:rPr>
+    </w:lvl>
+    <w:lvl w:ilvl="8" w:tentative="1">
+      <w:start w:val="1"/>
+      <w:numFmt w:val="bullet"/>
+      <w:lvlText w:val=""/>
+      <w:lvlJc w:val="left"/>
+      <w:pPr>
+        <w:tabs>
+          <w:tab w:val="num" w:pos="6480"/>
+        </w:tabs>
+        <w:ind w:left="6480" w:hanging="360"/>
+      </w:pPr>
+      <w:rPr>
+        <w:rFonts w:ascii="Wingdings" w:hAnsi="Wingdings" w:hint="default"/>
+        <w:sz w:val="20"/>
+      </w:rPr>
+    </w:lvl>
+  </w:abstractNum>
+  <w:abstractNum w:abstractNumId="13" w15:restartNumberingAfterBreak="0">
+    <w:nsid w:val="3CF37AD8"/>
+    <w:multiLevelType w:val="multilevel"/>
+    <w:tmpl w:val="041268AC"/>
+    <w:lvl w:ilvl="0">
+      <w:start w:val="1"/>
+      <w:numFmt w:val="bullet"/>
+      <w:lvlText w:val=""/>
+      <w:lvlJc w:val="left"/>
+      <w:pPr>
+        <w:tabs>
+          <w:tab w:val="num" w:pos="720"/>
+        </w:tabs>
+        <w:ind w:left="720" w:hanging="360"/>
+      </w:pPr>
+      <w:rPr>
+        <w:rFonts w:ascii="Symbol" w:hAnsi="Symbol" w:hint="default"/>
+        <w:sz w:val="20"/>
+      </w:rPr>
+    </w:lvl>
+    <w:lvl w:ilvl="1" w:tentative="1">
+      <w:start w:val="1"/>
+      <w:numFmt w:val="bullet"/>
+      <w:lvlText w:val="o"/>
+      <w:lvlJc w:val="left"/>
+      <w:pPr>
+        <w:tabs>
+          <w:tab w:val="num" w:pos="1440"/>
+        </w:tabs>
+        <w:ind w:left="1440" w:hanging="360"/>
+      </w:pPr>
+      <w:rPr>
+        <w:rFonts w:ascii="Courier New" w:hAnsi="Courier New" w:hint="default"/>
+        <w:sz w:val="20"/>
+      </w:rPr>
+    </w:lvl>
+    <w:lvl w:ilvl="2" w:tentative="1">
+      <w:start w:val="1"/>
+      <w:numFmt w:val="bullet"/>
+      <w:lvlText w:val=""/>
+      <w:lvlJc w:val="left"/>
+      <w:pPr>
+        <w:tabs>
+          <w:tab w:val="num" w:pos="2160"/>
+        </w:tabs>
+        <w:ind w:left="2160" w:hanging="360"/>
+      </w:pPr>
+      <w:rPr>
+        <w:rFonts w:ascii="Wingdings" w:hAnsi="Wingdings" w:hint="default"/>
+        <w:sz w:val="20"/>
+      </w:rPr>
+    </w:lvl>
+    <w:lvl w:ilvl="3" w:tentative="1">
+      <w:start w:val="1"/>
+      <w:numFmt w:val="bullet"/>
+      <w:lvlText w:val=""/>
+      <w:lvlJc w:val="left"/>
+      <w:pPr>
+        <w:tabs>
+          <w:tab w:val="num" w:pos="2880"/>
+        </w:tabs>
+        <w:ind w:left="2880" w:hanging="360"/>
+      </w:pPr>
+      <w:rPr>
+        <w:rFonts w:ascii="Wingdings" w:hAnsi="Wingdings" w:hint="default"/>
+        <w:sz w:val="20"/>
+      </w:rPr>
+    </w:lvl>
+    <w:lvl w:ilvl="4" w:tentative="1">
+      <w:start w:val="1"/>
+      <w:numFmt w:val="bullet"/>
+      <w:lvlText w:val=""/>
+      <w:lvlJc w:val="left"/>
+      <w:pPr>
+        <w:tabs>
+          <w:tab w:val="num" w:pos="3600"/>
+        </w:tabs>
+        <w:ind w:left="3600" w:hanging="360"/>
+      </w:pPr>
+      <w:rPr>
+        <w:rFonts w:ascii="Wingdings" w:hAnsi="Wingdings" w:hint="default"/>
+        <w:sz w:val="20"/>
+      </w:rPr>
+    </w:lvl>
+    <w:lvl w:ilvl="5" w:tentative="1">
+      <w:start w:val="1"/>
+      <w:numFmt w:val="bullet"/>
+      <w:lvlText w:val=""/>
+      <w:lvlJc w:val="left"/>
+      <w:pPr>
+        <w:tabs>
+          <w:tab w:val="num" w:pos="4320"/>
+        </w:tabs>
+        <w:ind w:left="4320" w:hanging="360"/>
+      </w:pPr>
+      <w:rPr>
+        <w:rFonts w:ascii="Wingdings" w:hAnsi="Wingdings" w:hint="default"/>
+        <w:sz w:val="20"/>
+      </w:rPr>
+    </w:lvl>
+    <w:lvl w:ilvl="6" w:tentative="1">
+      <w:start w:val="1"/>
+      <w:numFmt w:val="bullet"/>
+      <w:lvlText w:val=""/>
+      <w:lvlJc w:val="left"/>
+      <w:pPr>
+        <w:tabs>
+          <w:tab w:val="num" w:pos="5040"/>
+        </w:tabs>
+        <w:ind w:left="5040" w:hanging="360"/>
+      </w:pPr>
+      <w:rPr>
+        <w:rFonts w:ascii="Wingdings" w:hAnsi="Wingdings" w:hint="default"/>
+        <w:sz w:val="20"/>
+      </w:rPr>
+    </w:lvl>
+    <w:lvl w:ilvl="7" w:tentative="1">
+      <w:start w:val="1"/>
+      <w:numFmt w:val="bullet"/>
+      <w:lvlText w:val=""/>
+      <w:lvlJc w:val="left"/>
+      <w:pPr>
+        <w:tabs>
+          <w:tab w:val="num" w:pos="5760"/>
+        </w:tabs>
+        <w:ind w:left="5760" w:hanging="360"/>
+      </w:pPr>
+      <w:rPr>
+        <w:rFonts w:ascii="Wingdings" w:hAnsi="Wingdings" w:hint="default"/>
+        <w:sz w:val="20"/>
+      </w:rPr>
+    </w:lvl>
+    <w:lvl w:ilvl="8" w:tentative="1">
+      <w:start w:val="1"/>
+      <w:numFmt w:val="bullet"/>
+      <w:lvlText w:val=""/>
+      <w:lvlJc w:val="left"/>
+      <w:pPr>
+        <w:tabs>
+          <w:tab w:val="num" w:pos="6480"/>
+        </w:tabs>
+        <w:ind w:left="6480" w:hanging="360"/>
+      </w:pPr>
+      <w:rPr>
+        <w:rFonts w:ascii="Wingdings" w:hAnsi="Wingdings" w:hint="default"/>
+        <w:sz w:val="20"/>
+      </w:rPr>
+    </w:lvl>
+  </w:abstractNum>
+  <w:abstractNum w:abstractNumId="14" w15:restartNumberingAfterBreak="0">
+    <w:nsid w:val="3DC60A25"/>
+    <w:multiLevelType w:val="multilevel"/>
+    <w:tmpl w:val="BB3A4518"/>
+    <w:lvl w:ilvl="0">
+      <w:start w:val="1"/>
+      <w:numFmt w:val="bullet"/>
+      <w:lvlText w:val=""/>
+      <w:lvlJc w:val="left"/>
+      <w:pPr>
+        <w:tabs>
+          <w:tab w:val="num" w:pos="720"/>
+        </w:tabs>
+        <w:ind w:left="720" w:hanging="360"/>
+      </w:pPr>
+      <w:rPr>
+        <w:rFonts w:ascii="Symbol" w:hAnsi="Symbol" w:hint="default"/>
+        <w:sz w:val="20"/>
+      </w:rPr>
+    </w:lvl>
+    <w:lvl w:ilvl="1" w:tentative="1">
+      <w:start w:val="1"/>
+      <w:numFmt w:val="bullet"/>
+      <w:lvlText w:val="o"/>
+      <w:lvlJc w:val="left"/>
+      <w:pPr>
+        <w:tabs>
+          <w:tab w:val="num" w:pos="1440"/>
+        </w:tabs>
+        <w:ind w:left="1440" w:hanging="360"/>
+      </w:pPr>
+      <w:rPr>
+        <w:rFonts w:ascii="Courier New" w:hAnsi="Courier New" w:hint="default"/>
+        <w:sz w:val="20"/>
+      </w:rPr>
+    </w:lvl>
+    <w:lvl w:ilvl="2" w:tentative="1">
+      <w:start w:val="1"/>
+      <w:numFmt w:val="bullet"/>
+      <w:lvlText w:val=""/>
+      <w:lvlJc w:val="left"/>
+      <w:pPr>
+        <w:tabs>
+          <w:tab w:val="num" w:pos="2160"/>
+        </w:tabs>
+        <w:ind w:left="2160" w:hanging="360"/>
+      </w:pPr>
+      <w:rPr>
+        <w:rFonts w:ascii="Wingdings" w:hAnsi="Wingdings" w:hint="default"/>
+        <w:sz w:val="20"/>
+      </w:rPr>
+    </w:lvl>
+    <w:lvl w:ilvl="3" w:tentative="1">
+      <w:start w:val="1"/>
+      <w:numFmt w:val="bullet"/>
+      <w:lvlText w:val=""/>
+      <w:lvlJc w:val="left"/>
+      <w:pPr>
+        <w:tabs>
+          <w:tab w:val="num" w:pos="2880"/>
+        </w:tabs>
+        <w:ind w:left="2880" w:hanging="360"/>
+      </w:pPr>
+      <w:rPr>
+        <w:rFonts w:ascii="Wingdings" w:hAnsi="Wingdings" w:hint="default"/>
+        <w:sz w:val="20"/>
+      </w:rPr>
+    </w:lvl>
+    <w:lvl w:ilvl="4" w:tentative="1">
+      <w:start w:val="1"/>
+      <w:numFmt w:val="bullet"/>
+      <w:lvlText w:val=""/>
+      <w:lvlJc w:val="left"/>
+      <w:pPr>
+        <w:tabs>
+          <w:tab w:val="num" w:pos="3600"/>
+        </w:tabs>
+        <w:ind w:left="3600" w:hanging="360"/>
+      </w:pPr>
+      <w:rPr>
+        <w:rFonts w:ascii="Wingdings" w:hAnsi="Wingdings" w:hint="default"/>
+        <w:sz w:val="20"/>
+      </w:rPr>
+    </w:lvl>
+    <w:lvl w:ilvl="5" w:tentative="1">
+      <w:start w:val="1"/>
+      <w:numFmt w:val="bullet"/>
+      <w:lvlText w:val=""/>
+      <w:lvlJc w:val="left"/>
+      <w:pPr>
+        <w:tabs>
+          <w:tab w:val="num" w:pos="4320"/>
+        </w:tabs>
+        <w:ind w:left="4320" w:hanging="360"/>
+      </w:pPr>
+      <w:rPr>
+        <w:rFonts w:ascii="Wingdings" w:hAnsi="Wingdings" w:hint="default"/>
+        <w:sz w:val="20"/>
+      </w:rPr>
+    </w:lvl>
+    <w:lvl w:ilvl="6" w:tentative="1">
+      <w:start w:val="1"/>
+      <w:numFmt w:val="bullet"/>
+      <w:lvlText w:val=""/>
+      <w:lvlJc w:val="left"/>
+      <w:pPr>
+        <w:tabs>
+          <w:tab w:val="num" w:pos="5040"/>
+        </w:tabs>
+        <w:ind w:left="5040" w:hanging="360"/>
+      </w:pPr>
+      <w:rPr>
+        <w:rFonts w:ascii="Wingdings" w:hAnsi="Wingdings" w:hint="default"/>
+        <w:sz w:val="20"/>
+      </w:rPr>
+    </w:lvl>
+    <w:lvl w:ilvl="7" w:tentative="1">
+      <w:start w:val="1"/>
+      <w:numFmt w:val="bullet"/>
+      <w:lvlText w:val=""/>
+      <w:lvlJc w:val="left"/>
+      <w:pPr>
+        <w:tabs>
+          <w:tab w:val="num" w:pos="5760"/>
+        </w:tabs>
+        <w:ind w:left="5760" w:hanging="360"/>
+      </w:pPr>
+      <w:rPr>
+        <w:rFonts w:ascii="Wingdings" w:hAnsi="Wingdings" w:hint="default"/>
+        <w:sz w:val="20"/>
+      </w:rPr>
+    </w:lvl>
+    <w:lvl w:ilvl="8" w:tentative="1">
+      <w:start w:val="1"/>
+      <w:numFmt w:val="bullet"/>
+      <w:lvlText w:val=""/>
+      <w:lvlJc w:val="left"/>
+      <w:pPr>
+        <w:tabs>
+          <w:tab w:val="num" w:pos="6480"/>
+        </w:tabs>
+        <w:ind w:left="6480" w:hanging="360"/>
+      </w:pPr>
+      <w:rPr>
+        <w:rFonts w:ascii="Wingdings" w:hAnsi="Wingdings" w:hint="default"/>
+        <w:sz w:val="20"/>
+      </w:rPr>
+    </w:lvl>
+  </w:abstractNum>
+  <w:abstractNum w:abstractNumId="15" w15:restartNumberingAfterBreak="0">
+    <w:nsid w:val="455E7717"/>
+    <w:multiLevelType w:val="multilevel"/>
+    <w:tmpl w:val="F0D48930"/>
+    <w:lvl w:ilvl="0">
+      <w:start w:val="1"/>
+      <w:numFmt w:val="bullet"/>
+      <w:lvlText w:val=""/>
+      <w:lvlJc w:val="left"/>
+      <w:pPr>
+        <w:tabs>
+          <w:tab w:val="num" w:pos="720"/>
+        </w:tabs>
+        <w:ind w:left="720" w:hanging="360"/>
+      </w:pPr>
+      <w:rPr>
+        <w:rFonts w:ascii="Symbol" w:hAnsi="Symbol" w:hint="default"/>
+        <w:sz w:val="20"/>
+      </w:rPr>
+    </w:lvl>
+    <w:lvl w:ilvl="1" w:tentative="1">
+      <w:start w:val="1"/>
+      <w:numFmt w:val="bullet"/>
+      <w:lvlText w:val="o"/>
+      <w:lvlJc w:val="left"/>
+      <w:pPr>
+        <w:tabs>
+          <w:tab w:val="num" w:pos="1440"/>
+        </w:tabs>
+        <w:ind w:left="1440" w:hanging="360"/>
+      </w:pPr>
+      <w:rPr>
+        <w:rFonts w:ascii="Courier New" w:hAnsi="Courier New" w:hint="default"/>
+        <w:sz w:val="20"/>
+      </w:rPr>
+    </w:lvl>
+    <w:lvl w:ilvl="2" w:tentative="1">
+      <w:start w:val="1"/>
+      <w:numFmt w:val="bullet"/>
+      <w:lvlText w:val=""/>
+      <w:lvlJc w:val="left"/>
+      <w:pPr>
+        <w:tabs>
+          <w:tab w:val="num" w:pos="2160"/>
+        </w:tabs>
+        <w:ind w:left="2160" w:hanging="360"/>
+      </w:pPr>
+      <w:rPr>
+        <w:rFonts w:ascii="Wingdings" w:hAnsi="Wingdings" w:hint="default"/>
+        <w:sz w:val="20"/>
+      </w:rPr>
+    </w:lvl>
+    <w:lvl w:ilvl="3" w:tentative="1">
+      <w:start w:val="1"/>
+      <w:numFmt w:val="bullet"/>
+      <w:lvlText w:val=""/>
+      <w:lvlJc w:val="left"/>
+      <w:pPr>
+        <w:tabs>
+          <w:tab w:val="num" w:pos="2880"/>
+        </w:tabs>
+        <w:ind w:left="2880" w:hanging="360"/>
+      </w:pPr>
+      <w:rPr>
+        <w:rFonts w:ascii="Wingdings" w:hAnsi="Wingdings" w:hint="default"/>
+        <w:sz w:val="20"/>
+      </w:rPr>
+    </w:lvl>
+    <w:lvl w:ilvl="4" w:tentative="1">
+      <w:start w:val="1"/>
+      <w:numFmt w:val="bullet"/>
+      <w:lvlText w:val=""/>
+      <w:lvlJc w:val="left"/>
+      <w:pPr>
+        <w:tabs>
+          <w:tab w:val="num" w:pos="3600"/>
+        </w:tabs>
+        <w:ind w:left="3600" w:hanging="360"/>
+      </w:pPr>
+      <w:rPr>
+        <w:rFonts w:ascii="Wingdings" w:hAnsi="Wingdings" w:hint="default"/>
+        <w:sz w:val="20"/>
+      </w:rPr>
+    </w:lvl>
+    <w:lvl w:ilvl="5" w:tentative="1">
+      <w:start w:val="1"/>
+      <w:numFmt w:val="bullet"/>
+      <w:lvlText w:val=""/>
+      <w:lvlJc w:val="left"/>
+      <w:pPr>
+        <w:tabs>
+          <w:tab w:val="num" w:pos="4320"/>
+        </w:tabs>
+        <w:ind w:left="4320" w:hanging="360"/>
+      </w:pPr>
+      <w:rPr>
+        <w:rFonts w:ascii="Wingdings" w:hAnsi="Wingdings" w:hint="default"/>
+        <w:sz w:val="20"/>
+      </w:rPr>
+    </w:lvl>
+    <w:lvl w:ilvl="6" w:tentative="1">
+      <w:start w:val="1"/>
+      <w:numFmt w:val="bullet"/>
+      <w:lvlText w:val=""/>
+      <w:lvlJc w:val="left"/>
+      <w:pPr>
+        <w:tabs>
+          <w:tab w:val="num" w:pos="5040"/>
+        </w:tabs>
+        <w:ind w:left="5040" w:hanging="360"/>
+      </w:pPr>
+      <w:rPr>
+        <w:rFonts w:ascii="Wingdings" w:hAnsi="Wingdings" w:hint="default"/>
+        <w:sz w:val="20"/>
+      </w:rPr>
+    </w:lvl>
+    <w:lvl w:ilvl="7" w:tentative="1">
+      <w:start w:val="1"/>
+      <w:numFmt w:val="bullet"/>
+      <w:lvlText w:val=""/>
+      <w:lvlJc w:val="left"/>
+      <w:pPr>
+        <w:tabs>
+          <w:tab w:val="num" w:pos="5760"/>
+        </w:tabs>
+        <w:ind w:left="5760" w:hanging="360"/>
+      </w:pPr>
+      <w:rPr>
+        <w:rFonts w:ascii="Wingdings" w:hAnsi="Wingdings" w:hint="default"/>
+        <w:sz w:val="20"/>
+      </w:rPr>
+    </w:lvl>
+    <w:lvl w:ilvl="8" w:tentative="1">
+      <w:start w:val="1"/>
+      <w:numFmt w:val="bullet"/>
+      <w:lvlText w:val=""/>
+      <w:lvlJc w:val="left"/>
+      <w:pPr>
+        <w:tabs>
+          <w:tab w:val="num" w:pos="6480"/>
+        </w:tabs>
+        <w:ind w:left="6480" w:hanging="360"/>
+      </w:pPr>
+      <w:rPr>
+        <w:rFonts w:ascii="Wingdings" w:hAnsi="Wingdings" w:hint="default"/>
+        <w:sz w:val="20"/>
+      </w:rPr>
+    </w:lvl>
+  </w:abstractNum>
+  <w:abstractNum w:abstractNumId="16" w15:restartNumberingAfterBreak="0">
+    <w:nsid w:val="45EA6D6E"/>
+    <w:multiLevelType w:val="multilevel"/>
+    <w:tmpl w:val="D9007F6E"/>
+    <w:lvl w:ilvl="0">
+      <w:start w:val="1"/>
+      <w:numFmt w:val="bullet"/>
+      <w:lvlText w:val=""/>
+      <w:lvlJc w:val="left"/>
+      <w:pPr>
+        <w:tabs>
+          <w:tab w:val="num" w:pos="720"/>
+        </w:tabs>
+        <w:ind w:left="720" w:hanging="360"/>
+      </w:pPr>
+      <w:rPr>
+        <w:rFonts w:ascii="Symbol" w:hAnsi="Symbol" w:hint="default"/>
+        <w:sz w:val="20"/>
+      </w:rPr>
+    </w:lvl>
+    <w:lvl w:ilvl="1" w:tentative="1">
+      <w:start w:val="1"/>
+      <w:numFmt w:val="bullet"/>
+      <w:lvlText w:val="o"/>
+      <w:lvlJc w:val="left"/>
+      <w:pPr>
+        <w:tabs>
+          <w:tab w:val="num" w:pos="1440"/>
+        </w:tabs>
+        <w:ind w:left="1440" w:hanging="360"/>
+      </w:pPr>
+      <w:rPr>
+        <w:rFonts w:ascii="Courier New" w:hAnsi="Courier New" w:hint="default"/>
+        <w:sz w:val="20"/>
+      </w:rPr>
+    </w:lvl>
+    <w:lvl w:ilvl="2" w:tentative="1">
+      <w:start w:val="1"/>
+      <w:numFmt w:val="bullet"/>
+      <w:lvlText w:val=""/>
+      <w:lvlJc w:val="left"/>
+      <w:pPr>
+        <w:tabs>
+          <w:tab w:val="num" w:pos="2160"/>
+        </w:tabs>
+        <w:ind w:left="2160" w:hanging="360"/>
+      </w:pPr>
+      <w:rPr>
+        <w:rFonts w:ascii="Wingdings" w:hAnsi="Wingdings" w:hint="default"/>
+        <w:sz w:val="20"/>
+      </w:rPr>
+    </w:lvl>
+    <w:lvl w:ilvl="3" w:tentative="1">
+      <w:start w:val="1"/>
+      <w:numFmt w:val="bullet"/>
+      <w:lvlText w:val=""/>
+      <w:lvlJc w:val="left"/>
+      <w:pPr>
+        <w:tabs>
+          <w:tab w:val="num" w:pos="2880"/>
+        </w:tabs>
+        <w:ind w:left="2880" w:hanging="360"/>
+      </w:pPr>
+      <w:rPr>
+        <w:rFonts w:ascii="Wingdings" w:hAnsi="Wingdings" w:hint="default"/>
+        <w:sz w:val="20"/>
+      </w:rPr>
+    </w:lvl>
+    <w:lvl w:ilvl="4" w:tentative="1">
+      <w:start w:val="1"/>
+      <w:numFmt w:val="bullet"/>
+      <w:lvlText w:val=""/>
+      <w:lvlJc w:val="left"/>
+      <w:pPr>
+        <w:tabs>
+          <w:tab w:val="num" w:pos="3600"/>
+        </w:tabs>
+        <w:ind w:left="3600" w:hanging="360"/>
+      </w:pPr>
+      <w:rPr>
+        <w:rFonts w:ascii="Wingdings" w:hAnsi="Wingdings" w:hint="default"/>
+        <w:sz w:val="20"/>
+      </w:rPr>
+    </w:lvl>
+    <w:lvl w:ilvl="5" w:tentative="1">
+      <w:start w:val="1"/>
+      <w:numFmt w:val="bullet"/>
+      <w:lvlText w:val=""/>
+      <w:lvlJc w:val="left"/>
+      <w:pPr>
+        <w:tabs>
+          <w:tab w:val="num" w:pos="4320"/>
+        </w:tabs>
+        <w:ind w:left="4320" w:hanging="360"/>
+      </w:pPr>
+      <w:rPr>
+        <w:rFonts w:ascii="Wingdings" w:hAnsi="Wingdings" w:hint="default"/>
+        <w:sz w:val="20"/>
+      </w:rPr>
+    </w:lvl>
+    <w:lvl w:ilvl="6" w:tentative="1">
+      <w:start w:val="1"/>
+      <w:numFmt w:val="bullet"/>
+      <w:lvlText w:val=""/>
+      <w:lvlJc w:val="left"/>
+      <w:pPr>
+        <w:tabs>
+          <w:tab w:val="num" w:pos="5040"/>
+        </w:tabs>
+        <w:ind w:left="5040" w:hanging="360"/>
+      </w:pPr>
+      <w:rPr>
+        <w:rFonts w:ascii="Wingdings" w:hAnsi="Wingdings" w:hint="default"/>
+        <w:sz w:val="20"/>
+      </w:rPr>
+    </w:lvl>
+    <w:lvl w:ilvl="7" w:tentative="1">
+      <w:start w:val="1"/>
+      <w:numFmt w:val="bullet"/>
+      <w:lvlText w:val=""/>
+      <w:lvlJc w:val="left"/>
+      <w:pPr>
+        <w:tabs>
+          <w:tab w:val="num" w:pos="5760"/>
+        </w:tabs>
+        <w:ind w:left="5760" w:hanging="360"/>
+      </w:pPr>
+      <w:rPr>
+        <w:rFonts w:ascii="Wingdings" w:hAnsi="Wingdings" w:hint="default"/>
+        <w:sz w:val="20"/>
+      </w:rPr>
+    </w:lvl>
+    <w:lvl w:ilvl="8" w:tentative="1">
+      <w:start w:val="1"/>
+      <w:numFmt w:val="bullet"/>
+      <w:lvlText w:val=""/>
+      <w:lvlJc w:val="left"/>
+      <w:pPr>
+        <w:tabs>
+          <w:tab w:val="num" w:pos="6480"/>
+        </w:tabs>
+        <w:ind w:left="6480" w:hanging="360"/>
+      </w:pPr>
+      <w:rPr>
+        <w:rFonts w:ascii="Wingdings" w:hAnsi="Wingdings" w:hint="default"/>
+        <w:sz w:val="20"/>
+      </w:rPr>
+    </w:lvl>
+  </w:abstractNum>
+  <w:abstractNum w:abstractNumId="17" w15:restartNumberingAfterBreak="0">
+    <w:nsid w:val="49D66115"/>
+    <w:multiLevelType w:val="multilevel"/>
+    <w:tmpl w:val="3670BA48"/>
+    <w:lvl w:ilvl="0">
+      <w:start w:val="1"/>
+      <w:numFmt w:val="bullet"/>
+      <w:lvlText w:val=""/>
+      <w:lvlJc w:val="left"/>
+      <w:pPr>
+        <w:tabs>
+          <w:tab w:val="num" w:pos="720"/>
+        </w:tabs>
+        <w:ind w:left="720" w:hanging="360"/>
+      </w:pPr>
+      <w:rPr>
+        <w:rFonts w:ascii="Symbol" w:hAnsi="Symbol" w:hint="default"/>
+        <w:sz w:val="20"/>
+      </w:rPr>
+    </w:lvl>
+    <w:lvl w:ilvl="1" w:tentative="1">
+      <w:start w:val="1"/>
+      <w:numFmt w:val="bullet"/>
+      <w:lvlText w:val="o"/>
+      <w:lvlJc w:val="left"/>
+      <w:pPr>
+        <w:tabs>
+          <w:tab w:val="num" w:pos="1440"/>
+        </w:tabs>
+        <w:ind w:left="1440" w:hanging="360"/>
+      </w:pPr>
+      <w:rPr>
+        <w:rFonts w:ascii="Courier New" w:hAnsi="Courier New" w:hint="default"/>
+        <w:sz w:val="20"/>
+      </w:rPr>
+    </w:lvl>
+    <w:lvl w:ilvl="2" w:tentative="1">
+      <w:start w:val="1"/>
+      <w:numFmt w:val="bullet"/>
+      <w:lvlText w:val=""/>
+      <w:lvlJc w:val="left"/>
+      <w:pPr>
+        <w:tabs>
+          <w:tab w:val="num" w:pos="2160"/>
+        </w:tabs>
+        <w:ind w:left="2160" w:hanging="360"/>
+      </w:pPr>
+      <w:rPr>
+        <w:rFonts w:ascii="Wingdings" w:hAnsi="Wingdings" w:hint="default"/>
+        <w:sz w:val="20"/>
+      </w:rPr>
+    </w:lvl>
+    <w:lvl w:ilvl="3" w:tentative="1">
+      <w:start w:val="1"/>
+      <w:numFmt w:val="bullet"/>
+      <w:lvlText w:val=""/>
+      <w:lvlJc w:val="left"/>
+      <w:pPr>
+        <w:tabs>
+          <w:tab w:val="num" w:pos="2880"/>
+        </w:tabs>
+        <w:ind w:left="2880" w:hanging="360"/>
+      </w:pPr>
+      <w:rPr>
+        <w:rFonts w:ascii="Wingdings" w:hAnsi="Wingdings" w:hint="default"/>
+        <w:sz w:val="20"/>
+      </w:rPr>
+    </w:lvl>
+    <w:lvl w:ilvl="4" w:tentative="1">
+      <w:start w:val="1"/>
+      <w:numFmt w:val="bullet"/>
+      <w:lvlText w:val=""/>
+      <w:lvlJc w:val="left"/>
+      <w:pPr>
+        <w:tabs>
+          <w:tab w:val="num" w:pos="3600"/>
+        </w:tabs>
+        <w:ind w:left="3600" w:hanging="360"/>
+      </w:pPr>
+      <w:rPr>
+        <w:rFonts w:ascii="Wingdings" w:hAnsi="Wingdings" w:hint="default"/>
+        <w:sz w:val="20"/>
+      </w:rPr>
+    </w:lvl>
+    <w:lvl w:ilvl="5" w:tentative="1">
+      <w:start w:val="1"/>
+      <w:numFmt w:val="bullet"/>
+      <w:lvlText w:val=""/>
+      <w:lvlJc w:val="left"/>
+      <w:pPr>
+        <w:tabs>
+          <w:tab w:val="num" w:pos="4320"/>
+        </w:tabs>
+        <w:ind w:left="4320" w:hanging="360"/>
+      </w:pPr>
+      <w:rPr>
+        <w:rFonts w:ascii="Wingdings" w:hAnsi="Wingdings" w:hint="default"/>
+        <w:sz w:val="20"/>
+      </w:rPr>
+    </w:lvl>
+    <w:lvl w:ilvl="6" w:tentative="1">
+      <w:start w:val="1"/>
+      <w:numFmt w:val="bullet"/>
+      <w:lvlText w:val=""/>
+      <w:lvlJc w:val="left"/>
+      <w:pPr>
+        <w:tabs>
+          <w:tab w:val="num" w:pos="5040"/>
+        </w:tabs>
+        <w:ind w:left="5040" w:hanging="360"/>
+      </w:pPr>
+      <w:rPr>
+        <w:rFonts w:ascii="Wingdings" w:hAnsi="Wingdings" w:hint="default"/>
+        <w:sz w:val="20"/>
+      </w:rPr>
+    </w:lvl>
+    <w:lvl w:ilvl="7" w:tentative="1">
+      <w:start w:val="1"/>
+      <w:numFmt w:val="bullet"/>
+      <w:lvlText w:val=""/>
+      <w:lvlJc w:val="left"/>
+      <w:pPr>
+        <w:tabs>
+          <w:tab w:val="num" w:pos="5760"/>
+        </w:tabs>
+        <w:ind w:left="5760" w:hanging="360"/>
+      </w:pPr>
+      <w:rPr>
+        <w:rFonts w:ascii="Wingdings" w:hAnsi="Wingdings" w:hint="default"/>
+        <w:sz w:val="20"/>
+      </w:rPr>
+    </w:lvl>
+    <w:lvl w:ilvl="8" w:tentative="1">
+      <w:start w:val="1"/>
+      <w:numFmt w:val="bullet"/>
+      <w:lvlText w:val=""/>
+      <w:lvlJc w:val="left"/>
+      <w:pPr>
+        <w:tabs>
+          <w:tab w:val="num" w:pos="6480"/>
+        </w:tabs>
+        <w:ind w:left="6480" w:hanging="360"/>
+      </w:pPr>
+      <w:rPr>
+        <w:rFonts w:ascii="Wingdings" w:hAnsi="Wingdings" w:hint="default"/>
+        <w:sz w:val="20"/>
+      </w:rPr>
+    </w:lvl>
+  </w:abstractNum>
+  <w:abstractNum w:abstractNumId="18" w15:restartNumberingAfterBreak="0">
+    <w:nsid w:val="4B3273D9"/>
+    <w:multiLevelType w:val="multilevel"/>
+    <w:tmpl w:val="33884F0C"/>
+    <w:lvl w:ilvl="0">
+      <w:start w:val="1"/>
+      <w:numFmt w:val="bullet"/>
+      <w:lvlText w:val=""/>
+      <w:lvlJc w:val="left"/>
+      <w:pPr>
+        <w:tabs>
+          <w:tab w:val="num" w:pos="720"/>
+        </w:tabs>
+        <w:ind w:left="720" w:hanging="360"/>
+      </w:pPr>
+      <w:rPr>
+        <w:rFonts w:ascii="Symbol" w:hAnsi="Symbol" w:hint="default"/>
+        <w:sz w:val="20"/>
+      </w:rPr>
+    </w:lvl>
+    <w:lvl w:ilvl="1" w:tentative="1">
+      <w:start w:val="1"/>
+      <w:numFmt w:val="bullet"/>
+      <w:lvlText w:val="o"/>
+      <w:lvlJc w:val="left"/>
+      <w:pPr>
+        <w:tabs>
+          <w:tab w:val="num" w:pos="1440"/>
+        </w:tabs>
+        <w:ind w:left="1440" w:hanging="360"/>
+      </w:pPr>
+      <w:rPr>
+        <w:rFonts w:ascii="Courier New" w:hAnsi="Courier New" w:hint="default"/>
+        <w:sz w:val="20"/>
+      </w:rPr>
+    </w:lvl>
+    <w:lvl w:ilvl="2" w:tentative="1">
+      <w:start w:val="1"/>
+      <w:numFmt w:val="bullet"/>
+      <w:lvlText w:val=""/>
+      <w:lvlJc w:val="left"/>
+      <w:pPr>
+        <w:tabs>
+          <w:tab w:val="num" w:pos="2160"/>
+        </w:tabs>
+        <w:ind w:left="2160" w:hanging="360"/>
+      </w:pPr>
+      <w:rPr>
+        <w:rFonts w:ascii="Wingdings" w:hAnsi="Wingdings" w:hint="default"/>
+        <w:sz w:val="20"/>
+      </w:rPr>
+    </w:lvl>
+    <w:lvl w:ilvl="3" w:tentative="1">
+      <w:start w:val="1"/>
+      <w:numFmt w:val="bullet"/>
+      <w:lvlText w:val=""/>
+      <w:lvlJc w:val="left"/>
+      <w:pPr>
+        <w:tabs>
+          <w:tab w:val="num" w:pos="2880"/>
+        </w:tabs>
+        <w:ind w:left="2880" w:hanging="360"/>
+      </w:pPr>
+      <w:rPr>
+        <w:rFonts w:ascii="Wingdings" w:hAnsi="Wingdings" w:hint="default"/>
+        <w:sz w:val="20"/>
+      </w:rPr>
+    </w:lvl>
+    <w:lvl w:ilvl="4" w:tentative="1">
+      <w:start w:val="1"/>
+      <w:numFmt w:val="bullet"/>
+      <w:lvlText w:val=""/>
+      <w:lvlJc w:val="left"/>
+      <w:pPr>
+        <w:tabs>
+          <w:tab w:val="num" w:pos="3600"/>
+        </w:tabs>
+        <w:ind w:left="3600" w:hanging="360"/>
+      </w:pPr>
+      <w:rPr>
+        <w:rFonts w:ascii="Wingdings" w:hAnsi="Wingdings" w:hint="default"/>
+        <w:sz w:val="20"/>
+      </w:rPr>
+    </w:lvl>
+    <w:lvl w:ilvl="5" w:tentative="1">
+      <w:start w:val="1"/>
+      <w:numFmt w:val="bullet"/>
+      <w:lvlText w:val=""/>
+      <w:lvlJc w:val="left"/>
+      <w:pPr>
+        <w:tabs>
+          <w:tab w:val="num" w:pos="4320"/>
+        </w:tabs>
+        <w:ind w:left="4320" w:hanging="360"/>
+      </w:pPr>
+      <w:rPr>
+        <w:rFonts w:ascii="Wingdings" w:hAnsi="Wingdings" w:hint="default"/>
+        <w:sz w:val="20"/>
+      </w:rPr>
+    </w:lvl>
+    <w:lvl w:ilvl="6" w:tentative="1">
+      <w:start w:val="1"/>
+      <w:numFmt w:val="bullet"/>
+      <w:lvlText w:val=""/>
+      <w:lvlJc w:val="left"/>
+      <w:pPr>
+        <w:tabs>
+          <w:tab w:val="num" w:pos="5040"/>
+        </w:tabs>
+        <w:ind w:left="5040" w:hanging="360"/>
+      </w:pPr>
+      <w:rPr>
+        <w:rFonts w:ascii="Wingdings" w:hAnsi="Wingdings" w:hint="default"/>
+        <w:sz w:val="20"/>
+      </w:rPr>
+    </w:lvl>
+    <w:lvl w:ilvl="7" w:tentative="1">
+      <w:start w:val="1"/>
+      <w:numFmt w:val="bullet"/>
+      <w:lvlText w:val=""/>
+      <w:lvlJc w:val="left"/>
+      <w:pPr>
+        <w:tabs>
+          <w:tab w:val="num" w:pos="5760"/>
+        </w:tabs>
+        <w:ind w:left="5760" w:hanging="360"/>
+      </w:pPr>
+      <w:rPr>
+        <w:rFonts w:ascii="Wingdings" w:hAnsi="Wingdings" w:hint="default"/>
+        <w:sz w:val="20"/>
+      </w:rPr>
+    </w:lvl>
+    <w:lvl w:ilvl="8" w:tentative="1">
+      <w:start w:val="1"/>
+      <w:numFmt w:val="bullet"/>
+      <w:lvlText w:val=""/>
+      <w:lvlJc w:val="left"/>
+      <w:pPr>
+        <w:tabs>
+          <w:tab w:val="num" w:pos="6480"/>
+        </w:tabs>
+        <w:ind w:left="6480" w:hanging="360"/>
+      </w:pPr>
+      <w:rPr>
+        <w:rFonts w:ascii="Wingdings" w:hAnsi="Wingdings" w:hint="default"/>
+        <w:sz w:val="20"/>
+      </w:rPr>
+    </w:lvl>
+  </w:abstractNum>
+  <w:abstractNum w:abstractNumId="19" w15:restartNumberingAfterBreak="0">
+    <w:nsid w:val="505A6386"/>
+    <w:multiLevelType w:val="multilevel"/>
+    <w:tmpl w:val="A38A8FD8"/>
+    <w:lvl w:ilvl="0">
+      <w:start w:val="1"/>
+      <w:numFmt w:val="bullet"/>
+      <w:lvlText w:val=""/>
+      <w:lvlJc w:val="left"/>
+      <w:pPr>
+        <w:tabs>
+          <w:tab w:val="num" w:pos="720"/>
+        </w:tabs>
+        <w:ind w:left="720" w:hanging="360"/>
+      </w:pPr>
+      <w:rPr>
+        <w:rFonts w:ascii="Symbol" w:hAnsi="Symbol" w:hint="default"/>
+        <w:sz w:val="20"/>
+      </w:rPr>
+    </w:lvl>
+    <w:lvl w:ilvl="1" w:tentative="1">
+      <w:start w:val="1"/>
+      <w:numFmt w:val="bullet"/>
+      <w:lvlText w:val="o"/>
+      <w:lvlJc w:val="left"/>
+      <w:pPr>
+        <w:tabs>
+          <w:tab w:val="num" w:pos="1440"/>
+        </w:tabs>
+        <w:ind w:left="1440" w:hanging="360"/>
+      </w:pPr>
+      <w:rPr>
+        <w:rFonts w:ascii="Courier New" w:hAnsi="Courier New" w:hint="default"/>
+        <w:sz w:val="20"/>
+      </w:rPr>
+    </w:lvl>
+    <w:lvl w:ilvl="2" w:tentative="1">
+      <w:start w:val="1"/>
+      <w:numFmt w:val="bullet"/>
+      <w:lvlText w:val=""/>
+      <w:lvlJc w:val="left"/>
+      <w:pPr>
+        <w:tabs>
+          <w:tab w:val="num" w:pos="2160"/>
+        </w:tabs>
+        <w:ind w:left="2160" w:hanging="360"/>
+      </w:pPr>
+      <w:rPr>
+        <w:rFonts w:ascii="Wingdings" w:hAnsi="Wingdings" w:hint="default"/>
+        <w:sz w:val="20"/>
+      </w:rPr>
+    </w:lvl>
+    <w:lvl w:ilvl="3" w:tentative="1">
+      <w:start w:val="1"/>
+      <w:numFmt w:val="bullet"/>
+      <w:lvlText w:val=""/>
+      <w:lvlJc w:val="left"/>
+      <w:pPr>
+        <w:tabs>
+          <w:tab w:val="num" w:pos="2880"/>
+        </w:tabs>
+        <w:ind w:left="2880" w:hanging="360"/>
+      </w:pPr>
+      <w:rPr>
+        <w:rFonts w:ascii="Wingdings" w:hAnsi="Wingdings" w:hint="default"/>
+        <w:sz w:val="20"/>
+      </w:rPr>
+    </w:lvl>
+    <w:lvl w:ilvl="4" w:tentative="1">
+      <w:start w:val="1"/>
+      <w:numFmt w:val="bullet"/>
+      <w:lvlText w:val=""/>
+      <w:lvlJc w:val="left"/>
+      <w:pPr>
+        <w:tabs>
+          <w:tab w:val="num" w:pos="3600"/>
+        </w:tabs>
+        <w:ind w:left="3600" w:hanging="360"/>
+      </w:pPr>
+      <w:rPr>
+        <w:rFonts w:ascii="Wingdings" w:hAnsi="Wingdings" w:hint="default"/>
+        <w:sz w:val="20"/>
+      </w:rPr>
+    </w:lvl>
+    <w:lvl w:ilvl="5" w:tentative="1">
+      <w:start w:val="1"/>
+      <w:numFmt w:val="bullet"/>
+      <w:lvlText w:val=""/>
+      <w:lvlJc w:val="left"/>
+      <w:pPr>
+        <w:tabs>
+          <w:tab w:val="num" w:pos="4320"/>
+        </w:tabs>
+        <w:ind w:left="4320" w:hanging="360"/>
+      </w:pPr>
+      <w:rPr>
+        <w:rFonts w:ascii="Wingdings" w:hAnsi="Wingdings" w:hint="default"/>
+        <w:sz w:val="20"/>
+      </w:rPr>
+    </w:lvl>
+    <w:lvl w:ilvl="6" w:tentative="1">
+      <w:start w:val="1"/>
+      <w:numFmt w:val="bullet"/>
+      <w:lvlText w:val=""/>
+      <w:lvlJc w:val="left"/>
+      <w:pPr>
+        <w:tabs>
+          <w:tab w:val="num" w:pos="5040"/>
+        </w:tabs>
+        <w:ind w:left="5040" w:hanging="360"/>
+      </w:pPr>
+      <w:rPr>
+        <w:rFonts w:ascii="Wingdings" w:hAnsi="Wingdings" w:hint="default"/>
+        <w:sz w:val="20"/>
+      </w:rPr>
+    </w:lvl>
+    <w:lvl w:ilvl="7" w:tentative="1">
+      <w:start w:val="1"/>
+      <w:numFmt w:val="bullet"/>
+      <w:lvlText w:val=""/>
+      <w:lvlJc w:val="left"/>
+      <w:pPr>
+        <w:tabs>
+          <w:tab w:val="num" w:pos="5760"/>
+        </w:tabs>
+        <w:ind w:left="5760" w:hanging="360"/>
+      </w:pPr>
+      <w:rPr>
+        <w:rFonts w:ascii="Wingdings" w:hAnsi="Wingdings" w:hint="default"/>
+        <w:sz w:val="20"/>
+      </w:rPr>
+    </w:lvl>
+    <w:lvl w:ilvl="8" w:tentative="1">
+      <w:start w:val="1"/>
+      <w:numFmt w:val="bullet"/>
+      <w:lvlText w:val=""/>
+      <w:lvlJc w:val="left"/>
+      <w:pPr>
+        <w:tabs>
+          <w:tab w:val="num" w:pos="6480"/>
+        </w:tabs>
+        <w:ind w:left="6480" w:hanging="360"/>
+      </w:pPr>
+      <w:rPr>
+        <w:rFonts w:ascii="Wingdings" w:hAnsi="Wingdings" w:hint="default"/>
+        <w:sz w:val="20"/>
+      </w:rPr>
+    </w:lvl>
+  </w:abstractNum>
+  <w:abstractNum w:abstractNumId="20" w15:restartNumberingAfterBreak="0">
+    <w:nsid w:val="50726ABF"/>
+    <w:multiLevelType w:val="multilevel"/>
+    <w:tmpl w:val="F1E68E6E"/>
+    <w:lvl w:ilvl="0">
+      <w:start w:val="1"/>
+      <w:numFmt w:val="bullet"/>
+      <w:lvlText w:val=""/>
+      <w:lvlJc w:val="left"/>
+      <w:pPr>
+        <w:tabs>
+          <w:tab w:val="num" w:pos="720"/>
+        </w:tabs>
+        <w:ind w:left="720" w:hanging="360"/>
+      </w:pPr>
+      <w:rPr>
+        <w:rFonts w:ascii="Symbol" w:hAnsi="Symbol" w:hint="default"/>
+        <w:sz w:val="20"/>
+      </w:rPr>
+    </w:lvl>
+    <w:lvl w:ilvl="1" w:tentative="1">
+      <w:start w:val="1"/>
+      <w:numFmt w:val="bullet"/>
+      <w:lvlText w:val="o"/>
+      <w:lvlJc w:val="left"/>
+      <w:pPr>
+        <w:tabs>
+          <w:tab w:val="num" w:pos="1440"/>
+        </w:tabs>
+        <w:ind w:left="1440" w:hanging="360"/>
+      </w:pPr>
+      <w:rPr>
+        <w:rFonts w:ascii="Courier New" w:hAnsi="Courier New" w:hint="default"/>
+        <w:sz w:val="20"/>
+      </w:rPr>
+    </w:lvl>
+    <w:lvl w:ilvl="2" w:tentative="1">
+      <w:start w:val="1"/>
+      <w:numFmt w:val="bullet"/>
+      <w:lvlText w:val=""/>
+      <w:lvlJc w:val="left"/>
+      <w:pPr>
+        <w:tabs>
+          <w:tab w:val="num" w:pos="2160"/>
+        </w:tabs>
+        <w:ind w:left="2160" w:hanging="360"/>
+      </w:pPr>
+      <w:rPr>
+        <w:rFonts w:ascii="Wingdings" w:hAnsi="Wingdings" w:hint="default"/>
+        <w:sz w:val="20"/>
+      </w:rPr>
+    </w:lvl>
+    <w:lvl w:ilvl="3" w:tentative="1">
+      <w:start w:val="1"/>
+      <w:numFmt w:val="bullet"/>
+      <w:lvlText w:val=""/>
+      <w:lvlJc w:val="left"/>
+      <w:pPr>
+        <w:tabs>
+          <w:tab w:val="num" w:pos="2880"/>
+        </w:tabs>
+        <w:ind w:left="2880" w:hanging="360"/>
+      </w:pPr>
+      <w:rPr>
+        <w:rFonts w:ascii="Wingdings" w:hAnsi="Wingdings" w:hint="default"/>
+        <w:sz w:val="20"/>
+      </w:rPr>
+    </w:lvl>
+    <w:lvl w:ilvl="4" w:tentative="1">
+      <w:start w:val="1"/>
+      <w:numFmt w:val="bullet"/>
+      <w:lvlText w:val=""/>
+      <w:lvlJc w:val="left"/>
+      <w:pPr>
+        <w:tabs>
+          <w:tab w:val="num" w:pos="3600"/>
+        </w:tabs>
+        <w:ind w:left="3600" w:hanging="360"/>
+      </w:pPr>
+      <w:rPr>
+        <w:rFonts w:ascii="Wingdings" w:hAnsi="Wingdings" w:hint="default"/>
+        <w:sz w:val="20"/>
+      </w:rPr>
+    </w:lvl>
+    <w:lvl w:ilvl="5" w:tentative="1">
+      <w:start w:val="1"/>
+      <w:numFmt w:val="bullet"/>
+      <w:lvlText w:val=""/>
+      <w:lvlJc w:val="left"/>
+      <w:pPr>
+        <w:tabs>
+          <w:tab w:val="num" w:pos="4320"/>
+        </w:tabs>
+        <w:ind w:left="4320" w:hanging="360"/>
+      </w:pPr>
+      <w:rPr>
+        <w:rFonts w:ascii="Wingdings" w:hAnsi="Wingdings" w:hint="default"/>
+        <w:sz w:val="20"/>
+      </w:rPr>
+    </w:lvl>
+    <w:lvl w:ilvl="6" w:tentative="1">
+      <w:start w:val="1"/>
+      <w:numFmt w:val="bullet"/>
+      <w:lvlText w:val=""/>
+      <w:lvlJc w:val="left"/>
+      <w:pPr>
+        <w:tabs>
+          <w:tab w:val="num" w:pos="5040"/>
+        </w:tabs>
+        <w:ind w:left="5040" w:hanging="360"/>
+      </w:pPr>
+      <w:rPr>
+        <w:rFonts w:ascii="Wingdings" w:hAnsi="Wingdings" w:hint="default"/>
+        <w:sz w:val="20"/>
+      </w:rPr>
+    </w:lvl>
+    <w:lvl w:ilvl="7" w:tentative="1">
+      <w:start w:val="1"/>
+      <w:numFmt w:val="bullet"/>
+      <w:lvlText w:val=""/>
+      <w:lvlJc w:val="left"/>
+      <w:pPr>
+        <w:tabs>
+          <w:tab w:val="num" w:pos="5760"/>
+        </w:tabs>
+        <w:ind w:left="5760" w:hanging="360"/>
+      </w:pPr>
+      <w:rPr>
+        <w:rFonts w:ascii="Wingdings" w:hAnsi="Wingdings" w:hint="default"/>
+        <w:sz w:val="20"/>
+      </w:rPr>
+    </w:lvl>
+    <w:lvl w:ilvl="8" w:tentative="1">
+      <w:start w:val="1"/>
+      <w:numFmt w:val="bullet"/>
+      <w:lvlText w:val=""/>
+      <w:lvlJc w:val="left"/>
+      <w:pPr>
+        <w:tabs>
+          <w:tab w:val="num" w:pos="6480"/>
+        </w:tabs>
+        <w:ind w:left="6480" w:hanging="360"/>
+      </w:pPr>
+      <w:rPr>
+        <w:rFonts w:ascii="Wingdings" w:hAnsi="Wingdings" w:hint="default"/>
+        <w:sz w:val="20"/>
+      </w:rPr>
+    </w:lvl>
+  </w:abstractNum>
+  <w:abstractNum w:abstractNumId="21" w15:restartNumberingAfterBreak="0">
+    <w:nsid w:val="54160708"/>
+    <w:multiLevelType w:val="multilevel"/>
+    <w:tmpl w:val="EBC8DEA8"/>
+    <w:lvl w:ilvl="0">
+      <w:start w:val="1"/>
+      <w:numFmt w:val="bullet"/>
+      <w:lvlText w:val=""/>
+      <w:lvlJc w:val="left"/>
+      <w:pPr>
+        <w:tabs>
+          <w:tab w:val="num" w:pos="720"/>
+        </w:tabs>
+        <w:ind w:left="720" w:hanging="360"/>
+      </w:pPr>
+      <w:rPr>
+        <w:rFonts w:ascii="Symbol" w:hAnsi="Symbol" w:hint="default"/>
+        <w:sz w:val="20"/>
+      </w:rPr>
+    </w:lvl>
+    <w:lvl w:ilvl="1" w:tentative="1">
+      <w:start w:val="1"/>
+      <w:numFmt w:val="bullet"/>
+      <w:lvlText w:val="o"/>
+      <w:lvlJc w:val="left"/>
+      <w:pPr>
+        <w:tabs>
+          <w:tab w:val="num" w:pos="1440"/>
+        </w:tabs>
+        <w:ind w:left="1440" w:hanging="360"/>
+      </w:pPr>
+      <w:rPr>
+        <w:rFonts w:ascii="Courier New" w:hAnsi="Courier New" w:hint="default"/>
+        <w:sz w:val="20"/>
+      </w:rPr>
+    </w:lvl>
+    <w:lvl w:ilvl="2" w:tentative="1">
+      <w:start w:val="1"/>
+      <w:numFmt w:val="bullet"/>
+      <w:lvlText w:val=""/>
+      <w:lvlJc w:val="left"/>
+      <w:pPr>
+        <w:tabs>
+          <w:tab w:val="num" w:pos="2160"/>
+        </w:tabs>
+        <w:ind w:left="2160" w:hanging="360"/>
+      </w:pPr>
+      <w:rPr>
+        <w:rFonts w:ascii="Wingdings" w:hAnsi="Wingdings" w:hint="default"/>
+        <w:sz w:val="20"/>
+      </w:rPr>
+    </w:lvl>
+    <w:lvl w:ilvl="3" w:tentative="1">
+      <w:start w:val="1"/>
+      <w:numFmt w:val="bullet"/>
+      <w:lvlText w:val=""/>
+      <w:lvlJc w:val="left"/>
+      <w:pPr>
+        <w:tabs>
+          <w:tab w:val="num" w:pos="2880"/>
+        </w:tabs>
+        <w:ind w:left="2880" w:hanging="360"/>
+      </w:pPr>
+      <w:rPr>
+        <w:rFonts w:ascii="Wingdings" w:hAnsi="Wingdings" w:hint="default"/>
+        <w:sz w:val="20"/>
+      </w:rPr>
+    </w:lvl>
+    <w:lvl w:ilvl="4" w:tentative="1">
+      <w:start w:val="1"/>
+      <w:numFmt w:val="bullet"/>
+      <w:lvlText w:val=""/>
+      <w:lvlJc w:val="left"/>
+      <w:pPr>
+        <w:tabs>
+          <w:tab w:val="num" w:pos="3600"/>
+        </w:tabs>
+        <w:ind w:left="3600" w:hanging="360"/>
+      </w:pPr>
+      <w:rPr>
+        <w:rFonts w:ascii="Wingdings" w:hAnsi="Wingdings" w:hint="default"/>
+        <w:sz w:val="20"/>
+      </w:rPr>
+    </w:lvl>
+    <w:lvl w:ilvl="5" w:tentative="1">
+      <w:start w:val="1"/>
+      <w:numFmt w:val="bullet"/>
+      <w:lvlText w:val=""/>
+      <w:lvlJc w:val="left"/>
+      <w:pPr>
+        <w:tabs>
+          <w:tab w:val="num" w:pos="4320"/>
+        </w:tabs>
+        <w:ind w:left="4320" w:hanging="360"/>
+      </w:pPr>
+      <w:rPr>
+        <w:rFonts w:ascii="Wingdings" w:hAnsi="Wingdings" w:hint="default"/>
+        <w:sz w:val="20"/>
+      </w:rPr>
+    </w:lvl>
+    <w:lvl w:ilvl="6" w:tentative="1">
+      <w:start w:val="1"/>
+      <w:numFmt w:val="bullet"/>
+      <w:lvlText w:val=""/>
+      <w:lvlJc w:val="left"/>
+      <w:pPr>
+        <w:tabs>
+          <w:tab w:val="num" w:pos="5040"/>
+        </w:tabs>
+        <w:ind w:left="5040" w:hanging="360"/>
+      </w:pPr>
+      <w:rPr>
+        <w:rFonts w:ascii="Wingdings" w:hAnsi="Wingdings" w:hint="default"/>
+        <w:sz w:val="20"/>
+      </w:rPr>
+    </w:lvl>
+    <w:lvl w:ilvl="7" w:tentative="1">
+      <w:start w:val="1"/>
+      <w:numFmt w:val="bullet"/>
+      <w:lvlText w:val=""/>
+      <w:lvlJc w:val="left"/>
+      <w:pPr>
+        <w:tabs>
+          <w:tab w:val="num" w:pos="5760"/>
+        </w:tabs>
+        <w:ind w:left="5760" w:hanging="360"/>
+      </w:pPr>
+      <w:rPr>
+        <w:rFonts w:ascii="Wingdings" w:hAnsi="Wingdings" w:hint="default"/>
+        <w:sz w:val="20"/>
+      </w:rPr>
+    </w:lvl>
+    <w:lvl w:ilvl="8" w:tentative="1">
+      <w:start w:val="1"/>
+      <w:numFmt w:val="bullet"/>
+      <w:lvlText w:val=""/>
+      <w:lvlJc w:val="left"/>
+      <w:pPr>
+        <w:tabs>
+          <w:tab w:val="num" w:pos="6480"/>
+        </w:tabs>
+        <w:ind w:left="6480" w:hanging="360"/>
+      </w:pPr>
+      <w:rPr>
+        <w:rFonts w:ascii="Wingdings" w:hAnsi="Wingdings" w:hint="default"/>
+        <w:sz w:val="20"/>
+      </w:rPr>
+    </w:lvl>
+  </w:abstractNum>
+  <w:abstractNum w:abstractNumId="22" w15:restartNumberingAfterBreak="0">
+    <w:nsid w:val="547562B2"/>
+    <w:multiLevelType w:val="multilevel"/>
+    <w:tmpl w:val="0046C0F4"/>
     <w:lvl w:ilvl="0">
       <w:start w:val="1"/>
       <w:numFmt w:val="decimal"/>
@@ -12014,10 +14062,10 @@
       </w:pPr>
     </w:lvl>
   </w:abstractNum>
-  <w:abstractNum w:abstractNumId="11" w15:restartNumberingAfterBreak="0">
-    <w:nsid w:val="2D223624"/>
+  <w:abstractNum w:abstractNumId="23" w15:restartNumberingAfterBreak="0">
+    <w:nsid w:val="55795D0A"/>
     <w:multiLevelType w:val="multilevel"/>
-    <w:tmpl w:val="A43AB5C8"/>
+    <w:tmpl w:val="4B26691A"/>
     <w:lvl w:ilvl="0">
       <w:start w:val="1"/>
       <w:numFmt w:val="bullet"/>
@@ -12163,10 +14211,10 @@
       </w:rPr>
     </w:lvl>
   </w:abstractNum>
-  <w:abstractNum w:abstractNumId="12" w15:restartNumberingAfterBreak="0">
-    <w:nsid w:val="34E207A1"/>
+  <w:abstractNum w:abstractNumId="24" w15:restartNumberingAfterBreak="0">
+    <w:nsid w:val="585A36F4"/>
     <w:multiLevelType w:val="multilevel"/>
-    <w:tmpl w:val="B622B692"/>
+    <w:tmpl w:val="B50E8FF0"/>
     <w:lvl w:ilvl="0">
       <w:start w:val="1"/>
       <w:numFmt w:val="bullet"/>
@@ -12312,10 +14360,10 @@
       </w:rPr>
     </w:lvl>
   </w:abstractNum>
-  <w:abstractNum w:abstractNumId="13" w15:restartNumberingAfterBreak="0">
-    <w:nsid w:val="35084021"/>
+  <w:abstractNum w:abstractNumId="25" w15:restartNumberingAfterBreak="0">
+    <w:nsid w:val="5C4F16C3"/>
     <w:multiLevelType w:val="multilevel"/>
-    <w:tmpl w:val="E4F645FA"/>
+    <w:tmpl w:val="B1EEAB98"/>
     <w:lvl w:ilvl="0">
       <w:start w:val="1"/>
       <w:numFmt w:val="bullet"/>
@@ -12461,10 +14509,10 @@
       </w:rPr>
     </w:lvl>
   </w:abstractNum>
-  <w:abstractNum w:abstractNumId="14" w15:restartNumberingAfterBreak="0">
-    <w:nsid w:val="37EB6D10"/>
+  <w:abstractNum w:abstractNumId="26" w15:restartNumberingAfterBreak="0">
+    <w:nsid w:val="5E2C7FEC"/>
     <w:multiLevelType w:val="multilevel"/>
-    <w:tmpl w:val="9F8E83D2"/>
+    <w:tmpl w:val="A6CC5F44"/>
     <w:lvl w:ilvl="0">
       <w:start w:val="1"/>
       <w:numFmt w:val="bullet"/>
@@ -12610,10 +14658,10 @@
       </w:rPr>
     </w:lvl>
   </w:abstractNum>
-  <w:abstractNum w:abstractNumId="15" w15:restartNumberingAfterBreak="0">
-    <w:nsid w:val="3B6A11BA"/>
+  <w:abstractNum w:abstractNumId="27" w15:restartNumberingAfterBreak="0">
+    <w:nsid w:val="5E9D6711"/>
     <w:multiLevelType w:val="multilevel"/>
-    <w:tmpl w:val="96A82702"/>
+    <w:tmpl w:val="67161312"/>
     <w:lvl w:ilvl="0">
       <w:start w:val="1"/>
       <w:numFmt w:val="bullet"/>
@@ -12759,10 +14807,10 @@
       </w:rPr>
     </w:lvl>
   </w:abstractNum>
-  <w:abstractNum w:abstractNumId="16" w15:restartNumberingAfterBreak="0">
-    <w:nsid w:val="3C234523"/>
+  <w:abstractNum w:abstractNumId="28" w15:restartNumberingAfterBreak="0">
+    <w:nsid w:val="5F2F5DAA"/>
     <w:multiLevelType w:val="multilevel"/>
-    <w:tmpl w:val="25244DAA"/>
+    <w:tmpl w:val="20329492"/>
     <w:lvl w:ilvl="0">
       <w:start w:val="1"/>
       <w:numFmt w:val="bullet"/>
@@ -12908,10 +14956,606 @@
       </w:rPr>
     </w:lvl>
   </w:abstractNum>
-  <w:abstractNum w:abstractNumId="17" w15:restartNumberingAfterBreak="0">
-    <w:nsid w:val="421E458D"/>
+  <w:abstractNum w:abstractNumId="29" w15:restartNumberingAfterBreak="0">
+    <w:nsid w:val="6C460A62"/>
     <w:multiLevelType w:val="multilevel"/>
-    <w:tmpl w:val="D6146CF6"/>
+    <w:tmpl w:val="1B168A92"/>
+    <w:lvl w:ilvl="0">
+      <w:start w:val="1"/>
+      <w:numFmt w:val="bullet"/>
+      <w:lvlText w:val=""/>
+      <w:lvlJc w:val="left"/>
+      <w:pPr>
+        <w:tabs>
+          <w:tab w:val="num" w:pos="720"/>
+        </w:tabs>
+        <w:ind w:left="720" w:hanging="360"/>
+      </w:pPr>
+      <w:rPr>
+        <w:rFonts w:ascii="Symbol" w:hAnsi="Symbol" w:hint="default"/>
+        <w:sz w:val="20"/>
+      </w:rPr>
+    </w:lvl>
+    <w:lvl w:ilvl="1" w:tentative="1">
+      <w:start w:val="1"/>
+      <w:numFmt w:val="bullet"/>
+      <w:lvlText w:val="o"/>
+      <w:lvlJc w:val="left"/>
+      <w:pPr>
+        <w:tabs>
+          <w:tab w:val="num" w:pos="1440"/>
+        </w:tabs>
+        <w:ind w:left="1440" w:hanging="360"/>
+      </w:pPr>
+      <w:rPr>
+        <w:rFonts w:ascii="Courier New" w:hAnsi="Courier New" w:hint="default"/>
+        <w:sz w:val="20"/>
+      </w:rPr>
+    </w:lvl>
+    <w:lvl w:ilvl="2" w:tentative="1">
+      <w:start w:val="1"/>
+      <w:numFmt w:val="bullet"/>
+      <w:lvlText w:val=""/>
+      <w:lvlJc w:val="left"/>
+      <w:pPr>
+        <w:tabs>
+          <w:tab w:val="num" w:pos="2160"/>
+        </w:tabs>
+        <w:ind w:left="2160" w:hanging="360"/>
+      </w:pPr>
+      <w:rPr>
+        <w:rFonts w:ascii="Wingdings" w:hAnsi="Wingdings" w:hint="default"/>
+        <w:sz w:val="20"/>
+      </w:rPr>
+    </w:lvl>
+    <w:lvl w:ilvl="3" w:tentative="1">
+      <w:start w:val="1"/>
+      <w:numFmt w:val="bullet"/>
+      <w:lvlText w:val=""/>
+      <w:lvlJc w:val="left"/>
+      <w:pPr>
+        <w:tabs>
+          <w:tab w:val="num" w:pos="2880"/>
+        </w:tabs>
+        <w:ind w:left="2880" w:hanging="360"/>
+      </w:pPr>
+      <w:rPr>
+        <w:rFonts w:ascii="Wingdings" w:hAnsi="Wingdings" w:hint="default"/>
+        <w:sz w:val="20"/>
+      </w:rPr>
+    </w:lvl>
+    <w:lvl w:ilvl="4" w:tentative="1">
+      <w:start w:val="1"/>
+      <w:numFmt w:val="bullet"/>
+      <w:lvlText w:val=""/>
+      <w:lvlJc w:val="left"/>
+      <w:pPr>
+        <w:tabs>
+          <w:tab w:val="num" w:pos="3600"/>
+        </w:tabs>
+        <w:ind w:left="3600" w:hanging="360"/>
+      </w:pPr>
+      <w:rPr>
+        <w:rFonts w:ascii="Wingdings" w:hAnsi="Wingdings" w:hint="default"/>
+        <w:sz w:val="20"/>
+      </w:rPr>
+    </w:lvl>
+    <w:lvl w:ilvl="5" w:tentative="1">
+      <w:start w:val="1"/>
+      <w:numFmt w:val="bullet"/>
+      <w:lvlText w:val=""/>
+      <w:lvlJc w:val="left"/>
+      <w:pPr>
+        <w:tabs>
+          <w:tab w:val="num" w:pos="4320"/>
+        </w:tabs>
+        <w:ind w:left="4320" w:hanging="360"/>
+      </w:pPr>
+      <w:rPr>
+        <w:rFonts w:ascii="Wingdings" w:hAnsi="Wingdings" w:hint="default"/>
+        <w:sz w:val="20"/>
+      </w:rPr>
+    </w:lvl>
+    <w:lvl w:ilvl="6" w:tentative="1">
+      <w:start w:val="1"/>
+      <w:numFmt w:val="bullet"/>
+      <w:lvlText w:val=""/>
+      <w:lvlJc w:val="left"/>
+      <w:pPr>
+        <w:tabs>
+          <w:tab w:val="num" w:pos="5040"/>
+        </w:tabs>
+        <w:ind w:left="5040" w:hanging="360"/>
+      </w:pPr>
+      <w:rPr>
+        <w:rFonts w:ascii="Wingdings" w:hAnsi="Wingdings" w:hint="default"/>
+        <w:sz w:val="20"/>
+      </w:rPr>
+    </w:lvl>
+    <w:lvl w:ilvl="7" w:tentative="1">
+      <w:start w:val="1"/>
+      <w:numFmt w:val="bullet"/>
+      <w:lvlText w:val=""/>
+      <w:lvlJc w:val="left"/>
+      <w:pPr>
+        <w:tabs>
+          <w:tab w:val="num" w:pos="5760"/>
+        </w:tabs>
+        <w:ind w:left="5760" w:hanging="360"/>
+      </w:pPr>
+      <w:rPr>
+        <w:rFonts w:ascii="Wingdings" w:hAnsi="Wingdings" w:hint="default"/>
+        <w:sz w:val="20"/>
+      </w:rPr>
+    </w:lvl>
+    <w:lvl w:ilvl="8" w:tentative="1">
+      <w:start w:val="1"/>
+      <w:numFmt w:val="bullet"/>
+      <w:lvlText w:val=""/>
+      <w:lvlJc w:val="left"/>
+      <w:pPr>
+        <w:tabs>
+          <w:tab w:val="num" w:pos="6480"/>
+        </w:tabs>
+        <w:ind w:left="6480" w:hanging="360"/>
+      </w:pPr>
+      <w:rPr>
+        <w:rFonts w:ascii="Wingdings" w:hAnsi="Wingdings" w:hint="default"/>
+        <w:sz w:val="20"/>
+      </w:rPr>
+    </w:lvl>
+  </w:abstractNum>
+  <w:abstractNum w:abstractNumId="30" w15:restartNumberingAfterBreak="0">
+    <w:nsid w:val="6C7459B5"/>
+    <w:multiLevelType w:val="multilevel"/>
+    <w:tmpl w:val="60EA7A4A"/>
+    <w:lvl w:ilvl="0">
+      <w:start w:val="1"/>
+      <w:numFmt w:val="bullet"/>
+      <w:lvlText w:val=""/>
+      <w:lvlJc w:val="left"/>
+      <w:pPr>
+        <w:tabs>
+          <w:tab w:val="num" w:pos="720"/>
+        </w:tabs>
+        <w:ind w:left="720" w:hanging="360"/>
+      </w:pPr>
+      <w:rPr>
+        <w:rFonts w:ascii="Symbol" w:hAnsi="Symbol" w:hint="default"/>
+        <w:sz w:val="20"/>
+      </w:rPr>
+    </w:lvl>
+    <w:lvl w:ilvl="1" w:tentative="1">
+      <w:start w:val="1"/>
+      <w:numFmt w:val="bullet"/>
+      <w:lvlText w:val="o"/>
+      <w:lvlJc w:val="left"/>
+      <w:pPr>
+        <w:tabs>
+          <w:tab w:val="num" w:pos="1440"/>
+        </w:tabs>
+        <w:ind w:left="1440" w:hanging="360"/>
+      </w:pPr>
+      <w:rPr>
+        <w:rFonts w:ascii="Courier New" w:hAnsi="Courier New" w:hint="default"/>
+        <w:sz w:val="20"/>
+      </w:rPr>
+    </w:lvl>
+    <w:lvl w:ilvl="2" w:tentative="1">
+      <w:start w:val="1"/>
+      <w:numFmt w:val="bullet"/>
+      <w:lvlText w:val=""/>
+      <w:lvlJc w:val="left"/>
+      <w:pPr>
+        <w:tabs>
+          <w:tab w:val="num" w:pos="2160"/>
+        </w:tabs>
+        <w:ind w:left="2160" w:hanging="360"/>
+      </w:pPr>
+      <w:rPr>
+        <w:rFonts w:ascii="Wingdings" w:hAnsi="Wingdings" w:hint="default"/>
+        <w:sz w:val="20"/>
+      </w:rPr>
+    </w:lvl>
+    <w:lvl w:ilvl="3" w:tentative="1">
+      <w:start w:val="1"/>
+      <w:numFmt w:val="bullet"/>
+      <w:lvlText w:val=""/>
+      <w:lvlJc w:val="left"/>
+      <w:pPr>
+        <w:tabs>
+          <w:tab w:val="num" w:pos="2880"/>
+        </w:tabs>
+        <w:ind w:left="2880" w:hanging="360"/>
+      </w:pPr>
+      <w:rPr>
+        <w:rFonts w:ascii="Wingdings" w:hAnsi="Wingdings" w:hint="default"/>
+        <w:sz w:val="20"/>
+      </w:rPr>
+    </w:lvl>
+    <w:lvl w:ilvl="4" w:tentative="1">
+      <w:start w:val="1"/>
+      <w:numFmt w:val="bullet"/>
+      <w:lvlText w:val=""/>
+      <w:lvlJc w:val="left"/>
+      <w:pPr>
+        <w:tabs>
+          <w:tab w:val="num" w:pos="3600"/>
+        </w:tabs>
+        <w:ind w:left="3600" w:hanging="360"/>
+      </w:pPr>
+      <w:rPr>
+        <w:rFonts w:ascii="Wingdings" w:hAnsi="Wingdings" w:hint="default"/>
+        <w:sz w:val="20"/>
+      </w:rPr>
+    </w:lvl>
+    <w:lvl w:ilvl="5" w:tentative="1">
+      <w:start w:val="1"/>
+      <w:numFmt w:val="bullet"/>
+      <w:lvlText w:val=""/>
+      <w:lvlJc w:val="left"/>
+      <w:pPr>
+        <w:tabs>
+          <w:tab w:val="num" w:pos="4320"/>
+        </w:tabs>
+        <w:ind w:left="4320" w:hanging="360"/>
+      </w:pPr>
+      <w:rPr>
+        <w:rFonts w:ascii="Wingdings" w:hAnsi="Wingdings" w:hint="default"/>
+        <w:sz w:val="20"/>
+      </w:rPr>
+    </w:lvl>
+    <w:lvl w:ilvl="6" w:tentative="1">
+      <w:start w:val="1"/>
+      <w:numFmt w:val="bullet"/>
+      <w:lvlText w:val=""/>
+      <w:lvlJc w:val="left"/>
+      <w:pPr>
+        <w:tabs>
+          <w:tab w:val="num" w:pos="5040"/>
+        </w:tabs>
+        <w:ind w:left="5040" w:hanging="360"/>
+      </w:pPr>
+      <w:rPr>
+        <w:rFonts w:ascii="Wingdings" w:hAnsi="Wingdings" w:hint="default"/>
+        <w:sz w:val="20"/>
+      </w:rPr>
+    </w:lvl>
+    <w:lvl w:ilvl="7" w:tentative="1">
+      <w:start w:val="1"/>
+      <w:numFmt w:val="bullet"/>
+      <w:lvlText w:val=""/>
+      <w:lvlJc w:val="left"/>
+      <w:pPr>
+        <w:tabs>
+          <w:tab w:val="num" w:pos="5760"/>
+        </w:tabs>
+        <w:ind w:left="5760" w:hanging="360"/>
+      </w:pPr>
+      <w:rPr>
+        <w:rFonts w:ascii="Wingdings" w:hAnsi="Wingdings" w:hint="default"/>
+        <w:sz w:val="20"/>
+      </w:rPr>
+    </w:lvl>
+    <w:lvl w:ilvl="8" w:tentative="1">
+      <w:start w:val="1"/>
+      <w:numFmt w:val="bullet"/>
+      <w:lvlText w:val=""/>
+      <w:lvlJc w:val="left"/>
+      <w:pPr>
+        <w:tabs>
+          <w:tab w:val="num" w:pos="6480"/>
+        </w:tabs>
+        <w:ind w:left="6480" w:hanging="360"/>
+      </w:pPr>
+      <w:rPr>
+        <w:rFonts w:ascii="Wingdings" w:hAnsi="Wingdings" w:hint="default"/>
+        <w:sz w:val="20"/>
+      </w:rPr>
+    </w:lvl>
+  </w:abstractNum>
+  <w:abstractNum w:abstractNumId="31" w15:restartNumberingAfterBreak="0">
+    <w:nsid w:val="6F031C2B"/>
+    <w:multiLevelType w:val="multilevel"/>
+    <w:tmpl w:val="95F09354"/>
+    <w:lvl w:ilvl="0">
+      <w:start w:val="1"/>
+      <w:numFmt w:val="bullet"/>
+      <w:lvlText w:val=""/>
+      <w:lvlJc w:val="left"/>
+      <w:pPr>
+        <w:tabs>
+          <w:tab w:val="num" w:pos="720"/>
+        </w:tabs>
+        <w:ind w:left="720" w:hanging="360"/>
+      </w:pPr>
+      <w:rPr>
+        <w:rFonts w:ascii="Symbol" w:hAnsi="Symbol" w:hint="default"/>
+        <w:sz w:val="20"/>
+      </w:rPr>
+    </w:lvl>
+    <w:lvl w:ilvl="1" w:tentative="1">
+      <w:start w:val="1"/>
+      <w:numFmt w:val="bullet"/>
+      <w:lvlText w:val="o"/>
+      <w:lvlJc w:val="left"/>
+      <w:pPr>
+        <w:tabs>
+          <w:tab w:val="num" w:pos="1440"/>
+        </w:tabs>
+        <w:ind w:left="1440" w:hanging="360"/>
+      </w:pPr>
+      <w:rPr>
+        <w:rFonts w:ascii="Courier New" w:hAnsi="Courier New" w:hint="default"/>
+        <w:sz w:val="20"/>
+      </w:rPr>
+    </w:lvl>
+    <w:lvl w:ilvl="2" w:tentative="1">
+      <w:start w:val="1"/>
+      <w:numFmt w:val="bullet"/>
+      <w:lvlText w:val=""/>
+      <w:lvlJc w:val="left"/>
+      <w:pPr>
+        <w:tabs>
+          <w:tab w:val="num" w:pos="2160"/>
+        </w:tabs>
+        <w:ind w:left="2160" w:hanging="360"/>
+      </w:pPr>
+      <w:rPr>
+        <w:rFonts w:ascii="Wingdings" w:hAnsi="Wingdings" w:hint="default"/>
+        <w:sz w:val="20"/>
+      </w:rPr>
+    </w:lvl>
+    <w:lvl w:ilvl="3" w:tentative="1">
+      <w:start w:val="1"/>
+      <w:numFmt w:val="bullet"/>
+      <w:lvlText w:val=""/>
+      <w:lvlJc w:val="left"/>
+      <w:pPr>
+        <w:tabs>
+          <w:tab w:val="num" w:pos="2880"/>
+        </w:tabs>
+        <w:ind w:left="2880" w:hanging="360"/>
+      </w:pPr>
+      <w:rPr>
+        <w:rFonts w:ascii="Wingdings" w:hAnsi="Wingdings" w:hint="default"/>
+        <w:sz w:val="20"/>
+      </w:rPr>
+    </w:lvl>
+    <w:lvl w:ilvl="4" w:tentative="1">
+      <w:start w:val="1"/>
+      <w:numFmt w:val="bullet"/>
+      <w:lvlText w:val=""/>
+      <w:lvlJc w:val="left"/>
+      <w:pPr>
+        <w:tabs>
+          <w:tab w:val="num" w:pos="3600"/>
+        </w:tabs>
+        <w:ind w:left="3600" w:hanging="360"/>
+      </w:pPr>
+      <w:rPr>
+        <w:rFonts w:ascii="Wingdings" w:hAnsi="Wingdings" w:hint="default"/>
+        <w:sz w:val="20"/>
+      </w:rPr>
+    </w:lvl>
+    <w:lvl w:ilvl="5" w:tentative="1">
+      <w:start w:val="1"/>
+      <w:numFmt w:val="bullet"/>
+      <w:lvlText w:val=""/>
+      <w:lvlJc w:val="left"/>
+      <w:pPr>
+        <w:tabs>
+          <w:tab w:val="num" w:pos="4320"/>
+        </w:tabs>
+        <w:ind w:left="4320" w:hanging="360"/>
+      </w:pPr>
+      <w:rPr>
+        <w:rFonts w:ascii="Wingdings" w:hAnsi="Wingdings" w:hint="default"/>
+        <w:sz w:val="20"/>
+      </w:rPr>
+    </w:lvl>
+    <w:lvl w:ilvl="6" w:tentative="1">
+      <w:start w:val="1"/>
+      <w:numFmt w:val="bullet"/>
+      <w:lvlText w:val=""/>
+      <w:lvlJc w:val="left"/>
+      <w:pPr>
+        <w:tabs>
+          <w:tab w:val="num" w:pos="5040"/>
+        </w:tabs>
+        <w:ind w:left="5040" w:hanging="360"/>
+      </w:pPr>
+      <w:rPr>
+        <w:rFonts w:ascii="Wingdings" w:hAnsi="Wingdings" w:hint="default"/>
+        <w:sz w:val="20"/>
+      </w:rPr>
+    </w:lvl>
+    <w:lvl w:ilvl="7" w:tentative="1">
+      <w:start w:val="1"/>
+      <w:numFmt w:val="bullet"/>
+      <w:lvlText w:val=""/>
+      <w:lvlJc w:val="left"/>
+      <w:pPr>
+        <w:tabs>
+          <w:tab w:val="num" w:pos="5760"/>
+        </w:tabs>
+        <w:ind w:left="5760" w:hanging="360"/>
+      </w:pPr>
+      <w:rPr>
+        <w:rFonts w:ascii="Wingdings" w:hAnsi="Wingdings" w:hint="default"/>
+        <w:sz w:val="20"/>
+      </w:rPr>
+    </w:lvl>
+    <w:lvl w:ilvl="8" w:tentative="1">
+      <w:start w:val="1"/>
+      <w:numFmt w:val="bullet"/>
+      <w:lvlText w:val=""/>
+      <w:lvlJc w:val="left"/>
+      <w:pPr>
+        <w:tabs>
+          <w:tab w:val="num" w:pos="6480"/>
+        </w:tabs>
+        <w:ind w:left="6480" w:hanging="360"/>
+      </w:pPr>
+      <w:rPr>
+        <w:rFonts w:ascii="Wingdings" w:hAnsi="Wingdings" w:hint="default"/>
+        <w:sz w:val="20"/>
+      </w:rPr>
+    </w:lvl>
+  </w:abstractNum>
+  <w:abstractNum w:abstractNumId="32" w15:restartNumberingAfterBreak="0">
+    <w:nsid w:val="702B60D0"/>
+    <w:multiLevelType w:val="multilevel"/>
+    <w:tmpl w:val="A18C1BE2"/>
+    <w:lvl w:ilvl="0">
+      <w:start w:val="1"/>
+      <w:numFmt w:val="bullet"/>
+      <w:lvlText w:val=""/>
+      <w:lvlJc w:val="left"/>
+      <w:pPr>
+        <w:tabs>
+          <w:tab w:val="num" w:pos="720"/>
+        </w:tabs>
+        <w:ind w:left="720" w:hanging="360"/>
+      </w:pPr>
+      <w:rPr>
+        <w:rFonts w:ascii="Symbol" w:hAnsi="Symbol" w:hint="default"/>
+        <w:sz w:val="20"/>
+      </w:rPr>
+    </w:lvl>
+    <w:lvl w:ilvl="1" w:tentative="1">
+      <w:start w:val="1"/>
+      <w:numFmt w:val="bullet"/>
+      <w:lvlText w:val="o"/>
+      <w:lvlJc w:val="left"/>
+      <w:pPr>
+        <w:tabs>
+          <w:tab w:val="num" w:pos="1440"/>
+        </w:tabs>
+        <w:ind w:left="1440" w:hanging="360"/>
+      </w:pPr>
+      <w:rPr>
+        <w:rFonts w:ascii="Courier New" w:hAnsi="Courier New" w:hint="default"/>
+        <w:sz w:val="20"/>
+      </w:rPr>
+    </w:lvl>
+    <w:lvl w:ilvl="2" w:tentative="1">
+      <w:start w:val="1"/>
+      <w:numFmt w:val="bullet"/>
+      <w:lvlText w:val=""/>
+      <w:lvlJc w:val="left"/>
+      <w:pPr>
+        <w:tabs>
+          <w:tab w:val="num" w:pos="2160"/>
+        </w:tabs>
+        <w:ind w:left="2160" w:hanging="360"/>
+      </w:pPr>
+      <w:rPr>
+        <w:rFonts w:ascii="Wingdings" w:hAnsi="Wingdings" w:hint="default"/>
+        <w:sz w:val="20"/>
+      </w:rPr>
+    </w:lvl>
+    <w:lvl w:ilvl="3" w:tentative="1">
+      <w:start w:val="1"/>
+      <w:numFmt w:val="bullet"/>
+      <w:lvlText w:val=""/>
+      <w:lvlJc w:val="left"/>
+      <w:pPr>
+        <w:tabs>
+          <w:tab w:val="num" w:pos="2880"/>
+        </w:tabs>
+        <w:ind w:left="2880" w:hanging="360"/>
+      </w:pPr>
+      <w:rPr>
+        <w:rFonts w:ascii="Wingdings" w:hAnsi="Wingdings" w:hint="default"/>
+        <w:sz w:val="20"/>
+      </w:rPr>
+    </w:lvl>
+    <w:lvl w:ilvl="4" w:tentative="1">
+      <w:start w:val="1"/>
+      <w:numFmt w:val="bullet"/>
+      <w:lvlText w:val=""/>
+      <w:lvlJc w:val="left"/>
+      <w:pPr>
+        <w:tabs>
+          <w:tab w:val="num" w:pos="3600"/>
+        </w:tabs>
+        <w:ind w:left="3600" w:hanging="360"/>
+      </w:pPr>
+      <w:rPr>
+        <w:rFonts w:ascii="Wingdings" w:hAnsi="Wingdings" w:hint="default"/>
+        <w:sz w:val="20"/>
+      </w:rPr>
+    </w:lvl>
+    <w:lvl w:ilvl="5" w:tentative="1">
+      <w:start w:val="1"/>
+      <w:numFmt w:val="bullet"/>
+      <w:lvlText w:val=""/>
+      <w:lvlJc w:val="left"/>
+      <w:pPr>
+        <w:tabs>
+          <w:tab w:val="num" w:pos="4320"/>
+        </w:tabs>
+        <w:ind w:left="4320" w:hanging="360"/>
+      </w:pPr>
+      <w:rPr>
+        <w:rFonts w:ascii="Wingdings" w:hAnsi="Wingdings" w:hint="default"/>
+        <w:sz w:val="20"/>
+      </w:rPr>
+    </w:lvl>
+    <w:lvl w:ilvl="6" w:tentative="1">
+      <w:start w:val="1"/>
+      <w:numFmt w:val="bullet"/>
+      <w:lvlText w:val=""/>
+      <w:lvlJc w:val="left"/>
+      <w:pPr>
+        <w:tabs>
+          <w:tab w:val="num" w:pos="5040"/>
+        </w:tabs>
+        <w:ind w:left="5040" w:hanging="360"/>
+      </w:pPr>
+      <w:rPr>
+        <w:rFonts w:ascii="Wingdings" w:hAnsi="Wingdings" w:hint="default"/>
+        <w:sz w:val="20"/>
+      </w:rPr>
+    </w:lvl>
+    <w:lvl w:ilvl="7" w:tentative="1">
+      <w:start w:val="1"/>
+      <w:numFmt w:val="bullet"/>
+      <w:lvlText w:val=""/>
+      <w:lvlJc w:val="left"/>
+      <w:pPr>
+        <w:tabs>
+          <w:tab w:val="num" w:pos="5760"/>
+        </w:tabs>
+        <w:ind w:left="5760" w:hanging="360"/>
+      </w:pPr>
+      <w:rPr>
+        <w:rFonts w:ascii="Wingdings" w:hAnsi="Wingdings" w:hint="default"/>
+        <w:sz w:val="20"/>
+      </w:rPr>
+    </w:lvl>
+    <w:lvl w:ilvl="8" w:tentative="1">
+      <w:start w:val="1"/>
+      <w:numFmt w:val="bullet"/>
+      <w:lvlText w:val=""/>
+      <w:lvlJc w:val="left"/>
+      <w:pPr>
+        <w:tabs>
+          <w:tab w:val="num" w:pos="6480"/>
+        </w:tabs>
+        <w:ind w:left="6480" w:hanging="360"/>
+      </w:pPr>
+      <w:rPr>
+        <w:rFonts w:ascii="Wingdings" w:hAnsi="Wingdings" w:hint="default"/>
+        <w:sz w:val="20"/>
+      </w:rPr>
+    </w:lvl>
+  </w:abstractNum>
+  <w:abstractNum w:abstractNumId="33" w15:restartNumberingAfterBreak="0">
+    <w:nsid w:val="7B762083"/>
+    <w:multiLevelType w:val="multilevel"/>
+    <w:tmpl w:val="F75AECA4"/>
     <w:lvl w:ilvl="0">
       <w:start w:val="1"/>
       <w:numFmt w:val="decimal"/>
@@ -13021,2081 +15665,109 @@
       </w:pPr>
     </w:lvl>
   </w:abstractNum>
-  <w:abstractNum w:abstractNumId="18" w15:restartNumberingAfterBreak="0">
-    <w:nsid w:val="422546EB"/>
-    <w:multiLevelType w:val="multilevel"/>
-    <w:tmpl w:val="D6483714"/>
-    <w:lvl w:ilvl="0">
-      <w:start w:val="1"/>
-      <w:numFmt w:val="bullet"/>
-      <w:lvlText w:val=""/>
-      <w:lvlJc w:val="left"/>
-      <w:pPr>
-        <w:tabs>
-          <w:tab w:val="num" w:pos="720"/>
-        </w:tabs>
-        <w:ind w:left="720" w:hanging="360"/>
-      </w:pPr>
-      <w:rPr>
-        <w:rFonts w:ascii="Symbol" w:hAnsi="Symbol" w:hint="default"/>
-        <w:sz w:val="20"/>
-      </w:rPr>
-    </w:lvl>
-    <w:lvl w:ilvl="1" w:tentative="1">
-      <w:start w:val="1"/>
-      <w:numFmt w:val="bullet"/>
-      <w:lvlText w:val="o"/>
-      <w:lvlJc w:val="left"/>
-      <w:pPr>
-        <w:tabs>
-          <w:tab w:val="num" w:pos="1440"/>
-        </w:tabs>
-        <w:ind w:left="1440" w:hanging="360"/>
-      </w:pPr>
-      <w:rPr>
-        <w:rFonts w:ascii="Courier New" w:hAnsi="Courier New" w:hint="default"/>
-        <w:sz w:val="20"/>
-      </w:rPr>
-    </w:lvl>
-    <w:lvl w:ilvl="2" w:tentative="1">
-      <w:start w:val="1"/>
-      <w:numFmt w:val="bullet"/>
-      <w:lvlText w:val=""/>
-      <w:lvlJc w:val="left"/>
-      <w:pPr>
-        <w:tabs>
-          <w:tab w:val="num" w:pos="2160"/>
-        </w:tabs>
-        <w:ind w:left="2160" w:hanging="360"/>
-      </w:pPr>
-      <w:rPr>
-        <w:rFonts w:ascii="Wingdings" w:hAnsi="Wingdings" w:hint="default"/>
-        <w:sz w:val="20"/>
-      </w:rPr>
-    </w:lvl>
-    <w:lvl w:ilvl="3" w:tentative="1">
-      <w:start w:val="1"/>
-      <w:numFmt w:val="bullet"/>
-      <w:lvlText w:val=""/>
-      <w:lvlJc w:val="left"/>
-      <w:pPr>
-        <w:tabs>
-          <w:tab w:val="num" w:pos="2880"/>
-        </w:tabs>
-        <w:ind w:left="2880" w:hanging="360"/>
-      </w:pPr>
-      <w:rPr>
-        <w:rFonts w:ascii="Wingdings" w:hAnsi="Wingdings" w:hint="default"/>
-        <w:sz w:val="20"/>
-      </w:rPr>
-    </w:lvl>
-    <w:lvl w:ilvl="4" w:tentative="1">
-      <w:start w:val="1"/>
-      <w:numFmt w:val="bullet"/>
-      <w:lvlText w:val=""/>
-      <w:lvlJc w:val="left"/>
-      <w:pPr>
-        <w:tabs>
-          <w:tab w:val="num" w:pos="3600"/>
-        </w:tabs>
-        <w:ind w:left="3600" w:hanging="360"/>
-      </w:pPr>
-      <w:rPr>
-        <w:rFonts w:ascii="Wingdings" w:hAnsi="Wingdings" w:hint="default"/>
-        <w:sz w:val="20"/>
-      </w:rPr>
-    </w:lvl>
-    <w:lvl w:ilvl="5" w:tentative="1">
-      <w:start w:val="1"/>
-      <w:numFmt w:val="bullet"/>
-      <w:lvlText w:val=""/>
-      <w:lvlJc w:val="left"/>
-      <w:pPr>
-        <w:tabs>
-          <w:tab w:val="num" w:pos="4320"/>
-        </w:tabs>
-        <w:ind w:left="4320" w:hanging="360"/>
-      </w:pPr>
-      <w:rPr>
-        <w:rFonts w:ascii="Wingdings" w:hAnsi="Wingdings" w:hint="default"/>
-        <w:sz w:val="20"/>
-      </w:rPr>
-    </w:lvl>
-    <w:lvl w:ilvl="6" w:tentative="1">
-      <w:start w:val="1"/>
-      <w:numFmt w:val="bullet"/>
-      <w:lvlText w:val=""/>
-      <w:lvlJc w:val="left"/>
-      <w:pPr>
-        <w:tabs>
-          <w:tab w:val="num" w:pos="5040"/>
-        </w:tabs>
-        <w:ind w:left="5040" w:hanging="360"/>
-      </w:pPr>
-      <w:rPr>
-        <w:rFonts w:ascii="Wingdings" w:hAnsi="Wingdings" w:hint="default"/>
-        <w:sz w:val="20"/>
-      </w:rPr>
-    </w:lvl>
-    <w:lvl w:ilvl="7" w:tentative="1">
-      <w:start w:val="1"/>
-      <w:numFmt w:val="bullet"/>
-      <w:lvlText w:val=""/>
-      <w:lvlJc w:val="left"/>
-      <w:pPr>
-        <w:tabs>
-          <w:tab w:val="num" w:pos="5760"/>
-        </w:tabs>
-        <w:ind w:left="5760" w:hanging="360"/>
-      </w:pPr>
-      <w:rPr>
-        <w:rFonts w:ascii="Wingdings" w:hAnsi="Wingdings" w:hint="default"/>
-        <w:sz w:val="20"/>
-      </w:rPr>
-    </w:lvl>
-    <w:lvl w:ilvl="8" w:tentative="1">
-      <w:start w:val="1"/>
-      <w:numFmt w:val="bullet"/>
-      <w:lvlText w:val=""/>
-      <w:lvlJc w:val="left"/>
-      <w:pPr>
-        <w:tabs>
-          <w:tab w:val="num" w:pos="6480"/>
-        </w:tabs>
-        <w:ind w:left="6480" w:hanging="360"/>
-      </w:pPr>
-      <w:rPr>
-        <w:rFonts w:ascii="Wingdings" w:hAnsi="Wingdings" w:hint="default"/>
-        <w:sz w:val="20"/>
-      </w:rPr>
-    </w:lvl>
-  </w:abstractNum>
-  <w:abstractNum w:abstractNumId="19" w15:restartNumberingAfterBreak="0">
-    <w:nsid w:val="43CC20E2"/>
-    <w:multiLevelType w:val="multilevel"/>
-    <w:tmpl w:val="67E4EBAC"/>
-    <w:lvl w:ilvl="0">
-      <w:start w:val="1"/>
-      <w:numFmt w:val="bullet"/>
-      <w:lvlText w:val=""/>
-      <w:lvlJc w:val="left"/>
-      <w:pPr>
-        <w:tabs>
-          <w:tab w:val="num" w:pos="720"/>
-        </w:tabs>
-        <w:ind w:left="720" w:hanging="360"/>
-      </w:pPr>
-      <w:rPr>
-        <w:rFonts w:ascii="Symbol" w:hAnsi="Symbol" w:hint="default"/>
-        <w:sz w:val="20"/>
-      </w:rPr>
-    </w:lvl>
-    <w:lvl w:ilvl="1" w:tentative="1">
-      <w:start w:val="1"/>
-      <w:numFmt w:val="bullet"/>
-      <w:lvlText w:val="o"/>
-      <w:lvlJc w:val="left"/>
-      <w:pPr>
-        <w:tabs>
-          <w:tab w:val="num" w:pos="1440"/>
-        </w:tabs>
-        <w:ind w:left="1440" w:hanging="360"/>
-      </w:pPr>
-      <w:rPr>
-        <w:rFonts w:ascii="Courier New" w:hAnsi="Courier New" w:hint="default"/>
-        <w:sz w:val="20"/>
-      </w:rPr>
-    </w:lvl>
-    <w:lvl w:ilvl="2" w:tentative="1">
-      <w:start w:val="1"/>
-      <w:numFmt w:val="bullet"/>
-      <w:lvlText w:val=""/>
-      <w:lvlJc w:val="left"/>
-      <w:pPr>
-        <w:tabs>
-          <w:tab w:val="num" w:pos="2160"/>
-        </w:tabs>
-        <w:ind w:left="2160" w:hanging="360"/>
-      </w:pPr>
-      <w:rPr>
-        <w:rFonts w:ascii="Wingdings" w:hAnsi="Wingdings" w:hint="default"/>
-        <w:sz w:val="20"/>
-      </w:rPr>
-    </w:lvl>
-    <w:lvl w:ilvl="3" w:tentative="1">
-      <w:start w:val="1"/>
-      <w:numFmt w:val="bullet"/>
-      <w:lvlText w:val=""/>
-      <w:lvlJc w:val="left"/>
-      <w:pPr>
-        <w:tabs>
-          <w:tab w:val="num" w:pos="2880"/>
-        </w:tabs>
-        <w:ind w:left="2880" w:hanging="360"/>
-      </w:pPr>
-      <w:rPr>
-        <w:rFonts w:ascii="Wingdings" w:hAnsi="Wingdings" w:hint="default"/>
-        <w:sz w:val="20"/>
-      </w:rPr>
-    </w:lvl>
-    <w:lvl w:ilvl="4" w:tentative="1">
-      <w:start w:val="1"/>
-      <w:numFmt w:val="bullet"/>
-      <w:lvlText w:val=""/>
-      <w:lvlJc w:val="left"/>
-      <w:pPr>
-        <w:tabs>
-          <w:tab w:val="num" w:pos="3600"/>
-        </w:tabs>
-        <w:ind w:left="3600" w:hanging="360"/>
-      </w:pPr>
-      <w:rPr>
-        <w:rFonts w:ascii="Wingdings" w:hAnsi="Wingdings" w:hint="default"/>
-        <w:sz w:val="20"/>
-      </w:rPr>
-    </w:lvl>
-    <w:lvl w:ilvl="5" w:tentative="1">
-      <w:start w:val="1"/>
-      <w:numFmt w:val="bullet"/>
-      <w:lvlText w:val=""/>
-      <w:lvlJc w:val="left"/>
-      <w:pPr>
-        <w:tabs>
-          <w:tab w:val="num" w:pos="4320"/>
-        </w:tabs>
-        <w:ind w:left="4320" w:hanging="360"/>
-      </w:pPr>
-      <w:rPr>
-        <w:rFonts w:ascii="Wingdings" w:hAnsi="Wingdings" w:hint="default"/>
-        <w:sz w:val="20"/>
-      </w:rPr>
-    </w:lvl>
-    <w:lvl w:ilvl="6" w:tentative="1">
-      <w:start w:val="1"/>
-      <w:numFmt w:val="bullet"/>
-      <w:lvlText w:val=""/>
-      <w:lvlJc w:val="left"/>
-      <w:pPr>
-        <w:tabs>
-          <w:tab w:val="num" w:pos="5040"/>
-        </w:tabs>
-        <w:ind w:left="5040" w:hanging="360"/>
-      </w:pPr>
-      <w:rPr>
-        <w:rFonts w:ascii="Wingdings" w:hAnsi="Wingdings" w:hint="default"/>
-        <w:sz w:val="20"/>
-      </w:rPr>
-    </w:lvl>
-    <w:lvl w:ilvl="7" w:tentative="1">
-      <w:start w:val="1"/>
-      <w:numFmt w:val="bullet"/>
-      <w:lvlText w:val=""/>
-      <w:lvlJc w:val="left"/>
-      <w:pPr>
-        <w:tabs>
-          <w:tab w:val="num" w:pos="5760"/>
-        </w:tabs>
-        <w:ind w:left="5760" w:hanging="360"/>
-      </w:pPr>
-      <w:rPr>
-        <w:rFonts w:ascii="Wingdings" w:hAnsi="Wingdings" w:hint="default"/>
-        <w:sz w:val="20"/>
-      </w:rPr>
-    </w:lvl>
-    <w:lvl w:ilvl="8" w:tentative="1">
-      <w:start w:val="1"/>
-      <w:numFmt w:val="bullet"/>
-      <w:lvlText w:val=""/>
-      <w:lvlJc w:val="left"/>
-      <w:pPr>
-        <w:tabs>
-          <w:tab w:val="num" w:pos="6480"/>
-        </w:tabs>
-        <w:ind w:left="6480" w:hanging="360"/>
-      </w:pPr>
-      <w:rPr>
-        <w:rFonts w:ascii="Wingdings" w:hAnsi="Wingdings" w:hint="default"/>
-        <w:sz w:val="20"/>
-      </w:rPr>
-    </w:lvl>
-  </w:abstractNum>
-  <w:abstractNum w:abstractNumId="20" w15:restartNumberingAfterBreak="0">
-    <w:nsid w:val="492C6387"/>
-    <w:multiLevelType w:val="multilevel"/>
-    <w:tmpl w:val="1BFE4BEA"/>
-    <w:lvl w:ilvl="0">
-      <w:start w:val="1"/>
-      <w:numFmt w:val="decimal"/>
-      <w:lvlText w:val="%1."/>
-      <w:lvlJc w:val="left"/>
-      <w:pPr>
-        <w:tabs>
-          <w:tab w:val="num" w:pos="720"/>
-        </w:tabs>
-        <w:ind w:left="720" w:hanging="360"/>
-      </w:pPr>
-    </w:lvl>
-    <w:lvl w:ilvl="1" w:tentative="1">
-      <w:start w:val="1"/>
-      <w:numFmt w:val="decimal"/>
-      <w:lvlText w:val="%2."/>
-      <w:lvlJc w:val="left"/>
-      <w:pPr>
-        <w:tabs>
-          <w:tab w:val="num" w:pos="1440"/>
-        </w:tabs>
-        <w:ind w:left="1440" w:hanging="360"/>
-      </w:pPr>
-    </w:lvl>
-    <w:lvl w:ilvl="2" w:tentative="1">
-      <w:start w:val="1"/>
-      <w:numFmt w:val="decimal"/>
-      <w:lvlText w:val="%3."/>
-      <w:lvlJc w:val="left"/>
-      <w:pPr>
-        <w:tabs>
-          <w:tab w:val="num" w:pos="2160"/>
-        </w:tabs>
-        <w:ind w:left="2160" w:hanging="360"/>
-      </w:pPr>
-    </w:lvl>
-    <w:lvl w:ilvl="3" w:tentative="1">
-      <w:start w:val="1"/>
-      <w:numFmt w:val="decimal"/>
-      <w:lvlText w:val="%4."/>
-      <w:lvlJc w:val="left"/>
-      <w:pPr>
-        <w:tabs>
-          <w:tab w:val="num" w:pos="2880"/>
-        </w:tabs>
-        <w:ind w:left="2880" w:hanging="360"/>
-      </w:pPr>
-    </w:lvl>
-    <w:lvl w:ilvl="4" w:tentative="1">
-      <w:start w:val="1"/>
-      <w:numFmt w:val="decimal"/>
-      <w:lvlText w:val="%5."/>
-      <w:lvlJc w:val="left"/>
-      <w:pPr>
-        <w:tabs>
-          <w:tab w:val="num" w:pos="3600"/>
-        </w:tabs>
-        <w:ind w:left="3600" w:hanging="360"/>
-      </w:pPr>
-    </w:lvl>
-    <w:lvl w:ilvl="5" w:tentative="1">
-      <w:start w:val="1"/>
-      <w:numFmt w:val="decimal"/>
-      <w:lvlText w:val="%6."/>
-      <w:lvlJc w:val="left"/>
-      <w:pPr>
-        <w:tabs>
-          <w:tab w:val="num" w:pos="4320"/>
-        </w:tabs>
-        <w:ind w:left="4320" w:hanging="360"/>
-      </w:pPr>
-    </w:lvl>
-    <w:lvl w:ilvl="6" w:tentative="1">
-      <w:start w:val="1"/>
-      <w:numFmt w:val="decimal"/>
-      <w:lvlText w:val="%7."/>
-      <w:lvlJc w:val="left"/>
-      <w:pPr>
-        <w:tabs>
-          <w:tab w:val="num" w:pos="5040"/>
-        </w:tabs>
-        <w:ind w:left="5040" w:hanging="360"/>
-      </w:pPr>
-    </w:lvl>
-    <w:lvl w:ilvl="7" w:tentative="1">
-      <w:start w:val="1"/>
-      <w:numFmt w:val="decimal"/>
-      <w:lvlText w:val="%8."/>
-      <w:lvlJc w:val="left"/>
-      <w:pPr>
-        <w:tabs>
-          <w:tab w:val="num" w:pos="5760"/>
-        </w:tabs>
-        <w:ind w:left="5760" w:hanging="360"/>
-      </w:pPr>
-    </w:lvl>
-    <w:lvl w:ilvl="8" w:tentative="1">
-      <w:start w:val="1"/>
-      <w:numFmt w:val="decimal"/>
-      <w:lvlText w:val="%9."/>
-      <w:lvlJc w:val="left"/>
-      <w:pPr>
-        <w:tabs>
-          <w:tab w:val="num" w:pos="6480"/>
-        </w:tabs>
-        <w:ind w:left="6480" w:hanging="360"/>
-      </w:pPr>
-    </w:lvl>
-  </w:abstractNum>
-  <w:abstractNum w:abstractNumId="21" w15:restartNumberingAfterBreak="0">
-    <w:nsid w:val="4A2409D7"/>
-    <w:multiLevelType w:val="multilevel"/>
-    <w:tmpl w:val="6632E36C"/>
-    <w:lvl w:ilvl="0">
-      <w:start w:val="1"/>
-      <w:numFmt w:val="bullet"/>
-      <w:lvlText w:val=""/>
-      <w:lvlJc w:val="left"/>
-      <w:pPr>
-        <w:tabs>
-          <w:tab w:val="num" w:pos="720"/>
-        </w:tabs>
-        <w:ind w:left="720" w:hanging="360"/>
-      </w:pPr>
-      <w:rPr>
-        <w:rFonts w:ascii="Symbol" w:hAnsi="Symbol" w:hint="default"/>
-        <w:sz w:val="20"/>
-      </w:rPr>
-    </w:lvl>
-    <w:lvl w:ilvl="1" w:tentative="1">
-      <w:start w:val="1"/>
-      <w:numFmt w:val="bullet"/>
-      <w:lvlText w:val="o"/>
-      <w:lvlJc w:val="left"/>
-      <w:pPr>
-        <w:tabs>
-          <w:tab w:val="num" w:pos="1440"/>
-        </w:tabs>
-        <w:ind w:left="1440" w:hanging="360"/>
-      </w:pPr>
-      <w:rPr>
-        <w:rFonts w:ascii="Courier New" w:hAnsi="Courier New" w:hint="default"/>
-        <w:sz w:val="20"/>
-      </w:rPr>
-    </w:lvl>
-    <w:lvl w:ilvl="2" w:tentative="1">
-      <w:start w:val="1"/>
-      <w:numFmt w:val="bullet"/>
-      <w:lvlText w:val=""/>
-      <w:lvlJc w:val="left"/>
-      <w:pPr>
-        <w:tabs>
-          <w:tab w:val="num" w:pos="2160"/>
-        </w:tabs>
-        <w:ind w:left="2160" w:hanging="360"/>
-      </w:pPr>
-      <w:rPr>
-        <w:rFonts w:ascii="Wingdings" w:hAnsi="Wingdings" w:hint="default"/>
-        <w:sz w:val="20"/>
-      </w:rPr>
-    </w:lvl>
-    <w:lvl w:ilvl="3" w:tentative="1">
-      <w:start w:val="1"/>
-      <w:numFmt w:val="bullet"/>
-      <w:lvlText w:val=""/>
-      <w:lvlJc w:val="left"/>
-      <w:pPr>
-        <w:tabs>
-          <w:tab w:val="num" w:pos="2880"/>
-        </w:tabs>
-        <w:ind w:left="2880" w:hanging="360"/>
-      </w:pPr>
-      <w:rPr>
-        <w:rFonts w:ascii="Wingdings" w:hAnsi="Wingdings" w:hint="default"/>
-        <w:sz w:val="20"/>
-      </w:rPr>
-    </w:lvl>
-    <w:lvl w:ilvl="4" w:tentative="1">
-      <w:start w:val="1"/>
-      <w:numFmt w:val="bullet"/>
-      <w:lvlText w:val=""/>
-      <w:lvlJc w:val="left"/>
-      <w:pPr>
-        <w:tabs>
-          <w:tab w:val="num" w:pos="3600"/>
-        </w:tabs>
-        <w:ind w:left="3600" w:hanging="360"/>
-      </w:pPr>
-      <w:rPr>
-        <w:rFonts w:ascii="Wingdings" w:hAnsi="Wingdings" w:hint="default"/>
-        <w:sz w:val="20"/>
-      </w:rPr>
-    </w:lvl>
-    <w:lvl w:ilvl="5" w:tentative="1">
-      <w:start w:val="1"/>
-      <w:numFmt w:val="bullet"/>
-      <w:lvlText w:val=""/>
-      <w:lvlJc w:val="left"/>
-      <w:pPr>
-        <w:tabs>
-          <w:tab w:val="num" w:pos="4320"/>
-        </w:tabs>
-        <w:ind w:left="4320" w:hanging="360"/>
-      </w:pPr>
-      <w:rPr>
-        <w:rFonts w:ascii="Wingdings" w:hAnsi="Wingdings" w:hint="default"/>
-        <w:sz w:val="20"/>
-      </w:rPr>
-    </w:lvl>
-    <w:lvl w:ilvl="6" w:tentative="1">
-      <w:start w:val="1"/>
-      <w:numFmt w:val="bullet"/>
-      <w:lvlText w:val=""/>
-      <w:lvlJc w:val="left"/>
-      <w:pPr>
-        <w:tabs>
-          <w:tab w:val="num" w:pos="5040"/>
-        </w:tabs>
-        <w:ind w:left="5040" w:hanging="360"/>
-      </w:pPr>
-      <w:rPr>
-        <w:rFonts w:ascii="Wingdings" w:hAnsi="Wingdings" w:hint="default"/>
-        <w:sz w:val="20"/>
-      </w:rPr>
-    </w:lvl>
-    <w:lvl w:ilvl="7" w:tentative="1">
-      <w:start w:val="1"/>
-      <w:numFmt w:val="bullet"/>
-      <w:lvlText w:val=""/>
-      <w:lvlJc w:val="left"/>
-      <w:pPr>
-        <w:tabs>
-          <w:tab w:val="num" w:pos="5760"/>
-        </w:tabs>
-        <w:ind w:left="5760" w:hanging="360"/>
-      </w:pPr>
-      <w:rPr>
-        <w:rFonts w:ascii="Wingdings" w:hAnsi="Wingdings" w:hint="default"/>
-        <w:sz w:val="20"/>
-      </w:rPr>
-    </w:lvl>
-    <w:lvl w:ilvl="8" w:tentative="1">
-      <w:start w:val="1"/>
-      <w:numFmt w:val="bullet"/>
-      <w:lvlText w:val=""/>
-      <w:lvlJc w:val="left"/>
-      <w:pPr>
-        <w:tabs>
-          <w:tab w:val="num" w:pos="6480"/>
-        </w:tabs>
-        <w:ind w:left="6480" w:hanging="360"/>
-      </w:pPr>
-      <w:rPr>
-        <w:rFonts w:ascii="Wingdings" w:hAnsi="Wingdings" w:hint="default"/>
-        <w:sz w:val="20"/>
-      </w:rPr>
-    </w:lvl>
-  </w:abstractNum>
-  <w:abstractNum w:abstractNumId="22" w15:restartNumberingAfterBreak="0">
-    <w:nsid w:val="562F12E3"/>
-    <w:multiLevelType w:val="multilevel"/>
-    <w:tmpl w:val="98764FAE"/>
-    <w:lvl w:ilvl="0">
-      <w:start w:val="1"/>
-      <w:numFmt w:val="decimal"/>
-      <w:lvlText w:val="%1."/>
-      <w:lvlJc w:val="left"/>
-      <w:pPr>
-        <w:tabs>
-          <w:tab w:val="num" w:pos="720"/>
-        </w:tabs>
-        <w:ind w:left="720" w:hanging="360"/>
-      </w:pPr>
-    </w:lvl>
-    <w:lvl w:ilvl="1" w:tentative="1">
-      <w:start w:val="1"/>
-      <w:numFmt w:val="decimal"/>
-      <w:lvlText w:val="%2."/>
-      <w:lvlJc w:val="left"/>
-      <w:pPr>
-        <w:tabs>
-          <w:tab w:val="num" w:pos="1440"/>
-        </w:tabs>
-        <w:ind w:left="1440" w:hanging="360"/>
-      </w:pPr>
-    </w:lvl>
-    <w:lvl w:ilvl="2" w:tentative="1">
-      <w:start w:val="1"/>
-      <w:numFmt w:val="decimal"/>
-      <w:lvlText w:val="%3."/>
-      <w:lvlJc w:val="left"/>
-      <w:pPr>
-        <w:tabs>
-          <w:tab w:val="num" w:pos="2160"/>
-        </w:tabs>
-        <w:ind w:left="2160" w:hanging="360"/>
-      </w:pPr>
-    </w:lvl>
-    <w:lvl w:ilvl="3" w:tentative="1">
-      <w:start w:val="1"/>
-      <w:numFmt w:val="decimal"/>
-      <w:lvlText w:val="%4."/>
-      <w:lvlJc w:val="left"/>
-      <w:pPr>
-        <w:tabs>
-          <w:tab w:val="num" w:pos="2880"/>
-        </w:tabs>
-        <w:ind w:left="2880" w:hanging="360"/>
-      </w:pPr>
-    </w:lvl>
-    <w:lvl w:ilvl="4" w:tentative="1">
-      <w:start w:val="1"/>
-      <w:numFmt w:val="decimal"/>
-      <w:lvlText w:val="%5."/>
-      <w:lvlJc w:val="left"/>
-      <w:pPr>
-        <w:tabs>
-          <w:tab w:val="num" w:pos="3600"/>
-        </w:tabs>
-        <w:ind w:left="3600" w:hanging="360"/>
-      </w:pPr>
-    </w:lvl>
-    <w:lvl w:ilvl="5" w:tentative="1">
-      <w:start w:val="1"/>
-      <w:numFmt w:val="decimal"/>
-      <w:lvlText w:val="%6."/>
-      <w:lvlJc w:val="left"/>
-      <w:pPr>
-        <w:tabs>
-          <w:tab w:val="num" w:pos="4320"/>
-        </w:tabs>
-        <w:ind w:left="4320" w:hanging="360"/>
-      </w:pPr>
-    </w:lvl>
-    <w:lvl w:ilvl="6" w:tentative="1">
-      <w:start w:val="1"/>
-      <w:numFmt w:val="decimal"/>
-      <w:lvlText w:val="%7."/>
-      <w:lvlJc w:val="left"/>
-      <w:pPr>
-        <w:tabs>
-          <w:tab w:val="num" w:pos="5040"/>
-        </w:tabs>
-        <w:ind w:left="5040" w:hanging="360"/>
-      </w:pPr>
-    </w:lvl>
-    <w:lvl w:ilvl="7" w:tentative="1">
-      <w:start w:val="1"/>
-      <w:numFmt w:val="decimal"/>
-      <w:lvlText w:val="%8."/>
-      <w:lvlJc w:val="left"/>
-      <w:pPr>
-        <w:tabs>
-          <w:tab w:val="num" w:pos="5760"/>
-        </w:tabs>
-        <w:ind w:left="5760" w:hanging="360"/>
-      </w:pPr>
-    </w:lvl>
-    <w:lvl w:ilvl="8" w:tentative="1">
-      <w:start w:val="1"/>
-      <w:numFmt w:val="decimal"/>
-      <w:lvlText w:val="%9."/>
-      <w:lvlJc w:val="left"/>
-      <w:pPr>
-        <w:tabs>
-          <w:tab w:val="num" w:pos="6480"/>
-        </w:tabs>
-        <w:ind w:left="6480" w:hanging="360"/>
-      </w:pPr>
-    </w:lvl>
-  </w:abstractNum>
-  <w:abstractNum w:abstractNumId="23" w15:restartNumberingAfterBreak="0">
-    <w:nsid w:val="570E0CF8"/>
-    <w:multiLevelType w:val="multilevel"/>
-    <w:tmpl w:val="7398FBD8"/>
-    <w:lvl w:ilvl="0">
-      <w:start w:val="1"/>
-      <w:numFmt w:val="bullet"/>
-      <w:lvlText w:val=""/>
-      <w:lvlJc w:val="left"/>
-      <w:pPr>
-        <w:tabs>
-          <w:tab w:val="num" w:pos="720"/>
-        </w:tabs>
-        <w:ind w:left="720" w:hanging="360"/>
-      </w:pPr>
-      <w:rPr>
-        <w:rFonts w:ascii="Symbol" w:hAnsi="Symbol" w:hint="default"/>
-        <w:sz w:val="20"/>
-      </w:rPr>
-    </w:lvl>
-    <w:lvl w:ilvl="1" w:tentative="1">
-      <w:start w:val="1"/>
-      <w:numFmt w:val="bullet"/>
-      <w:lvlText w:val="o"/>
-      <w:lvlJc w:val="left"/>
-      <w:pPr>
-        <w:tabs>
-          <w:tab w:val="num" w:pos="1440"/>
-        </w:tabs>
-        <w:ind w:left="1440" w:hanging="360"/>
-      </w:pPr>
-      <w:rPr>
-        <w:rFonts w:ascii="Courier New" w:hAnsi="Courier New" w:hint="default"/>
-        <w:sz w:val="20"/>
-      </w:rPr>
-    </w:lvl>
-    <w:lvl w:ilvl="2" w:tentative="1">
-      <w:start w:val="1"/>
-      <w:numFmt w:val="bullet"/>
-      <w:lvlText w:val=""/>
-      <w:lvlJc w:val="left"/>
-      <w:pPr>
-        <w:tabs>
-          <w:tab w:val="num" w:pos="2160"/>
-        </w:tabs>
-        <w:ind w:left="2160" w:hanging="360"/>
-      </w:pPr>
-      <w:rPr>
-        <w:rFonts w:ascii="Wingdings" w:hAnsi="Wingdings" w:hint="default"/>
-        <w:sz w:val="20"/>
-      </w:rPr>
-    </w:lvl>
-    <w:lvl w:ilvl="3" w:tentative="1">
-      <w:start w:val="1"/>
-      <w:numFmt w:val="bullet"/>
-      <w:lvlText w:val=""/>
-      <w:lvlJc w:val="left"/>
-      <w:pPr>
-        <w:tabs>
-          <w:tab w:val="num" w:pos="2880"/>
-        </w:tabs>
-        <w:ind w:left="2880" w:hanging="360"/>
-      </w:pPr>
-      <w:rPr>
-        <w:rFonts w:ascii="Wingdings" w:hAnsi="Wingdings" w:hint="default"/>
-        <w:sz w:val="20"/>
-      </w:rPr>
-    </w:lvl>
-    <w:lvl w:ilvl="4" w:tentative="1">
-      <w:start w:val="1"/>
-      <w:numFmt w:val="bullet"/>
-      <w:lvlText w:val=""/>
-      <w:lvlJc w:val="left"/>
-      <w:pPr>
-        <w:tabs>
-          <w:tab w:val="num" w:pos="3600"/>
-        </w:tabs>
-        <w:ind w:left="3600" w:hanging="360"/>
-      </w:pPr>
-      <w:rPr>
-        <w:rFonts w:ascii="Wingdings" w:hAnsi="Wingdings" w:hint="default"/>
-        <w:sz w:val="20"/>
-      </w:rPr>
-    </w:lvl>
-    <w:lvl w:ilvl="5" w:tentative="1">
-      <w:start w:val="1"/>
-      <w:numFmt w:val="bullet"/>
-      <w:lvlText w:val=""/>
-      <w:lvlJc w:val="left"/>
-      <w:pPr>
-        <w:tabs>
-          <w:tab w:val="num" w:pos="4320"/>
-        </w:tabs>
-        <w:ind w:left="4320" w:hanging="360"/>
-      </w:pPr>
-      <w:rPr>
-        <w:rFonts w:ascii="Wingdings" w:hAnsi="Wingdings" w:hint="default"/>
-        <w:sz w:val="20"/>
-      </w:rPr>
-    </w:lvl>
-    <w:lvl w:ilvl="6" w:tentative="1">
-      <w:start w:val="1"/>
-      <w:numFmt w:val="bullet"/>
-      <w:lvlText w:val=""/>
-      <w:lvlJc w:val="left"/>
-      <w:pPr>
-        <w:tabs>
-          <w:tab w:val="num" w:pos="5040"/>
-        </w:tabs>
-        <w:ind w:left="5040" w:hanging="360"/>
-      </w:pPr>
-      <w:rPr>
-        <w:rFonts w:ascii="Wingdings" w:hAnsi="Wingdings" w:hint="default"/>
-        <w:sz w:val="20"/>
-      </w:rPr>
-    </w:lvl>
-    <w:lvl w:ilvl="7" w:tentative="1">
-      <w:start w:val="1"/>
-      <w:numFmt w:val="bullet"/>
-      <w:lvlText w:val=""/>
-      <w:lvlJc w:val="left"/>
-      <w:pPr>
-        <w:tabs>
-          <w:tab w:val="num" w:pos="5760"/>
-        </w:tabs>
-        <w:ind w:left="5760" w:hanging="360"/>
-      </w:pPr>
-      <w:rPr>
-        <w:rFonts w:ascii="Wingdings" w:hAnsi="Wingdings" w:hint="default"/>
-        <w:sz w:val="20"/>
-      </w:rPr>
-    </w:lvl>
-    <w:lvl w:ilvl="8" w:tentative="1">
-      <w:start w:val="1"/>
-      <w:numFmt w:val="bullet"/>
-      <w:lvlText w:val=""/>
-      <w:lvlJc w:val="left"/>
-      <w:pPr>
-        <w:tabs>
-          <w:tab w:val="num" w:pos="6480"/>
-        </w:tabs>
-        <w:ind w:left="6480" w:hanging="360"/>
-      </w:pPr>
-      <w:rPr>
-        <w:rFonts w:ascii="Wingdings" w:hAnsi="Wingdings" w:hint="default"/>
-        <w:sz w:val="20"/>
-      </w:rPr>
-    </w:lvl>
-  </w:abstractNum>
-  <w:abstractNum w:abstractNumId="24" w15:restartNumberingAfterBreak="0">
-    <w:nsid w:val="60CD6DBF"/>
-    <w:multiLevelType w:val="multilevel"/>
-    <w:tmpl w:val="0D329B5C"/>
-    <w:lvl w:ilvl="0">
-      <w:start w:val="1"/>
-      <w:numFmt w:val="decimal"/>
-      <w:lvlText w:val="%1."/>
-      <w:lvlJc w:val="left"/>
-      <w:pPr>
-        <w:tabs>
-          <w:tab w:val="num" w:pos="720"/>
-        </w:tabs>
-        <w:ind w:left="720" w:hanging="360"/>
-      </w:pPr>
-    </w:lvl>
-    <w:lvl w:ilvl="1" w:tentative="1">
-      <w:start w:val="1"/>
-      <w:numFmt w:val="decimal"/>
-      <w:lvlText w:val="%2."/>
-      <w:lvlJc w:val="left"/>
-      <w:pPr>
-        <w:tabs>
-          <w:tab w:val="num" w:pos="1440"/>
-        </w:tabs>
-        <w:ind w:left="1440" w:hanging="360"/>
-      </w:pPr>
-    </w:lvl>
-    <w:lvl w:ilvl="2" w:tentative="1">
-      <w:start w:val="1"/>
-      <w:numFmt w:val="decimal"/>
-      <w:lvlText w:val="%3."/>
-      <w:lvlJc w:val="left"/>
-      <w:pPr>
-        <w:tabs>
-          <w:tab w:val="num" w:pos="2160"/>
-        </w:tabs>
-        <w:ind w:left="2160" w:hanging="360"/>
-      </w:pPr>
-    </w:lvl>
-    <w:lvl w:ilvl="3" w:tentative="1">
-      <w:start w:val="1"/>
-      <w:numFmt w:val="decimal"/>
-      <w:lvlText w:val="%4."/>
-      <w:lvlJc w:val="left"/>
-      <w:pPr>
-        <w:tabs>
-          <w:tab w:val="num" w:pos="2880"/>
-        </w:tabs>
-        <w:ind w:left="2880" w:hanging="360"/>
-      </w:pPr>
-    </w:lvl>
-    <w:lvl w:ilvl="4" w:tentative="1">
-      <w:start w:val="1"/>
-      <w:numFmt w:val="decimal"/>
-      <w:lvlText w:val="%5."/>
-      <w:lvlJc w:val="left"/>
-      <w:pPr>
-        <w:tabs>
-          <w:tab w:val="num" w:pos="3600"/>
-        </w:tabs>
-        <w:ind w:left="3600" w:hanging="360"/>
-      </w:pPr>
-    </w:lvl>
-    <w:lvl w:ilvl="5" w:tentative="1">
-      <w:start w:val="1"/>
-      <w:numFmt w:val="decimal"/>
-      <w:lvlText w:val="%6."/>
-      <w:lvlJc w:val="left"/>
-      <w:pPr>
-        <w:tabs>
-          <w:tab w:val="num" w:pos="4320"/>
-        </w:tabs>
-        <w:ind w:left="4320" w:hanging="360"/>
-      </w:pPr>
-    </w:lvl>
-    <w:lvl w:ilvl="6" w:tentative="1">
-      <w:start w:val="1"/>
-      <w:numFmt w:val="decimal"/>
-      <w:lvlText w:val="%7."/>
-      <w:lvlJc w:val="left"/>
-      <w:pPr>
-        <w:tabs>
-          <w:tab w:val="num" w:pos="5040"/>
-        </w:tabs>
-        <w:ind w:left="5040" w:hanging="360"/>
-      </w:pPr>
-    </w:lvl>
-    <w:lvl w:ilvl="7" w:tentative="1">
-      <w:start w:val="1"/>
-      <w:numFmt w:val="decimal"/>
-      <w:lvlText w:val="%8."/>
-      <w:lvlJc w:val="left"/>
-      <w:pPr>
-        <w:tabs>
-          <w:tab w:val="num" w:pos="5760"/>
-        </w:tabs>
-        <w:ind w:left="5760" w:hanging="360"/>
-      </w:pPr>
-    </w:lvl>
-    <w:lvl w:ilvl="8" w:tentative="1">
-      <w:start w:val="1"/>
-      <w:numFmt w:val="decimal"/>
-      <w:lvlText w:val="%9."/>
-      <w:lvlJc w:val="left"/>
-      <w:pPr>
-        <w:tabs>
-          <w:tab w:val="num" w:pos="6480"/>
-        </w:tabs>
-        <w:ind w:left="6480" w:hanging="360"/>
-      </w:pPr>
-    </w:lvl>
-  </w:abstractNum>
-  <w:abstractNum w:abstractNumId="25" w15:restartNumberingAfterBreak="0">
-    <w:nsid w:val="655F45D5"/>
-    <w:multiLevelType w:val="multilevel"/>
-    <w:tmpl w:val="70BECA14"/>
-    <w:lvl w:ilvl="0">
-      <w:start w:val="1"/>
-      <w:numFmt w:val="bullet"/>
-      <w:lvlText w:val=""/>
-      <w:lvlJc w:val="left"/>
-      <w:pPr>
-        <w:tabs>
-          <w:tab w:val="num" w:pos="720"/>
-        </w:tabs>
-        <w:ind w:left="720" w:hanging="360"/>
-      </w:pPr>
-      <w:rPr>
-        <w:rFonts w:ascii="Symbol" w:hAnsi="Symbol" w:hint="default"/>
-        <w:sz w:val="20"/>
-      </w:rPr>
-    </w:lvl>
-    <w:lvl w:ilvl="1" w:tentative="1">
-      <w:start w:val="1"/>
-      <w:numFmt w:val="bullet"/>
-      <w:lvlText w:val="o"/>
-      <w:lvlJc w:val="left"/>
-      <w:pPr>
-        <w:tabs>
-          <w:tab w:val="num" w:pos="1440"/>
-        </w:tabs>
-        <w:ind w:left="1440" w:hanging="360"/>
-      </w:pPr>
-      <w:rPr>
-        <w:rFonts w:ascii="Courier New" w:hAnsi="Courier New" w:hint="default"/>
-        <w:sz w:val="20"/>
-      </w:rPr>
-    </w:lvl>
-    <w:lvl w:ilvl="2" w:tentative="1">
-      <w:start w:val="1"/>
-      <w:numFmt w:val="bullet"/>
-      <w:lvlText w:val=""/>
-      <w:lvlJc w:val="left"/>
-      <w:pPr>
-        <w:tabs>
-          <w:tab w:val="num" w:pos="2160"/>
-        </w:tabs>
-        <w:ind w:left="2160" w:hanging="360"/>
-      </w:pPr>
-      <w:rPr>
-        <w:rFonts w:ascii="Wingdings" w:hAnsi="Wingdings" w:hint="default"/>
-        <w:sz w:val="20"/>
-      </w:rPr>
-    </w:lvl>
-    <w:lvl w:ilvl="3" w:tentative="1">
-      <w:start w:val="1"/>
-      <w:numFmt w:val="bullet"/>
-      <w:lvlText w:val=""/>
-      <w:lvlJc w:val="left"/>
-      <w:pPr>
-        <w:tabs>
-          <w:tab w:val="num" w:pos="2880"/>
-        </w:tabs>
-        <w:ind w:left="2880" w:hanging="360"/>
-      </w:pPr>
-      <w:rPr>
-        <w:rFonts w:ascii="Wingdings" w:hAnsi="Wingdings" w:hint="default"/>
-        <w:sz w:val="20"/>
-      </w:rPr>
-    </w:lvl>
-    <w:lvl w:ilvl="4" w:tentative="1">
-      <w:start w:val="1"/>
-      <w:numFmt w:val="bullet"/>
-      <w:lvlText w:val=""/>
-      <w:lvlJc w:val="left"/>
-      <w:pPr>
-        <w:tabs>
-          <w:tab w:val="num" w:pos="3600"/>
-        </w:tabs>
-        <w:ind w:left="3600" w:hanging="360"/>
-      </w:pPr>
-      <w:rPr>
-        <w:rFonts w:ascii="Wingdings" w:hAnsi="Wingdings" w:hint="default"/>
-        <w:sz w:val="20"/>
-      </w:rPr>
-    </w:lvl>
-    <w:lvl w:ilvl="5" w:tentative="1">
-      <w:start w:val="1"/>
-      <w:numFmt w:val="bullet"/>
-      <w:lvlText w:val=""/>
-      <w:lvlJc w:val="left"/>
-      <w:pPr>
-        <w:tabs>
-          <w:tab w:val="num" w:pos="4320"/>
-        </w:tabs>
-        <w:ind w:left="4320" w:hanging="360"/>
-      </w:pPr>
-      <w:rPr>
-        <w:rFonts w:ascii="Wingdings" w:hAnsi="Wingdings" w:hint="default"/>
-        <w:sz w:val="20"/>
-      </w:rPr>
-    </w:lvl>
-    <w:lvl w:ilvl="6" w:tentative="1">
-      <w:start w:val="1"/>
-      <w:numFmt w:val="bullet"/>
-      <w:lvlText w:val=""/>
-      <w:lvlJc w:val="left"/>
-      <w:pPr>
-        <w:tabs>
-          <w:tab w:val="num" w:pos="5040"/>
-        </w:tabs>
-        <w:ind w:left="5040" w:hanging="360"/>
-      </w:pPr>
-      <w:rPr>
-        <w:rFonts w:ascii="Wingdings" w:hAnsi="Wingdings" w:hint="default"/>
-        <w:sz w:val="20"/>
-      </w:rPr>
-    </w:lvl>
-    <w:lvl w:ilvl="7" w:tentative="1">
-      <w:start w:val="1"/>
-      <w:numFmt w:val="bullet"/>
-      <w:lvlText w:val=""/>
-      <w:lvlJc w:val="left"/>
-      <w:pPr>
-        <w:tabs>
-          <w:tab w:val="num" w:pos="5760"/>
-        </w:tabs>
-        <w:ind w:left="5760" w:hanging="360"/>
-      </w:pPr>
-      <w:rPr>
-        <w:rFonts w:ascii="Wingdings" w:hAnsi="Wingdings" w:hint="default"/>
-        <w:sz w:val="20"/>
-      </w:rPr>
-    </w:lvl>
-    <w:lvl w:ilvl="8" w:tentative="1">
-      <w:start w:val="1"/>
-      <w:numFmt w:val="bullet"/>
-      <w:lvlText w:val=""/>
-      <w:lvlJc w:val="left"/>
-      <w:pPr>
-        <w:tabs>
-          <w:tab w:val="num" w:pos="6480"/>
-        </w:tabs>
-        <w:ind w:left="6480" w:hanging="360"/>
-      </w:pPr>
-      <w:rPr>
-        <w:rFonts w:ascii="Wingdings" w:hAnsi="Wingdings" w:hint="default"/>
-        <w:sz w:val="20"/>
-      </w:rPr>
-    </w:lvl>
-  </w:abstractNum>
-  <w:abstractNum w:abstractNumId="26" w15:restartNumberingAfterBreak="0">
-    <w:nsid w:val="6B6724EE"/>
-    <w:multiLevelType w:val="multilevel"/>
-    <w:tmpl w:val="F7783750"/>
-    <w:lvl w:ilvl="0">
-      <w:start w:val="1"/>
-      <w:numFmt w:val="bullet"/>
-      <w:lvlText w:val=""/>
-      <w:lvlJc w:val="left"/>
-      <w:pPr>
-        <w:tabs>
-          <w:tab w:val="num" w:pos="720"/>
-        </w:tabs>
-        <w:ind w:left="720" w:hanging="360"/>
-      </w:pPr>
-      <w:rPr>
-        <w:rFonts w:ascii="Symbol" w:hAnsi="Symbol" w:hint="default"/>
-        <w:sz w:val="20"/>
-      </w:rPr>
-    </w:lvl>
-    <w:lvl w:ilvl="1" w:tentative="1">
-      <w:start w:val="1"/>
-      <w:numFmt w:val="bullet"/>
-      <w:lvlText w:val="o"/>
-      <w:lvlJc w:val="left"/>
-      <w:pPr>
-        <w:tabs>
-          <w:tab w:val="num" w:pos="1440"/>
-        </w:tabs>
-        <w:ind w:left="1440" w:hanging="360"/>
-      </w:pPr>
-      <w:rPr>
-        <w:rFonts w:ascii="Courier New" w:hAnsi="Courier New" w:hint="default"/>
-        <w:sz w:val="20"/>
-      </w:rPr>
-    </w:lvl>
-    <w:lvl w:ilvl="2" w:tentative="1">
-      <w:start w:val="1"/>
-      <w:numFmt w:val="bullet"/>
-      <w:lvlText w:val=""/>
-      <w:lvlJc w:val="left"/>
-      <w:pPr>
-        <w:tabs>
-          <w:tab w:val="num" w:pos="2160"/>
-        </w:tabs>
-        <w:ind w:left="2160" w:hanging="360"/>
-      </w:pPr>
-      <w:rPr>
-        <w:rFonts w:ascii="Wingdings" w:hAnsi="Wingdings" w:hint="default"/>
-        <w:sz w:val="20"/>
-      </w:rPr>
-    </w:lvl>
-    <w:lvl w:ilvl="3" w:tentative="1">
-      <w:start w:val="1"/>
-      <w:numFmt w:val="bullet"/>
-      <w:lvlText w:val=""/>
-      <w:lvlJc w:val="left"/>
-      <w:pPr>
-        <w:tabs>
-          <w:tab w:val="num" w:pos="2880"/>
-        </w:tabs>
-        <w:ind w:left="2880" w:hanging="360"/>
-      </w:pPr>
-      <w:rPr>
-        <w:rFonts w:ascii="Wingdings" w:hAnsi="Wingdings" w:hint="default"/>
-        <w:sz w:val="20"/>
-      </w:rPr>
-    </w:lvl>
-    <w:lvl w:ilvl="4" w:tentative="1">
-      <w:start w:val="1"/>
-      <w:numFmt w:val="bullet"/>
-      <w:lvlText w:val=""/>
-      <w:lvlJc w:val="left"/>
-      <w:pPr>
-        <w:tabs>
-          <w:tab w:val="num" w:pos="3600"/>
-        </w:tabs>
-        <w:ind w:left="3600" w:hanging="360"/>
-      </w:pPr>
-      <w:rPr>
-        <w:rFonts w:ascii="Wingdings" w:hAnsi="Wingdings" w:hint="default"/>
-        <w:sz w:val="20"/>
-      </w:rPr>
-    </w:lvl>
-    <w:lvl w:ilvl="5" w:tentative="1">
-      <w:start w:val="1"/>
-      <w:numFmt w:val="bullet"/>
-      <w:lvlText w:val=""/>
-      <w:lvlJc w:val="left"/>
-      <w:pPr>
-        <w:tabs>
-          <w:tab w:val="num" w:pos="4320"/>
-        </w:tabs>
-        <w:ind w:left="4320" w:hanging="360"/>
-      </w:pPr>
-      <w:rPr>
-        <w:rFonts w:ascii="Wingdings" w:hAnsi="Wingdings" w:hint="default"/>
-        <w:sz w:val="20"/>
-      </w:rPr>
-    </w:lvl>
-    <w:lvl w:ilvl="6" w:tentative="1">
-      <w:start w:val="1"/>
-      <w:numFmt w:val="bullet"/>
-      <w:lvlText w:val=""/>
-      <w:lvlJc w:val="left"/>
-      <w:pPr>
-        <w:tabs>
-          <w:tab w:val="num" w:pos="5040"/>
-        </w:tabs>
-        <w:ind w:left="5040" w:hanging="360"/>
-      </w:pPr>
-      <w:rPr>
-        <w:rFonts w:ascii="Wingdings" w:hAnsi="Wingdings" w:hint="default"/>
-        <w:sz w:val="20"/>
-      </w:rPr>
-    </w:lvl>
-    <w:lvl w:ilvl="7" w:tentative="1">
-      <w:start w:val="1"/>
-      <w:numFmt w:val="bullet"/>
-      <w:lvlText w:val=""/>
-      <w:lvlJc w:val="left"/>
-      <w:pPr>
-        <w:tabs>
-          <w:tab w:val="num" w:pos="5760"/>
-        </w:tabs>
-        <w:ind w:left="5760" w:hanging="360"/>
-      </w:pPr>
-      <w:rPr>
-        <w:rFonts w:ascii="Wingdings" w:hAnsi="Wingdings" w:hint="default"/>
-        <w:sz w:val="20"/>
-      </w:rPr>
-    </w:lvl>
-    <w:lvl w:ilvl="8" w:tentative="1">
-      <w:start w:val="1"/>
-      <w:numFmt w:val="bullet"/>
-      <w:lvlText w:val=""/>
-      <w:lvlJc w:val="left"/>
-      <w:pPr>
-        <w:tabs>
-          <w:tab w:val="num" w:pos="6480"/>
-        </w:tabs>
-        <w:ind w:left="6480" w:hanging="360"/>
-      </w:pPr>
-      <w:rPr>
-        <w:rFonts w:ascii="Wingdings" w:hAnsi="Wingdings" w:hint="default"/>
-        <w:sz w:val="20"/>
-      </w:rPr>
-    </w:lvl>
-  </w:abstractNum>
-  <w:abstractNum w:abstractNumId="27" w15:restartNumberingAfterBreak="0">
-    <w:nsid w:val="6BDB7FB7"/>
-    <w:multiLevelType w:val="multilevel"/>
-    <w:tmpl w:val="A412DF28"/>
-    <w:lvl w:ilvl="0">
-      <w:start w:val="1"/>
-      <w:numFmt w:val="bullet"/>
-      <w:lvlText w:val=""/>
-      <w:lvlJc w:val="left"/>
-      <w:pPr>
-        <w:tabs>
-          <w:tab w:val="num" w:pos="720"/>
-        </w:tabs>
-        <w:ind w:left="720" w:hanging="360"/>
-      </w:pPr>
-      <w:rPr>
-        <w:rFonts w:ascii="Symbol" w:hAnsi="Symbol" w:hint="default"/>
-        <w:sz w:val="20"/>
-      </w:rPr>
-    </w:lvl>
-    <w:lvl w:ilvl="1" w:tentative="1">
-      <w:start w:val="1"/>
-      <w:numFmt w:val="bullet"/>
-      <w:lvlText w:val="o"/>
-      <w:lvlJc w:val="left"/>
-      <w:pPr>
-        <w:tabs>
-          <w:tab w:val="num" w:pos="1440"/>
-        </w:tabs>
-        <w:ind w:left="1440" w:hanging="360"/>
-      </w:pPr>
-      <w:rPr>
-        <w:rFonts w:ascii="Courier New" w:hAnsi="Courier New" w:hint="default"/>
-        <w:sz w:val="20"/>
-      </w:rPr>
-    </w:lvl>
-    <w:lvl w:ilvl="2" w:tentative="1">
-      <w:start w:val="1"/>
-      <w:numFmt w:val="bullet"/>
-      <w:lvlText w:val=""/>
-      <w:lvlJc w:val="left"/>
-      <w:pPr>
-        <w:tabs>
-          <w:tab w:val="num" w:pos="2160"/>
-        </w:tabs>
-        <w:ind w:left="2160" w:hanging="360"/>
-      </w:pPr>
-      <w:rPr>
-        <w:rFonts w:ascii="Wingdings" w:hAnsi="Wingdings" w:hint="default"/>
-        <w:sz w:val="20"/>
-      </w:rPr>
-    </w:lvl>
-    <w:lvl w:ilvl="3" w:tentative="1">
-      <w:start w:val="1"/>
-      <w:numFmt w:val="bullet"/>
-      <w:lvlText w:val=""/>
-      <w:lvlJc w:val="left"/>
-      <w:pPr>
-        <w:tabs>
-          <w:tab w:val="num" w:pos="2880"/>
-        </w:tabs>
-        <w:ind w:left="2880" w:hanging="360"/>
-      </w:pPr>
-      <w:rPr>
-        <w:rFonts w:ascii="Wingdings" w:hAnsi="Wingdings" w:hint="default"/>
-        <w:sz w:val="20"/>
-      </w:rPr>
-    </w:lvl>
-    <w:lvl w:ilvl="4" w:tentative="1">
-      <w:start w:val="1"/>
-      <w:numFmt w:val="bullet"/>
-      <w:lvlText w:val=""/>
-      <w:lvlJc w:val="left"/>
-      <w:pPr>
-        <w:tabs>
-          <w:tab w:val="num" w:pos="3600"/>
-        </w:tabs>
-        <w:ind w:left="3600" w:hanging="360"/>
-      </w:pPr>
-      <w:rPr>
-        <w:rFonts w:ascii="Wingdings" w:hAnsi="Wingdings" w:hint="default"/>
-        <w:sz w:val="20"/>
-      </w:rPr>
-    </w:lvl>
-    <w:lvl w:ilvl="5" w:tentative="1">
-      <w:start w:val="1"/>
-      <w:numFmt w:val="bullet"/>
-      <w:lvlText w:val=""/>
-      <w:lvlJc w:val="left"/>
-      <w:pPr>
-        <w:tabs>
-          <w:tab w:val="num" w:pos="4320"/>
-        </w:tabs>
-        <w:ind w:left="4320" w:hanging="360"/>
-      </w:pPr>
-      <w:rPr>
-        <w:rFonts w:ascii="Wingdings" w:hAnsi="Wingdings" w:hint="default"/>
-        <w:sz w:val="20"/>
-      </w:rPr>
-    </w:lvl>
-    <w:lvl w:ilvl="6" w:tentative="1">
-      <w:start w:val="1"/>
-      <w:numFmt w:val="bullet"/>
-      <w:lvlText w:val=""/>
-      <w:lvlJc w:val="left"/>
-      <w:pPr>
-        <w:tabs>
-          <w:tab w:val="num" w:pos="5040"/>
-        </w:tabs>
-        <w:ind w:left="5040" w:hanging="360"/>
-      </w:pPr>
-      <w:rPr>
-        <w:rFonts w:ascii="Wingdings" w:hAnsi="Wingdings" w:hint="default"/>
-        <w:sz w:val="20"/>
-      </w:rPr>
-    </w:lvl>
-    <w:lvl w:ilvl="7" w:tentative="1">
-      <w:start w:val="1"/>
-      <w:numFmt w:val="bullet"/>
-      <w:lvlText w:val=""/>
-      <w:lvlJc w:val="left"/>
-      <w:pPr>
-        <w:tabs>
-          <w:tab w:val="num" w:pos="5760"/>
-        </w:tabs>
-        <w:ind w:left="5760" w:hanging="360"/>
-      </w:pPr>
-      <w:rPr>
-        <w:rFonts w:ascii="Wingdings" w:hAnsi="Wingdings" w:hint="default"/>
-        <w:sz w:val="20"/>
-      </w:rPr>
-    </w:lvl>
-    <w:lvl w:ilvl="8" w:tentative="1">
-      <w:start w:val="1"/>
-      <w:numFmt w:val="bullet"/>
-      <w:lvlText w:val=""/>
-      <w:lvlJc w:val="left"/>
-      <w:pPr>
-        <w:tabs>
-          <w:tab w:val="num" w:pos="6480"/>
-        </w:tabs>
-        <w:ind w:left="6480" w:hanging="360"/>
-      </w:pPr>
-      <w:rPr>
-        <w:rFonts w:ascii="Wingdings" w:hAnsi="Wingdings" w:hint="default"/>
-        <w:sz w:val="20"/>
-      </w:rPr>
-    </w:lvl>
-  </w:abstractNum>
-  <w:abstractNum w:abstractNumId="28" w15:restartNumberingAfterBreak="0">
-    <w:nsid w:val="6F4E41B6"/>
-    <w:multiLevelType w:val="multilevel"/>
-    <w:tmpl w:val="4C466D64"/>
-    <w:lvl w:ilvl="0">
-      <w:start w:val="1"/>
-      <w:numFmt w:val="bullet"/>
-      <w:lvlText w:val=""/>
-      <w:lvlJc w:val="left"/>
-      <w:pPr>
-        <w:tabs>
-          <w:tab w:val="num" w:pos="720"/>
-        </w:tabs>
-        <w:ind w:left="720" w:hanging="360"/>
-      </w:pPr>
-      <w:rPr>
-        <w:rFonts w:ascii="Symbol" w:hAnsi="Symbol" w:hint="default"/>
-        <w:sz w:val="20"/>
-      </w:rPr>
-    </w:lvl>
-    <w:lvl w:ilvl="1" w:tentative="1">
-      <w:start w:val="1"/>
-      <w:numFmt w:val="bullet"/>
-      <w:lvlText w:val="o"/>
-      <w:lvlJc w:val="left"/>
-      <w:pPr>
-        <w:tabs>
-          <w:tab w:val="num" w:pos="1440"/>
-        </w:tabs>
-        <w:ind w:left="1440" w:hanging="360"/>
-      </w:pPr>
-      <w:rPr>
-        <w:rFonts w:ascii="Courier New" w:hAnsi="Courier New" w:hint="default"/>
-        <w:sz w:val="20"/>
-      </w:rPr>
-    </w:lvl>
-    <w:lvl w:ilvl="2" w:tentative="1">
-      <w:start w:val="1"/>
-      <w:numFmt w:val="bullet"/>
-      <w:lvlText w:val=""/>
-      <w:lvlJc w:val="left"/>
-      <w:pPr>
-        <w:tabs>
-          <w:tab w:val="num" w:pos="2160"/>
-        </w:tabs>
-        <w:ind w:left="2160" w:hanging="360"/>
-      </w:pPr>
-      <w:rPr>
-        <w:rFonts w:ascii="Wingdings" w:hAnsi="Wingdings" w:hint="default"/>
-        <w:sz w:val="20"/>
-      </w:rPr>
-    </w:lvl>
-    <w:lvl w:ilvl="3" w:tentative="1">
-      <w:start w:val="1"/>
-      <w:numFmt w:val="bullet"/>
-      <w:lvlText w:val=""/>
-      <w:lvlJc w:val="left"/>
-      <w:pPr>
-        <w:tabs>
-          <w:tab w:val="num" w:pos="2880"/>
-        </w:tabs>
-        <w:ind w:left="2880" w:hanging="360"/>
-      </w:pPr>
-      <w:rPr>
-        <w:rFonts w:ascii="Wingdings" w:hAnsi="Wingdings" w:hint="default"/>
-        <w:sz w:val="20"/>
-      </w:rPr>
-    </w:lvl>
-    <w:lvl w:ilvl="4" w:tentative="1">
-      <w:start w:val="1"/>
-      <w:numFmt w:val="bullet"/>
-      <w:lvlText w:val=""/>
-      <w:lvlJc w:val="left"/>
-      <w:pPr>
-        <w:tabs>
-          <w:tab w:val="num" w:pos="3600"/>
-        </w:tabs>
-        <w:ind w:left="3600" w:hanging="360"/>
-      </w:pPr>
-      <w:rPr>
-        <w:rFonts w:ascii="Wingdings" w:hAnsi="Wingdings" w:hint="default"/>
-        <w:sz w:val="20"/>
-      </w:rPr>
-    </w:lvl>
-    <w:lvl w:ilvl="5" w:tentative="1">
-      <w:start w:val="1"/>
-      <w:numFmt w:val="bullet"/>
-      <w:lvlText w:val=""/>
-      <w:lvlJc w:val="left"/>
-      <w:pPr>
-        <w:tabs>
-          <w:tab w:val="num" w:pos="4320"/>
-        </w:tabs>
-        <w:ind w:left="4320" w:hanging="360"/>
-      </w:pPr>
-      <w:rPr>
-        <w:rFonts w:ascii="Wingdings" w:hAnsi="Wingdings" w:hint="default"/>
-        <w:sz w:val="20"/>
-      </w:rPr>
-    </w:lvl>
-    <w:lvl w:ilvl="6" w:tentative="1">
-      <w:start w:val="1"/>
-      <w:numFmt w:val="bullet"/>
-      <w:lvlText w:val=""/>
-      <w:lvlJc w:val="left"/>
-      <w:pPr>
-        <w:tabs>
-          <w:tab w:val="num" w:pos="5040"/>
-        </w:tabs>
-        <w:ind w:left="5040" w:hanging="360"/>
-      </w:pPr>
-      <w:rPr>
-        <w:rFonts w:ascii="Wingdings" w:hAnsi="Wingdings" w:hint="default"/>
-        <w:sz w:val="20"/>
-      </w:rPr>
-    </w:lvl>
-    <w:lvl w:ilvl="7" w:tentative="1">
-      <w:start w:val="1"/>
-      <w:numFmt w:val="bullet"/>
-      <w:lvlText w:val=""/>
-      <w:lvlJc w:val="left"/>
-      <w:pPr>
-        <w:tabs>
-          <w:tab w:val="num" w:pos="5760"/>
-        </w:tabs>
-        <w:ind w:left="5760" w:hanging="360"/>
-      </w:pPr>
-      <w:rPr>
-        <w:rFonts w:ascii="Wingdings" w:hAnsi="Wingdings" w:hint="default"/>
-        <w:sz w:val="20"/>
-      </w:rPr>
-    </w:lvl>
-    <w:lvl w:ilvl="8" w:tentative="1">
-      <w:start w:val="1"/>
-      <w:numFmt w:val="bullet"/>
-      <w:lvlText w:val=""/>
-      <w:lvlJc w:val="left"/>
-      <w:pPr>
-        <w:tabs>
-          <w:tab w:val="num" w:pos="6480"/>
-        </w:tabs>
-        <w:ind w:left="6480" w:hanging="360"/>
-      </w:pPr>
-      <w:rPr>
-        <w:rFonts w:ascii="Wingdings" w:hAnsi="Wingdings" w:hint="default"/>
-        <w:sz w:val="20"/>
-      </w:rPr>
-    </w:lvl>
-  </w:abstractNum>
-  <w:abstractNum w:abstractNumId="29" w15:restartNumberingAfterBreak="0">
-    <w:nsid w:val="76003F1A"/>
-    <w:multiLevelType w:val="multilevel"/>
-    <w:tmpl w:val="F000E5F2"/>
-    <w:lvl w:ilvl="0">
-      <w:start w:val="1"/>
-      <w:numFmt w:val="bullet"/>
-      <w:lvlText w:val=""/>
-      <w:lvlJc w:val="left"/>
-      <w:pPr>
-        <w:tabs>
-          <w:tab w:val="num" w:pos="720"/>
-        </w:tabs>
-        <w:ind w:left="720" w:hanging="360"/>
-      </w:pPr>
-      <w:rPr>
-        <w:rFonts w:ascii="Symbol" w:hAnsi="Symbol" w:hint="default"/>
-        <w:sz w:val="20"/>
-      </w:rPr>
-    </w:lvl>
-    <w:lvl w:ilvl="1" w:tentative="1">
-      <w:start w:val="1"/>
-      <w:numFmt w:val="bullet"/>
-      <w:lvlText w:val="o"/>
-      <w:lvlJc w:val="left"/>
-      <w:pPr>
-        <w:tabs>
-          <w:tab w:val="num" w:pos="1440"/>
-        </w:tabs>
-        <w:ind w:left="1440" w:hanging="360"/>
-      </w:pPr>
-      <w:rPr>
-        <w:rFonts w:ascii="Courier New" w:hAnsi="Courier New" w:hint="default"/>
-        <w:sz w:val="20"/>
-      </w:rPr>
-    </w:lvl>
-    <w:lvl w:ilvl="2" w:tentative="1">
-      <w:start w:val="1"/>
-      <w:numFmt w:val="bullet"/>
-      <w:lvlText w:val=""/>
-      <w:lvlJc w:val="left"/>
-      <w:pPr>
-        <w:tabs>
-          <w:tab w:val="num" w:pos="2160"/>
-        </w:tabs>
-        <w:ind w:left="2160" w:hanging="360"/>
-      </w:pPr>
-      <w:rPr>
-        <w:rFonts w:ascii="Wingdings" w:hAnsi="Wingdings" w:hint="default"/>
-        <w:sz w:val="20"/>
-      </w:rPr>
-    </w:lvl>
-    <w:lvl w:ilvl="3" w:tentative="1">
-      <w:start w:val="1"/>
-      <w:numFmt w:val="bullet"/>
-      <w:lvlText w:val=""/>
-      <w:lvlJc w:val="left"/>
-      <w:pPr>
-        <w:tabs>
-          <w:tab w:val="num" w:pos="2880"/>
-        </w:tabs>
-        <w:ind w:left="2880" w:hanging="360"/>
-      </w:pPr>
-      <w:rPr>
-        <w:rFonts w:ascii="Wingdings" w:hAnsi="Wingdings" w:hint="default"/>
-        <w:sz w:val="20"/>
-      </w:rPr>
-    </w:lvl>
-    <w:lvl w:ilvl="4" w:tentative="1">
-      <w:start w:val="1"/>
-      <w:numFmt w:val="bullet"/>
-      <w:lvlText w:val=""/>
-      <w:lvlJc w:val="left"/>
-      <w:pPr>
-        <w:tabs>
-          <w:tab w:val="num" w:pos="3600"/>
-        </w:tabs>
-        <w:ind w:left="3600" w:hanging="360"/>
-      </w:pPr>
-      <w:rPr>
-        <w:rFonts w:ascii="Wingdings" w:hAnsi="Wingdings" w:hint="default"/>
-        <w:sz w:val="20"/>
-      </w:rPr>
-    </w:lvl>
-    <w:lvl w:ilvl="5" w:tentative="1">
-      <w:start w:val="1"/>
-      <w:numFmt w:val="bullet"/>
-      <w:lvlText w:val=""/>
-      <w:lvlJc w:val="left"/>
-      <w:pPr>
-        <w:tabs>
-          <w:tab w:val="num" w:pos="4320"/>
-        </w:tabs>
-        <w:ind w:left="4320" w:hanging="360"/>
-      </w:pPr>
-      <w:rPr>
-        <w:rFonts w:ascii="Wingdings" w:hAnsi="Wingdings" w:hint="default"/>
-        <w:sz w:val="20"/>
-      </w:rPr>
-    </w:lvl>
-    <w:lvl w:ilvl="6" w:tentative="1">
-      <w:start w:val="1"/>
-      <w:numFmt w:val="bullet"/>
-      <w:lvlText w:val=""/>
-      <w:lvlJc w:val="left"/>
-      <w:pPr>
-        <w:tabs>
-          <w:tab w:val="num" w:pos="5040"/>
-        </w:tabs>
-        <w:ind w:left="5040" w:hanging="360"/>
-      </w:pPr>
-      <w:rPr>
-        <w:rFonts w:ascii="Wingdings" w:hAnsi="Wingdings" w:hint="default"/>
-        <w:sz w:val="20"/>
-      </w:rPr>
-    </w:lvl>
-    <w:lvl w:ilvl="7" w:tentative="1">
-      <w:start w:val="1"/>
-      <w:numFmt w:val="bullet"/>
-      <w:lvlText w:val=""/>
-      <w:lvlJc w:val="left"/>
-      <w:pPr>
-        <w:tabs>
-          <w:tab w:val="num" w:pos="5760"/>
-        </w:tabs>
-        <w:ind w:left="5760" w:hanging="360"/>
-      </w:pPr>
-      <w:rPr>
-        <w:rFonts w:ascii="Wingdings" w:hAnsi="Wingdings" w:hint="default"/>
-        <w:sz w:val="20"/>
-      </w:rPr>
-    </w:lvl>
-    <w:lvl w:ilvl="8" w:tentative="1">
-      <w:start w:val="1"/>
-      <w:numFmt w:val="bullet"/>
-      <w:lvlText w:val=""/>
-      <w:lvlJc w:val="left"/>
-      <w:pPr>
-        <w:tabs>
-          <w:tab w:val="num" w:pos="6480"/>
-        </w:tabs>
-        <w:ind w:left="6480" w:hanging="360"/>
-      </w:pPr>
-      <w:rPr>
-        <w:rFonts w:ascii="Wingdings" w:hAnsi="Wingdings" w:hint="default"/>
-        <w:sz w:val="20"/>
-      </w:rPr>
-    </w:lvl>
-  </w:abstractNum>
-  <w:abstractNum w:abstractNumId="30" w15:restartNumberingAfterBreak="0">
-    <w:nsid w:val="76B435B5"/>
-    <w:multiLevelType w:val="multilevel"/>
-    <w:tmpl w:val="192C070C"/>
-    <w:lvl w:ilvl="0">
-      <w:start w:val="1"/>
-      <w:numFmt w:val="bullet"/>
-      <w:lvlText w:val=""/>
-      <w:lvlJc w:val="left"/>
-      <w:pPr>
-        <w:tabs>
-          <w:tab w:val="num" w:pos="720"/>
-        </w:tabs>
-        <w:ind w:left="720" w:hanging="360"/>
-      </w:pPr>
-      <w:rPr>
-        <w:rFonts w:ascii="Symbol" w:hAnsi="Symbol" w:hint="default"/>
-        <w:sz w:val="20"/>
-      </w:rPr>
-    </w:lvl>
-    <w:lvl w:ilvl="1" w:tentative="1">
-      <w:start w:val="1"/>
-      <w:numFmt w:val="bullet"/>
-      <w:lvlText w:val="o"/>
-      <w:lvlJc w:val="left"/>
-      <w:pPr>
-        <w:tabs>
-          <w:tab w:val="num" w:pos="1440"/>
-        </w:tabs>
-        <w:ind w:left="1440" w:hanging="360"/>
-      </w:pPr>
-      <w:rPr>
-        <w:rFonts w:ascii="Courier New" w:hAnsi="Courier New" w:hint="default"/>
-        <w:sz w:val="20"/>
-      </w:rPr>
-    </w:lvl>
-    <w:lvl w:ilvl="2" w:tentative="1">
-      <w:start w:val="1"/>
-      <w:numFmt w:val="bullet"/>
-      <w:lvlText w:val=""/>
-      <w:lvlJc w:val="left"/>
-      <w:pPr>
-        <w:tabs>
-          <w:tab w:val="num" w:pos="2160"/>
-        </w:tabs>
-        <w:ind w:left="2160" w:hanging="360"/>
-      </w:pPr>
-      <w:rPr>
-        <w:rFonts w:ascii="Wingdings" w:hAnsi="Wingdings" w:hint="default"/>
-        <w:sz w:val="20"/>
-      </w:rPr>
-    </w:lvl>
-    <w:lvl w:ilvl="3" w:tentative="1">
-      <w:start w:val="1"/>
-      <w:numFmt w:val="bullet"/>
-      <w:lvlText w:val=""/>
-      <w:lvlJc w:val="left"/>
-      <w:pPr>
-        <w:tabs>
-          <w:tab w:val="num" w:pos="2880"/>
-        </w:tabs>
-        <w:ind w:left="2880" w:hanging="360"/>
-      </w:pPr>
-      <w:rPr>
-        <w:rFonts w:ascii="Wingdings" w:hAnsi="Wingdings" w:hint="default"/>
-        <w:sz w:val="20"/>
-      </w:rPr>
-    </w:lvl>
-    <w:lvl w:ilvl="4" w:tentative="1">
-      <w:start w:val="1"/>
-      <w:numFmt w:val="bullet"/>
-      <w:lvlText w:val=""/>
-      <w:lvlJc w:val="left"/>
-      <w:pPr>
-        <w:tabs>
-          <w:tab w:val="num" w:pos="3600"/>
-        </w:tabs>
-        <w:ind w:left="3600" w:hanging="360"/>
-      </w:pPr>
-      <w:rPr>
-        <w:rFonts w:ascii="Wingdings" w:hAnsi="Wingdings" w:hint="default"/>
-        <w:sz w:val="20"/>
-      </w:rPr>
-    </w:lvl>
-    <w:lvl w:ilvl="5" w:tentative="1">
-      <w:start w:val="1"/>
-      <w:numFmt w:val="bullet"/>
-      <w:lvlText w:val=""/>
-      <w:lvlJc w:val="left"/>
-      <w:pPr>
-        <w:tabs>
-          <w:tab w:val="num" w:pos="4320"/>
-        </w:tabs>
-        <w:ind w:left="4320" w:hanging="360"/>
-      </w:pPr>
-      <w:rPr>
-        <w:rFonts w:ascii="Wingdings" w:hAnsi="Wingdings" w:hint="default"/>
-        <w:sz w:val="20"/>
-      </w:rPr>
-    </w:lvl>
-    <w:lvl w:ilvl="6" w:tentative="1">
-      <w:start w:val="1"/>
-      <w:numFmt w:val="bullet"/>
-      <w:lvlText w:val=""/>
-      <w:lvlJc w:val="left"/>
-      <w:pPr>
-        <w:tabs>
-          <w:tab w:val="num" w:pos="5040"/>
-        </w:tabs>
-        <w:ind w:left="5040" w:hanging="360"/>
-      </w:pPr>
-      <w:rPr>
-        <w:rFonts w:ascii="Wingdings" w:hAnsi="Wingdings" w:hint="default"/>
-        <w:sz w:val="20"/>
-      </w:rPr>
-    </w:lvl>
-    <w:lvl w:ilvl="7" w:tentative="1">
-      <w:start w:val="1"/>
-      <w:numFmt w:val="bullet"/>
-      <w:lvlText w:val=""/>
-      <w:lvlJc w:val="left"/>
-      <w:pPr>
-        <w:tabs>
-          <w:tab w:val="num" w:pos="5760"/>
-        </w:tabs>
-        <w:ind w:left="5760" w:hanging="360"/>
-      </w:pPr>
-      <w:rPr>
-        <w:rFonts w:ascii="Wingdings" w:hAnsi="Wingdings" w:hint="default"/>
-        <w:sz w:val="20"/>
-      </w:rPr>
-    </w:lvl>
-    <w:lvl w:ilvl="8" w:tentative="1">
-      <w:start w:val="1"/>
-      <w:numFmt w:val="bullet"/>
-      <w:lvlText w:val=""/>
-      <w:lvlJc w:val="left"/>
-      <w:pPr>
-        <w:tabs>
-          <w:tab w:val="num" w:pos="6480"/>
-        </w:tabs>
-        <w:ind w:left="6480" w:hanging="360"/>
-      </w:pPr>
-      <w:rPr>
-        <w:rFonts w:ascii="Wingdings" w:hAnsi="Wingdings" w:hint="default"/>
-        <w:sz w:val="20"/>
-      </w:rPr>
-    </w:lvl>
-  </w:abstractNum>
-  <w:abstractNum w:abstractNumId="31" w15:restartNumberingAfterBreak="0">
-    <w:nsid w:val="77A67A4E"/>
-    <w:multiLevelType w:val="multilevel"/>
-    <w:tmpl w:val="B91A906E"/>
-    <w:lvl w:ilvl="0">
-      <w:start w:val="1"/>
-      <w:numFmt w:val="bullet"/>
-      <w:lvlText w:val=""/>
-      <w:lvlJc w:val="left"/>
-      <w:pPr>
-        <w:tabs>
-          <w:tab w:val="num" w:pos="720"/>
-        </w:tabs>
-        <w:ind w:left="720" w:hanging="360"/>
-      </w:pPr>
-      <w:rPr>
-        <w:rFonts w:ascii="Symbol" w:hAnsi="Symbol" w:hint="default"/>
-        <w:sz w:val="20"/>
-      </w:rPr>
-    </w:lvl>
-    <w:lvl w:ilvl="1" w:tentative="1">
-      <w:start w:val="1"/>
-      <w:numFmt w:val="bullet"/>
-      <w:lvlText w:val="o"/>
-      <w:lvlJc w:val="left"/>
-      <w:pPr>
-        <w:tabs>
-          <w:tab w:val="num" w:pos="1440"/>
-        </w:tabs>
-        <w:ind w:left="1440" w:hanging="360"/>
-      </w:pPr>
-      <w:rPr>
-        <w:rFonts w:ascii="Courier New" w:hAnsi="Courier New" w:hint="default"/>
-        <w:sz w:val="20"/>
-      </w:rPr>
-    </w:lvl>
-    <w:lvl w:ilvl="2" w:tentative="1">
-      <w:start w:val="1"/>
-      <w:numFmt w:val="bullet"/>
-      <w:lvlText w:val=""/>
-      <w:lvlJc w:val="left"/>
-      <w:pPr>
-        <w:tabs>
-          <w:tab w:val="num" w:pos="2160"/>
-        </w:tabs>
-        <w:ind w:left="2160" w:hanging="360"/>
-      </w:pPr>
-      <w:rPr>
-        <w:rFonts w:ascii="Wingdings" w:hAnsi="Wingdings" w:hint="default"/>
-        <w:sz w:val="20"/>
-      </w:rPr>
-    </w:lvl>
-    <w:lvl w:ilvl="3" w:tentative="1">
-      <w:start w:val="1"/>
-      <w:numFmt w:val="bullet"/>
-      <w:lvlText w:val=""/>
-      <w:lvlJc w:val="left"/>
-      <w:pPr>
-        <w:tabs>
-          <w:tab w:val="num" w:pos="2880"/>
-        </w:tabs>
-        <w:ind w:left="2880" w:hanging="360"/>
-      </w:pPr>
-      <w:rPr>
-        <w:rFonts w:ascii="Wingdings" w:hAnsi="Wingdings" w:hint="default"/>
-        <w:sz w:val="20"/>
-      </w:rPr>
-    </w:lvl>
-    <w:lvl w:ilvl="4" w:tentative="1">
-      <w:start w:val="1"/>
-      <w:numFmt w:val="bullet"/>
-      <w:lvlText w:val=""/>
-      <w:lvlJc w:val="left"/>
-      <w:pPr>
-        <w:tabs>
-          <w:tab w:val="num" w:pos="3600"/>
-        </w:tabs>
-        <w:ind w:left="3600" w:hanging="360"/>
-      </w:pPr>
-      <w:rPr>
-        <w:rFonts w:ascii="Wingdings" w:hAnsi="Wingdings" w:hint="default"/>
-        <w:sz w:val="20"/>
-      </w:rPr>
-    </w:lvl>
-    <w:lvl w:ilvl="5" w:tentative="1">
-      <w:start w:val="1"/>
-      <w:numFmt w:val="bullet"/>
-      <w:lvlText w:val=""/>
-      <w:lvlJc w:val="left"/>
-      <w:pPr>
-        <w:tabs>
-          <w:tab w:val="num" w:pos="4320"/>
-        </w:tabs>
-        <w:ind w:left="4320" w:hanging="360"/>
-      </w:pPr>
-      <w:rPr>
-        <w:rFonts w:ascii="Wingdings" w:hAnsi="Wingdings" w:hint="default"/>
-        <w:sz w:val="20"/>
-      </w:rPr>
-    </w:lvl>
-    <w:lvl w:ilvl="6" w:tentative="1">
-      <w:start w:val="1"/>
-      <w:numFmt w:val="bullet"/>
-      <w:lvlText w:val=""/>
-      <w:lvlJc w:val="left"/>
-      <w:pPr>
-        <w:tabs>
-          <w:tab w:val="num" w:pos="5040"/>
-        </w:tabs>
-        <w:ind w:left="5040" w:hanging="360"/>
-      </w:pPr>
-      <w:rPr>
-        <w:rFonts w:ascii="Wingdings" w:hAnsi="Wingdings" w:hint="default"/>
-        <w:sz w:val="20"/>
-      </w:rPr>
-    </w:lvl>
-    <w:lvl w:ilvl="7" w:tentative="1">
-      <w:start w:val="1"/>
-      <w:numFmt w:val="bullet"/>
-      <w:lvlText w:val=""/>
-      <w:lvlJc w:val="left"/>
-      <w:pPr>
-        <w:tabs>
-          <w:tab w:val="num" w:pos="5760"/>
-        </w:tabs>
-        <w:ind w:left="5760" w:hanging="360"/>
-      </w:pPr>
-      <w:rPr>
-        <w:rFonts w:ascii="Wingdings" w:hAnsi="Wingdings" w:hint="default"/>
-        <w:sz w:val="20"/>
-      </w:rPr>
-    </w:lvl>
-    <w:lvl w:ilvl="8" w:tentative="1">
-      <w:start w:val="1"/>
-      <w:numFmt w:val="bullet"/>
-      <w:lvlText w:val=""/>
-      <w:lvlJc w:val="left"/>
-      <w:pPr>
-        <w:tabs>
-          <w:tab w:val="num" w:pos="6480"/>
-        </w:tabs>
-        <w:ind w:left="6480" w:hanging="360"/>
-      </w:pPr>
-      <w:rPr>
-        <w:rFonts w:ascii="Wingdings" w:hAnsi="Wingdings" w:hint="default"/>
-        <w:sz w:val="20"/>
-      </w:rPr>
-    </w:lvl>
-  </w:abstractNum>
-  <w:num w:numId="1" w16cid:durableId="1634871249">
+  <w:num w:numId="1" w16cid:durableId="1545827754">
+    <w:abstractNumId w:val="0"/>
+  </w:num>
+  <w:num w:numId="2" w16cid:durableId="2140415132">
+    <w:abstractNumId w:val="27"/>
+  </w:num>
+  <w:num w:numId="3" w16cid:durableId="371540263">
+    <w:abstractNumId w:val="13"/>
+  </w:num>
+  <w:num w:numId="4" w16cid:durableId="2112581301">
+    <w:abstractNumId w:val="8"/>
+  </w:num>
+  <w:num w:numId="5" w16cid:durableId="2021154101">
+    <w:abstractNumId w:val="22"/>
+  </w:num>
+  <w:num w:numId="6" w16cid:durableId="85008010">
+    <w:abstractNumId w:val="33"/>
+  </w:num>
+  <w:num w:numId="7" w16cid:durableId="2004818637">
+    <w:abstractNumId w:val="19"/>
+  </w:num>
+  <w:num w:numId="8" w16cid:durableId="1141733732">
+    <w:abstractNumId w:val="20"/>
+  </w:num>
+  <w:num w:numId="9" w16cid:durableId="1638872008">
+    <w:abstractNumId w:val="12"/>
+  </w:num>
+  <w:num w:numId="10" w16cid:durableId="235825608">
+    <w:abstractNumId w:val="14"/>
+  </w:num>
+  <w:num w:numId="11" w16cid:durableId="1023047311">
+    <w:abstractNumId w:val="21"/>
+  </w:num>
+  <w:num w:numId="12" w16cid:durableId="1967731950">
+    <w:abstractNumId w:val="5"/>
+  </w:num>
+  <w:num w:numId="13" w16cid:durableId="1203442377">
+    <w:abstractNumId w:val="24"/>
+  </w:num>
+  <w:num w:numId="14" w16cid:durableId="1207332192">
+    <w:abstractNumId w:val="23"/>
+  </w:num>
+  <w:num w:numId="15" w16cid:durableId="1735540533">
+    <w:abstractNumId w:val="18"/>
+  </w:num>
+  <w:num w:numId="16" w16cid:durableId="1883247906">
+    <w:abstractNumId w:val="6"/>
+  </w:num>
+  <w:num w:numId="17" w16cid:durableId="1075014011">
+    <w:abstractNumId w:val="31"/>
+  </w:num>
+  <w:num w:numId="18" w16cid:durableId="1083796944">
+    <w:abstractNumId w:val="29"/>
+  </w:num>
+  <w:num w:numId="19" w16cid:durableId="1208301670">
+    <w:abstractNumId w:val="4"/>
+  </w:num>
+  <w:num w:numId="20" w16cid:durableId="303848957">
+    <w:abstractNumId w:val="28"/>
+  </w:num>
+  <w:num w:numId="21" w16cid:durableId="1118917478">
+    <w:abstractNumId w:val="1"/>
+  </w:num>
+  <w:num w:numId="22" w16cid:durableId="95950015">
+    <w:abstractNumId w:val="16"/>
+  </w:num>
+  <w:num w:numId="23" w16cid:durableId="1961643805">
+    <w:abstractNumId w:val="3"/>
+  </w:num>
+  <w:num w:numId="24" w16cid:durableId="601761955">
+    <w:abstractNumId w:val="26"/>
+  </w:num>
+  <w:num w:numId="25" w16cid:durableId="365251920">
+    <w:abstractNumId w:val="7"/>
+  </w:num>
+  <w:num w:numId="26" w16cid:durableId="250358763">
+    <w:abstractNumId w:val="11"/>
+  </w:num>
+  <w:num w:numId="27" w16cid:durableId="2080863631">
+    <w:abstractNumId w:val="2"/>
+  </w:num>
+  <w:num w:numId="28" w16cid:durableId="107630819">
+    <w:abstractNumId w:val="17"/>
+  </w:num>
+  <w:num w:numId="29" w16cid:durableId="800735553">
+    <w:abstractNumId w:val="25"/>
+  </w:num>
+  <w:num w:numId="30" w16cid:durableId="2078749157">
+    <w:abstractNumId w:val="9"/>
+  </w:num>
+  <w:num w:numId="31" w16cid:durableId="2071613244">
+    <w:abstractNumId w:val="30"/>
+  </w:num>
+  <w:num w:numId="32" w16cid:durableId="1267615803">
+    <w:abstractNumId w:val="15"/>
+  </w:num>
+  <w:num w:numId="33" w16cid:durableId="1312248389">
     <w:abstractNumId w:val="10"/>
   </w:num>
-  <w:num w:numId="2" w16cid:durableId="1656177946">
-    <w:abstractNumId w:val="16"/>
+  <w:num w:numId="34" w16cid:durableId="384372583">
+    <w:abstractNumId w:val="32"/>
   </w:num>
-  <w:num w:numId="3" w16cid:durableId="1227692000">
-    <w:abstractNumId w:val="12"/>
-  </w:num>
-  <w:num w:numId="4" w16cid:durableId="947084419">
-    <w:abstractNumId w:val="6"/>
-  </w:num>
-  <w:num w:numId="5" w16cid:durableId="1671174173">
-    <w:abstractNumId w:val="20"/>
-  </w:num>
-  <w:num w:numId="6" w16cid:durableId="404567433">
-    <w:abstractNumId w:val="22"/>
-  </w:num>
-  <w:num w:numId="7" w16cid:durableId="371349951">
-    <w:abstractNumId w:val="2"/>
-  </w:num>
-  <w:num w:numId="8" w16cid:durableId="750153050">
-    <w:abstractNumId w:val="18"/>
-  </w:num>
-  <w:num w:numId="9" w16cid:durableId="1023899869">
-    <w:abstractNumId w:val="26"/>
-  </w:num>
-  <w:num w:numId="10" w16cid:durableId="1684937052">
-    <w:abstractNumId w:val="4"/>
-  </w:num>
-  <w:num w:numId="11" w16cid:durableId="273757522">
-    <w:abstractNumId w:val="0"/>
-  </w:num>
-  <w:num w:numId="12" w16cid:durableId="1579249029">
-    <w:abstractNumId w:val="17"/>
-  </w:num>
-  <w:num w:numId="13" w16cid:durableId="1921865157">
-    <w:abstractNumId w:val="25"/>
-  </w:num>
-  <w:num w:numId="14" w16cid:durableId="934023393">
-    <w:abstractNumId w:val="7"/>
-  </w:num>
-  <w:num w:numId="15" w16cid:durableId="1090658908">
-    <w:abstractNumId w:val="14"/>
-  </w:num>
-  <w:num w:numId="16" w16cid:durableId="1371683961">
-    <w:abstractNumId w:val="27"/>
-  </w:num>
-  <w:num w:numId="17" w16cid:durableId="586886979">
-    <w:abstractNumId w:val="11"/>
-  </w:num>
-  <w:num w:numId="18" w16cid:durableId="286160810">
-    <w:abstractNumId w:val="23"/>
-  </w:num>
-  <w:num w:numId="19" w16cid:durableId="1759666897">
-    <w:abstractNumId w:val="5"/>
-  </w:num>
-  <w:num w:numId="20" w16cid:durableId="1522427776">
-    <w:abstractNumId w:val="19"/>
-  </w:num>
-  <w:num w:numId="21" w16cid:durableId="405228027">
-    <w:abstractNumId w:val="29"/>
-  </w:num>
-  <w:num w:numId="22" w16cid:durableId="713431380">
-    <w:abstractNumId w:val="31"/>
-  </w:num>
-  <w:num w:numId="23" w16cid:durableId="1360280434">
-    <w:abstractNumId w:val="24"/>
-  </w:num>
-  <w:num w:numId="24" w16cid:durableId="860626373">
-    <w:abstractNumId w:val="21"/>
-  </w:num>
-  <w:num w:numId="25" w16cid:durableId="13894540">
-    <w:abstractNumId w:val="15"/>
-  </w:num>
-  <w:num w:numId="26" w16cid:durableId="255946775">
-    <w:abstractNumId w:val="13"/>
-  </w:num>
-  <w:num w:numId="27" w16cid:durableId="1622953999">
-    <w:abstractNumId w:val="30"/>
-  </w:num>
-  <w:num w:numId="28" w16cid:durableId="728042396">
-    <w:abstractNumId w:val="8"/>
-  </w:num>
-  <w:num w:numId="29" w16cid:durableId="1718509764">
-    <w:abstractNumId w:val="1"/>
-  </w:num>
-  <w:num w:numId="30" w16cid:durableId="1052651231">
-    <w:abstractNumId w:val="3"/>
-  </w:num>
-  <w:num w:numId="31" w16cid:durableId="78406300">
-    <w:abstractNumId w:val="28"/>
-  </w:num>
-  <w:num w:numId="32" w16cid:durableId="954169662">
-    <w:abstractNumId w:val="9"/>
-  </w:num>
-  <w:numIdMacAtCleanup w:val="32"/>
+  <w:numIdMacAtCleanup w:val="34"/>
 </w:numbering>
 </file>
 
